--- a/docs/references/COMP8851_Verified_Paper_and_Code_Links_Updated.docx
+++ b/docs/references/COMP8851_Verified_Paper_and_Code_Links_Updated.docx
@@ -4,66 +4,152 @@
   <w:body>
     <w:p>
       <w:pPr>
-        <w:pStyle w:val="Title"/>
-        <w:jc w:val="left"/>
+        <w:spacing w:before="180" w:after="100"/>
       </w:pPr>
       <w:r>
-        <w:t>COMP8851 Verified Paper and Code Links</w:t>
+        <w:rPr>
+          <w:rFonts w:ascii="Calibri" w:hAnsi="Calibri"/>
+          <w:b/>
+          <w:color w:val="0B2545"/>
+          <w:sz w:val="48"/>
+        </w:rPr>
+        <w:t>Verified Paper and Code Register</w:t>
       </w:r>
     </w:p>
     <w:p>
       <w:pPr>
-        <w:pStyle w:val="Subtitle"/>
+        <w:spacing w:after="260"/>
       </w:pPr>
       <w:r>
-        <w:t>Current eight-model roster, benchmark-methodology references and reserve model</w:t>
+        <w:rPr>
+          <w:rFonts w:ascii="Calibri" w:hAnsi="Calibri"/>
+          <w:color w:val="5F6B7A"/>
+          <w:sz w:val="25"/>
+        </w:rPr>
+        <w:t>Authoritative identities for the current eight-model benchmark</w:t>
+      </w:r>
+    </w:p>
+    <w:p>
+      <w:pPr>
+        <w:spacing w:after="40"/>
+      </w:pPr>
+      <w:r>
+        <w:rPr>
+          <w:rFonts w:ascii="Calibri" w:hAnsi="Calibri"/>
+          <w:b/>
+          <w:color w:val="0B2545"/>
+          <w:sz w:val="20"/>
+        </w:rPr>
+        <w:t xml:space="preserve">Prepared for: </w:t>
+      </w:r>
+      <w:r>
+        <w:rPr>
+          <w:rFonts w:ascii="Calibri" w:hAnsi="Calibri"/>
+          <w:color w:val="0B2545"/>
+          <w:sz w:val="20"/>
+        </w:rPr>
+        <w:t>COMP8851 project team and Dr Venus Haghighi</w:t>
+      </w:r>
+    </w:p>
+    <w:p>
+      <w:pPr>
+        <w:spacing w:after="40"/>
+      </w:pPr>
+      <w:r>
+        <w:rPr>
+          <w:rFonts w:ascii="Calibri" w:hAnsi="Calibri"/>
+          <w:b/>
+          <w:color w:val="0B2545"/>
+          <w:sz w:val="20"/>
+        </w:rPr>
+        <w:t xml:space="preserve">Updated: </w:t>
+      </w:r>
+      <w:r>
+        <w:rPr>
+          <w:rFonts w:ascii="Calibri" w:hAnsi="Calibri"/>
+          <w:color w:val="0B2545"/>
+          <w:sz w:val="20"/>
+        </w:rPr>
+        <w:t>8 September 2026</w:t>
+      </w:r>
+    </w:p>
+    <w:p>
+      <w:pPr>
+        <w:spacing w:after="40"/>
+      </w:pPr>
+      <w:r>
+        <w:rPr>
+          <w:rFonts w:ascii="Calibri" w:hAnsi="Calibri"/>
+          <w:b/>
+          <w:color w:val="0B2545"/>
+          <w:sz w:val="20"/>
+        </w:rPr>
+        <w:t xml:space="preserve">Status: </w:t>
+      </w:r>
+      <w:r>
+        <w:rPr>
+          <w:rFonts w:ascii="Calibri" w:hAnsi="Calibri"/>
+          <w:color w:val="0B2545"/>
+          <w:sz w:val="20"/>
+        </w:rPr>
+        <w:t>Reference register v2 — replaces older mixed candidate lists for execution</w:t>
       </w:r>
     </w:p>
     <w:tbl>
       <w:tblPr>
-        <w:tblStyle w:val="TableGrid"/>
         <w:tblW w:type="dxa" w:w="9360"/>
         <w:jc w:val="left"/>
         <w:tblLayout w:type="fixed"/>
         <w:tblLook w:firstColumn="1" w:firstRow="1" w:lastColumn="0" w:lastRow="0" w:noHBand="0" w:noVBand="1" w:val="04A0"/>
         <w:tblInd w:w="120" w:type="dxa"/>
+        <w:tblBorders>
+          <w:top w:val="single" w:sz="6" w:space="0" w:color="B7C3D0"/>
+          <w:left w:val="single" w:sz="6" w:space="0" w:color="B7C3D0"/>
+          <w:bottom w:val="single" w:sz="6" w:space="0" w:color="B7C3D0"/>
+          <w:right w:val="single" w:sz="6" w:space="0" w:color="B7C3D0"/>
+          <w:insideH w:val="single" w:sz="6" w:space="0" w:color="B7C3D0"/>
+          <w:insideV w:val="single" w:sz="6" w:space="0" w:color="B7C3D0"/>
+        </w:tblBorders>
       </w:tblPr>
       <w:tblGrid>
         <w:gridCol w:w="9360"/>
       </w:tblGrid>
       <w:tr>
+        <w:trPr>
+          <w:cantSplit/>
+        </w:trPr>
         <w:tc>
           <w:tcPr>
             <w:tcW w:type="dxa" w:w="9360"/>
-            <w:vAlign w:val="center"/>
             <w:tcMar>
               <w:top w:w="80" w:type="dxa"/>
               <w:start w:w="120" w:type="dxa"/>
               <w:bottom w:w="80" w:type="dxa"/>
               <w:end w:w="120" w:type="dxa"/>
             </w:tcMar>
-            <w:shd w:fill="E7F4EA" w:val="clear"/>
+            <w:vAlign w:val="center"/>
+            <w:shd w:fill="EAF4EA"/>
           </w:tcPr>
           <w:p>
             <w:pPr>
-              <w:spacing w:after="0"/>
+              <w:pStyle w:val="TableText"/>
             </w:pPr>
             <w:r>
               <w:rPr>
                 <w:rFonts w:ascii="Calibri" w:hAnsi="Calibri"/>
                 <w:b/>
-                <w:color w:val="1F4D78"/>
-                <w:sz w:val="21"/>
+                <w:color w:val="0B2545"/>
+                <w:sz w:val="19"/>
               </w:rPr>
-              <w:t xml:space="preserve">Scope note: </w:t>
+              <w:t xml:space="preserve">Execution scope: </w:t>
             </w:r>
             <w:r>
               <w:rPr>
                 <w:rFonts w:ascii="Calibri" w:hAnsi="Calibri"/>
                 <w:color w:val="0B2545"/>
-                <w:sz w:val="21"/>
+                <w:sz w:val="19"/>
               </w:rPr>
-              <w:t>The eight detector entries below are implementation candidates. GADBench and BOND are benchmark precedents, and TROPICAL is the heterophily-method reference; those three are not counted among the eight detectors.</w:t>
+              <w:t>Use only the eight model rows below to initialise current model folders. Other papers remain background or reserves unless the team explicitly changes the roster.</w:t>
             </w:r>
           </w:p>
         </w:tc>
@@ -79,203 +165,1485 @@
         <w:pStyle w:val="Heading1"/>
       </w:pPr>
       <w:r>
-        <w:t>Selected implementation roster</w:t>
-      </w:r>
-    </w:p>
-    <w:p>
-      <w:pPr>
-        <w:pStyle w:val="Heading2"/>
-      </w:pPr>
-      <w:r>
-        <w:t>1. CARE-GNN - Dou et al., CIKM 2020</w:t>
+        <w:t>1. Current eight models</w:t>
       </w:r>
     </w:p>
     <w:tbl>
       <w:tblPr>
-        <w:tblStyle w:val="TableGrid"/>
         <w:tblW w:type="dxa" w:w="9360"/>
         <w:jc w:val="left"/>
         <w:tblLayout w:type="fixed"/>
         <w:tblLook w:firstColumn="1" w:firstRow="1" w:lastColumn="0" w:lastRow="0" w:noHBand="0" w:noVBand="1" w:val="04A0"/>
         <w:tblInd w:w="120" w:type="dxa"/>
+        <w:tblBorders>
+          <w:top w:val="single" w:sz="6" w:space="0" w:color="B7C3D0"/>
+          <w:left w:val="single" w:sz="6" w:space="0" w:color="B7C3D0"/>
+          <w:bottom w:val="single" w:sz="6" w:space="0" w:color="B7C3D0"/>
+          <w:right w:val="single" w:sz="6" w:space="0" w:color="B7C3D0"/>
+          <w:insideH w:val="single" w:sz="6" w:space="0" w:color="B7C3D0"/>
+          <w:insideV w:val="single" w:sz="6" w:space="0" w:color="B7C3D0"/>
+        </w:tblBorders>
       </w:tblPr>
       <w:tblGrid>
-        <w:gridCol w:w="2100"/>
-        <w:gridCol w:w="7260"/>
+        <w:gridCol w:w="1350"/>
+        <w:gridCol w:w="800"/>
+        <w:gridCol w:w="1450"/>
+        <w:gridCol w:w="2200"/>
+        <w:gridCol w:w="1400"/>
+        <w:gridCol w:w="2160"/>
       </w:tblGrid>
       <w:tr>
+        <w:trPr>
+          <w:cantSplit/>
+          <w:tblHeader w:val="true"/>
+        </w:trPr>
         <w:tc>
           <w:tcPr>
-            <w:tcW w:type="dxa" w:w="2100"/>
-            <w:vAlign w:val="center"/>
+            <w:tcW w:type="dxa" w:w="1350"/>
             <w:tcMar>
               <w:top w:w="80" w:type="dxa"/>
               <w:start w:w="120" w:type="dxa"/>
               <w:bottom w:w="80" w:type="dxa"/>
               <w:end w:w="120" w:type="dxa"/>
             </w:tcMar>
-            <w:shd w:fill="E8EEF5" w:val="clear"/>
+            <w:vAlign w:val="center"/>
+            <w:shd w:fill="E8EEF5"/>
           </w:tcPr>
           <w:p>
             <w:pPr>
-              <w:spacing w:before="0" w:after="0" w:line="259" w:lineRule="auto"/>
-              <w:jc w:val="left"/>
+              <w:pStyle w:val="TableText"/>
             </w:pPr>
-            <w:r/>
             <w:r>
               <w:rPr>
                 <w:rFonts w:ascii="Calibri" w:hAnsi="Calibri"/>
                 <w:b/>
                 <w:color w:val="0B2545"/>
-                <w:sz w:val="19"/>
+                <w:sz w:val="18"/>
               </w:rPr>
-              <w:t>Paper/DOI</w:t>
+              <w:t>Model</w:t>
             </w:r>
           </w:p>
         </w:tc>
         <w:tc>
           <w:tcPr>
-            <w:tcW w:type="dxa" w:w="7260"/>
-            <w:vAlign w:val="center"/>
+            <w:tcW w:type="dxa" w:w="800"/>
             <w:tcMar>
               <w:top w:w="80" w:type="dxa"/>
               <w:start w:w="120" w:type="dxa"/>
               <w:bottom w:w="80" w:type="dxa"/>
               <w:end w:w="120" w:type="dxa"/>
             </w:tcMar>
+            <w:vAlign w:val="center"/>
+            <w:shd w:fill="E8EEF5"/>
           </w:tcPr>
           <w:p>
             <w:pPr>
-              <w:spacing w:after="0"/>
+              <w:pStyle w:val="TableText"/>
             </w:pPr>
-            <w:r/>
-            <w:hyperlink r:id="rId11">
-              <w:r>
-                <w:rPr>
-                  <w:rFonts w:ascii="Calibri" w:hAnsi="Calibri"/>
-                  <w:color w:val="0563C1"/>
-                  <w:u w:val="single"/>
-                  <w:sz w:val="20"/>
-                </w:rPr>
-                <w:t>10.1145/3340531.3411903</w:t>
-              </w:r>
-            </w:hyperlink>
+            <w:r>
+              <w:rPr>
+                <w:rFonts w:ascii="Calibri" w:hAnsi="Calibri"/>
+                <w:b/>
+                <w:color w:val="0B2545"/>
+                <w:sz w:val="18"/>
+              </w:rPr>
+              <w:t>Year</w:t>
+            </w:r>
           </w:p>
         </w:tc>
-      </w:tr>
-      <w:tr>
         <w:tc>
           <w:tcPr>
-            <w:tcW w:type="dxa" w:w="2100"/>
-            <w:vAlign w:val="center"/>
+            <w:tcW w:type="dxa" w:w="1450"/>
             <w:tcMar>
               <w:top w:w="80" w:type="dxa"/>
               <w:start w:w="120" w:type="dxa"/>
               <w:bottom w:w="80" w:type="dxa"/>
               <w:end w:w="120" w:type="dxa"/>
             </w:tcMar>
-            <w:shd w:fill="E8EEF5" w:val="clear"/>
+            <w:vAlign w:val="center"/>
+            <w:shd w:fill="E8EEF5"/>
           </w:tcPr>
           <w:p>
             <w:pPr>
-              <w:spacing w:before="0" w:after="0" w:line="259" w:lineRule="auto"/>
-              <w:jc w:val="left"/>
+              <w:pStyle w:val="TableText"/>
             </w:pPr>
-            <w:r/>
             <w:r>
               <w:rPr>
                 <w:rFonts w:ascii="Calibri" w:hAnsi="Calibri"/>
                 <w:b/>
                 <w:color w:val="0B2545"/>
-                <w:sz w:val="19"/>
+                <w:sz w:val="18"/>
               </w:rPr>
-              <w:t>Official code</w:t>
+              <w:t>Venue</w:t>
             </w:r>
           </w:p>
         </w:tc>
         <w:tc>
           <w:tcPr>
-            <w:tcW w:type="dxa" w:w="7260"/>
-            <w:vAlign w:val="center"/>
+            <w:tcW w:type="dxa" w:w="2200"/>
             <w:tcMar>
               <w:top w:w="80" w:type="dxa"/>
               <w:start w:w="120" w:type="dxa"/>
               <w:bottom w:w="80" w:type="dxa"/>
               <w:end w:w="120" w:type="dxa"/>
             </w:tcMar>
+            <w:vAlign w:val="center"/>
+            <w:shd w:fill="E8EEF5"/>
           </w:tcPr>
           <w:p>
             <w:pPr>
-              <w:spacing w:after="0"/>
+              <w:pStyle w:val="TableText"/>
             </w:pPr>
-            <w:r/>
-            <w:hyperlink r:id="rId12">
-              <w:r>
-                <w:rPr>
-                  <w:rFonts w:ascii="Calibri" w:hAnsi="Calibri"/>
-                  <w:color w:val="0563C1"/>
-                  <w:u w:val="single"/>
-                  <w:sz w:val="20"/>
-                </w:rPr>
-                <w:t>YingtongDou/CARE-GNN</w:t>
-              </w:r>
-            </w:hyperlink>
+            <w:r>
+              <w:rPr>
+                <w:rFonts w:ascii="Calibri" w:hAnsi="Calibri"/>
+                <w:b/>
+                <w:color w:val="0B2545"/>
+                <w:sz w:val="18"/>
+              </w:rPr>
+              <w:t>Paper</w:t>
+            </w:r>
           </w:p>
         </w:tc>
-      </w:tr>
-      <w:tr>
         <w:tc>
           <w:tcPr>
-            <w:tcW w:type="dxa" w:w="2100"/>
-            <w:vAlign w:val="center"/>
+            <w:tcW w:type="dxa" w:w="1400"/>
             <w:tcMar>
               <w:top w:w="80" w:type="dxa"/>
               <w:start w:w="120" w:type="dxa"/>
               <w:bottom w:w="80" w:type="dxa"/>
               <w:end w:w="120" w:type="dxa"/>
             </w:tcMar>
-            <w:shd w:fill="E8EEF5" w:val="clear"/>
+            <w:vAlign w:val="center"/>
+            <w:shd w:fill="E8EEF5"/>
           </w:tcPr>
           <w:p>
             <w:pPr>
-              <w:spacing w:before="0" w:after="0" w:line="259" w:lineRule="auto"/>
-              <w:jc w:val="left"/>
+              <w:pStyle w:val="TableText"/>
             </w:pPr>
-            <w:r/>
             <w:r>
               <w:rPr>
                 <w:rFonts w:ascii="Calibri" w:hAnsi="Calibri"/>
                 <w:b/>
                 <w:color w:val="0B2545"/>
-                <w:sz w:val="19"/>
+                <w:sz w:val="18"/>
               </w:rPr>
-              <w:t>Project role</w:t>
+              <w:t>Code</w:t>
             </w:r>
           </w:p>
         </w:tc>
         <w:tc>
           <w:tcPr>
-            <w:tcW w:type="dxa" w:w="7260"/>
-            <w:vAlign w:val="center"/>
+            <w:tcW w:type="dxa" w:w="2160"/>
             <w:tcMar>
               <w:top w:w="80" w:type="dxa"/>
               <w:start w:w="120" w:type="dxa"/>
               <w:bottom w:w="80" w:type="dxa"/>
               <w:end w:w="120" w:type="dxa"/>
             </w:tcMar>
+            <w:vAlign w:val="center"/>
+            <w:shd w:fill="E8EEF5"/>
           </w:tcPr>
           <w:p>
             <w:pPr>
-              <w:spacing w:after="0"/>
+              <w:pStyle w:val="TableText"/>
             </w:pPr>
-            <w:r/>
+            <w:r>
+              <w:rPr>
+                <w:rFonts w:ascii="Calibri" w:hAnsi="Calibri"/>
+                <w:b/>
+                <w:color w:val="0B2545"/>
+                <w:sz w:val="18"/>
+              </w:rPr>
+              <w:t>Role / verification note</w:t>
+            </w:r>
+          </w:p>
+        </w:tc>
+      </w:tr>
+      <w:tr>
+        <w:trPr>
+          <w:cantSplit/>
+        </w:trPr>
+        <w:tc>
+          <w:tcPr>
+            <w:tcW w:type="dxa" w:w="1350"/>
+            <w:tcMar>
+              <w:top w:w="80" w:type="dxa"/>
+              <w:start w:w="120" w:type="dxa"/>
+              <w:bottom w:w="80" w:type="dxa"/>
+              <w:end w:w="120" w:type="dxa"/>
+            </w:tcMar>
+            <w:vAlign w:val="top"/>
+          </w:tcPr>
+          <w:p>
+            <w:pPr>
+              <w:pStyle w:val="TableText"/>
+            </w:pPr>
             <w:r>
               <w:rPr>
                 <w:rFonts w:ascii="Calibri" w:hAnsi="Calibri"/>
                 <w:color w:val="0B2545"/>
-                <w:sz w:val="19"/>
+                <w:sz w:val="18"/>
               </w:rPr>
-              <w:t>Foundational camouflage-resistant and multi-relation model; YelpChi and Amazon.</w:t>
+              <w:t>CARE-GNN</w:t>
+            </w:r>
+          </w:p>
+        </w:tc>
+        <w:tc>
+          <w:tcPr>
+            <w:tcW w:type="dxa" w:w="800"/>
+            <w:tcMar>
+              <w:top w:w="80" w:type="dxa"/>
+              <w:start w:w="120" w:type="dxa"/>
+              <w:bottom w:w="80" w:type="dxa"/>
+              <w:end w:w="120" w:type="dxa"/>
+            </w:tcMar>
+            <w:vAlign w:val="top"/>
+          </w:tcPr>
+          <w:p>
+            <w:pPr>
+              <w:pStyle w:val="TableText"/>
+            </w:pPr>
+            <w:r>
+              <w:rPr>
+                <w:rFonts w:ascii="Calibri" w:hAnsi="Calibri"/>
+                <w:color w:val="0B2545"/>
+                <w:sz w:val="18"/>
+              </w:rPr>
+              <w:t>2020</w:t>
+            </w:r>
+          </w:p>
+        </w:tc>
+        <w:tc>
+          <w:tcPr>
+            <w:tcW w:type="dxa" w:w="1450"/>
+            <w:tcMar>
+              <w:top w:w="80" w:type="dxa"/>
+              <w:start w:w="120" w:type="dxa"/>
+              <w:bottom w:w="80" w:type="dxa"/>
+              <w:end w:w="120" w:type="dxa"/>
+            </w:tcMar>
+            <w:vAlign w:val="top"/>
+          </w:tcPr>
+          <w:p>
+            <w:pPr>
+              <w:pStyle w:val="TableText"/>
+            </w:pPr>
+            <w:r>
+              <w:rPr>
+                <w:rFonts w:ascii="Calibri" w:hAnsi="Calibri"/>
+                <w:color w:val="0B2545"/>
+                <w:sz w:val="18"/>
+              </w:rPr>
+              <w:t>CIKM</w:t>
+            </w:r>
+          </w:p>
+        </w:tc>
+        <w:tc>
+          <w:tcPr>
+            <w:tcW w:type="dxa" w:w="2200"/>
+            <w:tcMar>
+              <w:top w:w="80" w:type="dxa"/>
+              <w:start w:w="120" w:type="dxa"/>
+              <w:bottom w:w="80" w:type="dxa"/>
+              <w:end w:w="120" w:type="dxa"/>
+            </w:tcMar>
+            <w:vAlign w:val="top"/>
+          </w:tcPr>
+          <w:p>
+            <w:pPr>
+              <w:pStyle w:val="TableText"/>
+            </w:pPr>
+            <w:hyperlink r:id="rId11">
+              <w:r>
+                <w:rPr>
+                  <w:color w:val="0563C1"/>
+                  <w:u w:val="single"/>
+                  <w:sz w:val="18"/>
+                  <w:rFonts w:ascii="Calibri" w:hAnsi="Calibri"/>
+                </w:rPr>
+                <w:t>DOI</w:t>
+              </w:r>
+            </w:hyperlink>
+          </w:p>
+        </w:tc>
+        <w:tc>
+          <w:tcPr>
+            <w:tcW w:type="dxa" w:w="1400"/>
+            <w:tcMar>
+              <w:top w:w="80" w:type="dxa"/>
+              <w:start w:w="120" w:type="dxa"/>
+              <w:bottom w:w="80" w:type="dxa"/>
+              <w:end w:w="120" w:type="dxa"/>
+            </w:tcMar>
+            <w:vAlign w:val="top"/>
+          </w:tcPr>
+          <w:p>
+            <w:pPr>
+              <w:pStyle w:val="TableText"/>
+            </w:pPr>
+            <w:hyperlink r:id="rId12">
+              <w:r>
+                <w:rPr>
+                  <w:color w:val="0563C1"/>
+                  <w:u w:val="single"/>
+                  <w:sz w:val="18"/>
+                  <w:rFonts w:ascii="Calibri" w:hAnsi="Calibri"/>
+                </w:rPr>
+                <w:t>GitHub</w:t>
+              </w:r>
+            </w:hyperlink>
+          </w:p>
+        </w:tc>
+        <w:tc>
+          <w:tcPr>
+            <w:tcW w:type="dxa" w:w="2160"/>
+            <w:tcMar>
+              <w:top w:w="80" w:type="dxa"/>
+              <w:start w:w="120" w:type="dxa"/>
+              <w:bottom w:w="80" w:type="dxa"/>
+              <w:end w:w="120" w:type="dxa"/>
+            </w:tcMar>
+            <w:vAlign w:val="top"/>
+          </w:tcPr>
+          <w:p>
+            <w:pPr>
+              <w:pStyle w:val="TableText"/>
+            </w:pPr>
+            <w:r>
+              <w:rPr>
+                <w:rFonts w:ascii="Calibri" w:hAnsi="Calibri"/>
+                <w:color w:val="0B2545"/>
+                <w:sz w:val="18"/>
+              </w:rPr>
+              <w:t>Foundational camouflage-resistant fraud GNN.</w:t>
+            </w:r>
+          </w:p>
+        </w:tc>
+      </w:tr>
+      <w:tr>
+        <w:trPr>
+          <w:cantSplit/>
+        </w:trPr>
+        <w:tc>
+          <w:tcPr>
+            <w:tcW w:type="dxa" w:w="1350"/>
+            <w:tcMar>
+              <w:top w:w="80" w:type="dxa"/>
+              <w:start w:w="120" w:type="dxa"/>
+              <w:bottom w:w="80" w:type="dxa"/>
+              <w:end w:w="120" w:type="dxa"/>
+            </w:tcMar>
+            <w:vAlign w:val="top"/>
+          </w:tcPr>
+          <w:p>
+            <w:pPr>
+              <w:pStyle w:val="TableText"/>
+            </w:pPr>
+            <w:r>
+              <w:rPr>
+                <w:rFonts w:ascii="Calibri" w:hAnsi="Calibri"/>
+                <w:color w:val="0B2545"/>
+                <w:sz w:val="18"/>
+              </w:rPr>
+              <w:t>FRAUDRE</w:t>
+            </w:r>
+          </w:p>
+        </w:tc>
+        <w:tc>
+          <w:tcPr>
+            <w:tcW w:type="dxa" w:w="800"/>
+            <w:tcMar>
+              <w:top w:w="80" w:type="dxa"/>
+              <w:start w:w="120" w:type="dxa"/>
+              <w:bottom w:w="80" w:type="dxa"/>
+              <w:end w:w="120" w:type="dxa"/>
+            </w:tcMar>
+            <w:vAlign w:val="top"/>
+          </w:tcPr>
+          <w:p>
+            <w:pPr>
+              <w:pStyle w:val="TableText"/>
+            </w:pPr>
+            <w:r>
+              <w:rPr>
+                <w:rFonts w:ascii="Calibri" w:hAnsi="Calibri"/>
+                <w:color w:val="0B2545"/>
+                <w:sz w:val="18"/>
+              </w:rPr>
+              <w:t>2021</w:t>
+            </w:r>
+          </w:p>
+        </w:tc>
+        <w:tc>
+          <w:tcPr>
+            <w:tcW w:type="dxa" w:w="1450"/>
+            <w:tcMar>
+              <w:top w:w="80" w:type="dxa"/>
+              <w:start w:w="120" w:type="dxa"/>
+              <w:bottom w:w="80" w:type="dxa"/>
+              <w:end w:w="120" w:type="dxa"/>
+            </w:tcMar>
+            <w:vAlign w:val="top"/>
+          </w:tcPr>
+          <w:p>
+            <w:pPr>
+              <w:pStyle w:val="TableText"/>
+            </w:pPr>
+            <w:r>
+              <w:rPr>
+                <w:rFonts w:ascii="Calibri" w:hAnsi="Calibri"/>
+                <w:color w:val="0B2545"/>
+                <w:sz w:val="18"/>
+              </w:rPr>
+              <w:t>ICDM</w:t>
+            </w:r>
+          </w:p>
+        </w:tc>
+        <w:tc>
+          <w:tcPr>
+            <w:tcW w:type="dxa" w:w="2200"/>
+            <w:tcMar>
+              <w:top w:w="80" w:type="dxa"/>
+              <w:start w:w="120" w:type="dxa"/>
+              <w:bottom w:w="80" w:type="dxa"/>
+              <w:end w:w="120" w:type="dxa"/>
+            </w:tcMar>
+            <w:vAlign w:val="top"/>
+          </w:tcPr>
+          <w:p>
+            <w:pPr>
+              <w:pStyle w:val="TableText"/>
+            </w:pPr>
+            <w:hyperlink r:id="rId13">
+              <w:r>
+                <w:rPr>
+                  <w:color w:val="0563C1"/>
+                  <w:u w:val="single"/>
+                  <w:sz w:val="18"/>
+                  <w:rFonts w:ascii="Calibri" w:hAnsi="Calibri"/>
+                </w:rPr>
+                <w:t>DOI</w:t>
+              </w:r>
+            </w:hyperlink>
+          </w:p>
+        </w:tc>
+        <w:tc>
+          <w:tcPr>
+            <w:tcW w:type="dxa" w:w="1400"/>
+            <w:tcMar>
+              <w:top w:w="80" w:type="dxa"/>
+              <w:start w:w="120" w:type="dxa"/>
+              <w:bottom w:w="80" w:type="dxa"/>
+              <w:end w:w="120" w:type="dxa"/>
+            </w:tcMar>
+            <w:vAlign w:val="top"/>
+          </w:tcPr>
+          <w:p>
+            <w:pPr>
+              <w:pStyle w:val="TableText"/>
+            </w:pPr>
+            <w:hyperlink r:id="rId14">
+              <w:r>
+                <w:rPr>
+                  <w:color w:val="0563C1"/>
+                  <w:u w:val="single"/>
+                  <w:sz w:val="18"/>
+                  <w:rFonts w:ascii="Calibri" w:hAnsi="Calibri"/>
+                </w:rPr>
+                <w:t>GitHub</w:t>
+              </w:r>
+            </w:hyperlink>
+          </w:p>
+        </w:tc>
+        <w:tc>
+          <w:tcPr>
+            <w:tcW w:type="dxa" w:w="2160"/>
+            <w:tcMar>
+              <w:top w:w="80" w:type="dxa"/>
+              <w:start w:w="120" w:type="dxa"/>
+              <w:bottom w:w="80" w:type="dxa"/>
+              <w:end w:w="120" w:type="dxa"/>
+            </w:tcMar>
+            <w:vAlign w:val="top"/>
+          </w:tcPr>
+          <w:p>
+            <w:pPr>
+              <w:pStyle w:val="TableText"/>
+            </w:pPr>
+            <w:r>
+              <w:rPr>
+                <w:rFonts w:ascii="Calibri" w:hAnsi="Calibri"/>
+                <w:color w:val="0B2545"/>
+                <w:sz w:val="18"/>
+              </w:rPr>
+              <w:t>Dual focus on graph inconsistency and imbalance.</w:t>
+            </w:r>
+          </w:p>
+        </w:tc>
+      </w:tr>
+      <w:tr>
+        <w:trPr>
+          <w:cantSplit/>
+        </w:trPr>
+        <w:tc>
+          <w:tcPr>
+            <w:tcW w:type="dxa" w:w="1350"/>
+            <w:tcMar>
+              <w:top w:w="80" w:type="dxa"/>
+              <w:start w:w="120" w:type="dxa"/>
+              <w:bottom w:w="80" w:type="dxa"/>
+              <w:end w:w="120" w:type="dxa"/>
+            </w:tcMar>
+            <w:vAlign w:val="top"/>
+          </w:tcPr>
+          <w:p>
+            <w:pPr>
+              <w:pStyle w:val="TableText"/>
+            </w:pPr>
+            <w:r>
+              <w:rPr>
+                <w:rFonts w:ascii="Calibri" w:hAnsi="Calibri"/>
+                <w:color w:val="0B2545"/>
+                <w:sz w:val="18"/>
+              </w:rPr>
+              <w:t>PC-GNN</w:t>
+            </w:r>
+          </w:p>
+        </w:tc>
+        <w:tc>
+          <w:tcPr>
+            <w:tcW w:type="dxa" w:w="800"/>
+            <w:tcMar>
+              <w:top w:w="80" w:type="dxa"/>
+              <w:start w:w="120" w:type="dxa"/>
+              <w:bottom w:w="80" w:type="dxa"/>
+              <w:end w:w="120" w:type="dxa"/>
+            </w:tcMar>
+            <w:vAlign w:val="top"/>
+          </w:tcPr>
+          <w:p>
+            <w:pPr>
+              <w:pStyle w:val="TableText"/>
+            </w:pPr>
+            <w:r>
+              <w:rPr>
+                <w:rFonts w:ascii="Calibri" w:hAnsi="Calibri"/>
+                <w:color w:val="0B2545"/>
+                <w:sz w:val="18"/>
+              </w:rPr>
+              <w:t>2021</w:t>
+            </w:r>
+          </w:p>
+        </w:tc>
+        <w:tc>
+          <w:tcPr>
+            <w:tcW w:type="dxa" w:w="1450"/>
+            <w:tcMar>
+              <w:top w:w="80" w:type="dxa"/>
+              <w:start w:w="120" w:type="dxa"/>
+              <w:bottom w:w="80" w:type="dxa"/>
+              <w:end w:w="120" w:type="dxa"/>
+            </w:tcMar>
+            <w:vAlign w:val="top"/>
+          </w:tcPr>
+          <w:p>
+            <w:pPr>
+              <w:pStyle w:val="TableText"/>
+            </w:pPr>
+            <w:r>
+              <w:rPr>
+                <w:rFonts w:ascii="Calibri" w:hAnsi="Calibri"/>
+                <w:color w:val="0B2545"/>
+                <w:sz w:val="18"/>
+              </w:rPr>
+              <w:t>WWW</w:t>
+            </w:r>
+          </w:p>
+        </w:tc>
+        <w:tc>
+          <w:tcPr>
+            <w:tcW w:type="dxa" w:w="2200"/>
+            <w:tcMar>
+              <w:top w:w="80" w:type="dxa"/>
+              <w:start w:w="120" w:type="dxa"/>
+              <w:bottom w:w="80" w:type="dxa"/>
+              <w:end w:w="120" w:type="dxa"/>
+            </w:tcMar>
+            <w:vAlign w:val="top"/>
+          </w:tcPr>
+          <w:p>
+            <w:pPr>
+              <w:pStyle w:val="TableText"/>
+            </w:pPr>
+            <w:hyperlink r:id="rId15">
+              <w:r>
+                <w:rPr>
+                  <w:color w:val="0563C1"/>
+                  <w:u w:val="single"/>
+                  <w:sz w:val="18"/>
+                  <w:rFonts w:ascii="Calibri" w:hAnsi="Calibri"/>
+                </w:rPr>
+                <w:t>DOI</w:t>
+              </w:r>
+            </w:hyperlink>
+          </w:p>
+        </w:tc>
+        <w:tc>
+          <w:tcPr>
+            <w:tcW w:type="dxa" w:w="1400"/>
+            <w:tcMar>
+              <w:top w:w="80" w:type="dxa"/>
+              <w:start w:w="120" w:type="dxa"/>
+              <w:bottom w:w="80" w:type="dxa"/>
+              <w:end w:w="120" w:type="dxa"/>
+            </w:tcMar>
+            <w:vAlign w:val="top"/>
+          </w:tcPr>
+          <w:p>
+            <w:pPr>
+              <w:pStyle w:val="TableText"/>
+            </w:pPr>
+            <w:hyperlink r:id="rId16">
+              <w:r>
+                <w:rPr>
+                  <w:color w:val="0563C1"/>
+                  <w:u w:val="single"/>
+                  <w:sz w:val="18"/>
+                  <w:rFonts w:ascii="Calibri" w:hAnsi="Calibri"/>
+                </w:rPr>
+                <w:t>GitHub</w:t>
+              </w:r>
+            </w:hyperlink>
+          </w:p>
+        </w:tc>
+        <w:tc>
+          <w:tcPr>
+            <w:tcW w:type="dxa" w:w="2160"/>
+            <w:tcMar>
+              <w:top w:w="80" w:type="dxa"/>
+              <w:start w:w="120" w:type="dxa"/>
+              <w:bottom w:w="80" w:type="dxa"/>
+              <w:end w:w="120" w:type="dxa"/>
+            </w:tcMar>
+            <w:vAlign w:val="top"/>
+          </w:tcPr>
+          <w:p>
+            <w:pPr>
+              <w:pStyle w:val="TableText"/>
+            </w:pPr>
+            <w:r>
+              <w:rPr>
+                <w:rFonts w:ascii="Calibri" w:hAnsi="Calibri"/>
+                <w:color w:val="0B2545"/>
+                <w:sz w:val="18"/>
+              </w:rPr>
+              <w:t>Author code warns paper used older 100-D Yelp features.</w:t>
+            </w:r>
+          </w:p>
+        </w:tc>
+      </w:tr>
+      <w:tr>
+        <w:trPr>
+          <w:cantSplit/>
+        </w:trPr>
+        <w:tc>
+          <w:tcPr>
+            <w:tcW w:type="dxa" w:w="1350"/>
+            <w:tcMar>
+              <w:top w:w="80" w:type="dxa"/>
+              <w:start w:w="120" w:type="dxa"/>
+              <w:bottom w:w="80" w:type="dxa"/>
+              <w:end w:w="120" w:type="dxa"/>
+            </w:tcMar>
+            <w:vAlign w:val="top"/>
+          </w:tcPr>
+          <w:p>
+            <w:pPr>
+              <w:pStyle w:val="TableText"/>
+            </w:pPr>
+            <w:r>
+              <w:rPr>
+                <w:rFonts w:ascii="Calibri" w:hAnsi="Calibri"/>
+                <w:color w:val="0B2545"/>
+                <w:sz w:val="18"/>
+              </w:rPr>
+              <w:t>BWGNN</w:t>
+            </w:r>
+          </w:p>
+        </w:tc>
+        <w:tc>
+          <w:tcPr>
+            <w:tcW w:type="dxa" w:w="800"/>
+            <w:tcMar>
+              <w:top w:w="80" w:type="dxa"/>
+              <w:start w:w="120" w:type="dxa"/>
+              <w:bottom w:w="80" w:type="dxa"/>
+              <w:end w:w="120" w:type="dxa"/>
+            </w:tcMar>
+            <w:vAlign w:val="top"/>
+          </w:tcPr>
+          <w:p>
+            <w:pPr>
+              <w:pStyle w:val="TableText"/>
+            </w:pPr>
+            <w:r>
+              <w:rPr>
+                <w:rFonts w:ascii="Calibri" w:hAnsi="Calibri"/>
+                <w:color w:val="0B2545"/>
+                <w:sz w:val="18"/>
+              </w:rPr>
+              <w:t>2022</w:t>
+            </w:r>
+          </w:p>
+        </w:tc>
+        <w:tc>
+          <w:tcPr>
+            <w:tcW w:type="dxa" w:w="1450"/>
+            <w:tcMar>
+              <w:top w:w="80" w:type="dxa"/>
+              <w:start w:w="120" w:type="dxa"/>
+              <w:bottom w:w="80" w:type="dxa"/>
+              <w:end w:w="120" w:type="dxa"/>
+            </w:tcMar>
+            <w:vAlign w:val="top"/>
+          </w:tcPr>
+          <w:p>
+            <w:pPr>
+              <w:pStyle w:val="TableText"/>
+            </w:pPr>
+            <w:r>
+              <w:rPr>
+                <w:rFonts w:ascii="Calibri" w:hAnsi="Calibri"/>
+                <w:color w:val="0B2545"/>
+                <w:sz w:val="18"/>
+              </w:rPr>
+              <w:t>ICML</w:t>
+            </w:r>
+          </w:p>
+        </w:tc>
+        <w:tc>
+          <w:tcPr>
+            <w:tcW w:type="dxa" w:w="2200"/>
+            <w:tcMar>
+              <w:top w:w="80" w:type="dxa"/>
+              <w:start w:w="120" w:type="dxa"/>
+              <w:bottom w:w="80" w:type="dxa"/>
+              <w:end w:w="120" w:type="dxa"/>
+            </w:tcMar>
+            <w:vAlign w:val="top"/>
+          </w:tcPr>
+          <w:p>
+            <w:pPr>
+              <w:pStyle w:val="TableText"/>
+            </w:pPr>
+            <w:hyperlink r:id="rId17">
+              <w:r>
+                <w:rPr>
+                  <w:color w:val="0563C1"/>
+                  <w:u w:val="single"/>
+                  <w:sz w:val="18"/>
+                  <w:rFonts w:ascii="Calibri" w:hAnsi="Calibri"/>
+                </w:rPr>
+                <w:t>PMLR</w:t>
+              </w:r>
+            </w:hyperlink>
+          </w:p>
+        </w:tc>
+        <w:tc>
+          <w:tcPr>
+            <w:tcW w:type="dxa" w:w="1400"/>
+            <w:tcMar>
+              <w:top w:w="80" w:type="dxa"/>
+              <w:start w:w="120" w:type="dxa"/>
+              <w:bottom w:w="80" w:type="dxa"/>
+              <w:end w:w="120" w:type="dxa"/>
+            </w:tcMar>
+            <w:vAlign w:val="top"/>
+          </w:tcPr>
+          <w:p>
+            <w:pPr>
+              <w:pStyle w:val="TableText"/>
+            </w:pPr>
+            <w:hyperlink r:id="rId18">
+              <w:r>
+                <w:rPr>
+                  <w:color w:val="0563C1"/>
+                  <w:u w:val="single"/>
+                  <w:sz w:val="18"/>
+                  <w:rFonts w:ascii="Calibri" w:hAnsi="Calibri"/>
+                </w:rPr>
+                <w:t>GitHub</w:t>
+              </w:r>
+            </w:hyperlink>
+          </w:p>
+        </w:tc>
+        <w:tc>
+          <w:tcPr>
+            <w:tcW w:type="dxa" w:w="2160"/>
+            <w:tcMar>
+              <w:top w:w="80" w:type="dxa"/>
+              <w:start w:w="120" w:type="dxa"/>
+              <w:bottom w:w="80" w:type="dxa"/>
+              <w:end w:w="120" w:type="dxa"/>
+            </w:tcMar>
+            <w:vAlign w:val="top"/>
+          </w:tcPr>
+          <w:p>
+            <w:pPr>
+              <w:pStyle w:val="TableText"/>
+            </w:pPr>
+            <w:r>
+              <w:rPr>
+                <w:rFonts w:ascii="Calibri" w:hAnsi="Calibri"/>
+                <w:color w:val="0B2545"/>
+                <w:sz w:val="18"/>
+              </w:rPr>
+              <w:t>Official source for T-Finance and T-Social.</w:t>
+            </w:r>
+          </w:p>
+        </w:tc>
+      </w:tr>
+      <w:tr>
+        <w:trPr>
+          <w:cantSplit/>
+        </w:trPr>
+        <w:tc>
+          <w:tcPr>
+            <w:tcW w:type="dxa" w:w="1350"/>
+            <w:tcMar>
+              <w:top w:w="80" w:type="dxa"/>
+              <w:start w:w="120" w:type="dxa"/>
+              <w:bottom w:w="80" w:type="dxa"/>
+              <w:end w:w="120" w:type="dxa"/>
+            </w:tcMar>
+            <w:vAlign w:val="top"/>
+          </w:tcPr>
+          <w:p>
+            <w:pPr>
+              <w:pStyle w:val="TableText"/>
+            </w:pPr>
+            <w:r>
+              <w:rPr>
+                <w:rFonts w:ascii="Calibri" w:hAnsi="Calibri"/>
+                <w:color w:val="0B2545"/>
+                <w:sz w:val="18"/>
+              </w:rPr>
+              <w:t>GHRN</w:t>
+            </w:r>
+          </w:p>
+        </w:tc>
+        <w:tc>
+          <w:tcPr>
+            <w:tcW w:type="dxa" w:w="800"/>
+            <w:tcMar>
+              <w:top w:w="80" w:type="dxa"/>
+              <w:start w:w="120" w:type="dxa"/>
+              <w:bottom w:w="80" w:type="dxa"/>
+              <w:end w:w="120" w:type="dxa"/>
+            </w:tcMar>
+            <w:vAlign w:val="top"/>
+          </w:tcPr>
+          <w:p>
+            <w:pPr>
+              <w:pStyle w:val="TableText"/>
+            </w:pPr>
+            <w:r>
+              <w:rPr>
+                <w:rFonts w:ascii="Calibri" w:hAnsi="Calibri"/>
+                <w:color w:val="0B2545"/>
+                <w:sz w:val="18"/>
+              </w:rPr>
+              <w:t>2023</w:t>
+            </w:r>
+          </w:p>
+        </w:tc>
+        <w:tc>
+          <w:tcPr>
+            <w:tcW w:type="dxa" w:w="1450"/>
+            <w:tcMar>
+              <w:top w:w="80" w:type="dxa"/>
+              <w:start w:w="120" w:type="dxa"/>
+              <w:bottom w:w="80" w:type="dxa"/>
+              <w:end w:w="120" w:type="dxa"/>
+            </w:tcMar>
+            <w:vAlign w:val="top"/>
+          </w:tcPr>
+          <w:p>
+            <w:pPr>
+              <w:pStyle w:val="TableText"/>
+            </w:pPr>
+            <w:r>
+              <w:rPr>
+                <w:rFonts w:ascii="Calibri" w:hAnsi="Calibri"/>
+                <w:color w:val="0B2545"/>
+                <w:sz w:val="18"/>
+              </w:rPr>
+              <w:t>WWW</w:t>
+            </w:r>
+          </w:p>
+        </w:tc>
+        <w:tc>
+          <w:tcPr>
+            <w:tcW w:type="dxa" w:w="2200"/>
+            <w:tcMar>
+              <w:top w:w="80" w:type="dxa"/>
+              <w:start w:w="120" w:type="dxa"/>
+              <w:bottom w:w="80" w:type="dxa"/>
+              <w:end w:w="120" w:type="dxa"/>
+            </w:tcMar>
+            <w:vAlign w:val="top"/>
+          </w:tcPr>
+          <w:p>
+            <w:pPr>
+              <w:pStyle w:val="TableText"/>
+            </w:pPr>
+            <w:hyperlink r:id="rId19">
+              <w:r>
+                <w:rPr>
+                  <w:color w:val="0563C1"/>
+                  <w:u w:val="single"/>
+                  <w:sz w:val="18"/>
+                  <w:rFonts w:ascii="Calibri" w:hAnsi="Calibri"/>
+                </w:rPr>
+                <w:t>DOI</w:t>
+              </w:r>
+            </w:hyperlink>
+          </w:p>
+        </w:tc>
+        <w:tc>
+          <w:tcPr>
+            <w:tcW w:type="dxa" w:w="1400"/>
+            <w:tcMar>
+              <w:top w:w="80" w:type="dxa"/>
+              <w:start w:w="120" w:type="dxa"/>
+              <w:bottom w:w="80" w:type="dxa"/>
+              <w:end w:w="120" w:type="dxa"/>
+            </w:tcMar>
+            <w:vAlign w:val="top"/>
+          </w:tcPr>
+          <w:p>
+            <w:pPr>
+              <w:pStyle w:val="TableText"/>
+            </w:pPr>
+            <w:hyperlink r:id="rId20">
+              <w:r>
+                <w:rPr>
+                  <w:color w:val="0563C1"/>
+                  <w:u w:val="single"/>
+                  <w:sz w:val="18"/>
+                  <w:rFonts w:ascii="Calibri" w:hAnsi="Calibri"/>
+                </w:rPr>
+                <w:t>GitHub</w:t>
+              </w:r>
+            </w:hyperlink>
+          </w:p>
+        </w:tc>
+        <w:tc>
+          <w:tcPr>
+            <w:tcW w:type="dxa" w:w="2160"/>
+            <w:tcMar>
+              <w:top w:w="80" w:type="dxa"/>
+              <w:start w:w="120" w:type="dxa"/>
+              <w:bottom w:w="80" w:type="dxa"/>
+              <w:end w:w="120" w:type="dxa"/>
+            </w:tcMar>
+            <w:vAlign w:val="top"/>
+          </w:tcPr>
+          <w:p>
+            <w:pPr>
+              <w:pStyle w:val="TableText"/>
+            </w:pPr>
+            <w:r>
+              <w:rPr>
+                <w:rFonts w:ascii="Calibri" w:hAnsi="Calibri"/>
+                <w:color w:val="0B2545"/>
+                <w:sz w:val="18"/>
+              </w:rPr>
+              <w:t>Graph-spectrum method targeting heterophily.</w:t>
+            </w:r>
+          </w:p>
+        </w:tc>
+      </w:tr>
+      <w:tr>
+        <w:trPr>
+          <w:cantSplit/>
+        </w:trPr>
+        <w:tc>
+          <w:tcPr>
+            <w:tcW w:type="dxa" w:w="1350"/>
+            <w:tcMar>
+              <w:top w:w="80" w:type="dxa"/>
+              <w:start w:w="120" w:type="dxa"/>
+              <w:bottom w:w="80" w:type="dxa"/>
+              <w:end w:w="120" w:type="dxa"/>
+            </w:tcMar>
+            <w:vAlign w:val="top"/>
+          </w:tcPr>
+          <w:p>
+            <w:pPr>
+              <w:pStyle w:val="TableText"/>
+            </w:pPr>
+            <w:r>
+              <w:rPr>
+                <w:rFonts w:ascii="Calibri" w:hAnsi="Calibri"/>
+                <w:color w:val="0B2545"/>
+                <w:sz w:val="18"/>
+              </w:rPr>
+              <w:t>SplitGNN</w:t>
+            </w:r>
+          </w:p>
+        </w:tc>
+        <w:tc>
+          <w:tcPr>
+            <w:tcW w:type="dxa" w:w="800"/>
+            <w:tcMar>
+              <w:top w:w="80" w:type="dxa"/>
+              <w:start w:w="120" w:type="dxa"/>
+              <w:bottom w:w="80" w:type="dxa"/>
+              <w:end w:w="120" w:type="dxa"/>
+            </w:tcMar>
+            <w:vAlign w:val="top"/>
+          </w:tcPr>
+          <w:p>
+            <w:pPr>
+              <w:pStyle w:val="TableText"/>
+            </w:pPr>
+            <w:r>
+              <w:rPr>
+                <w:rFonts w:ascii="Calibri" w:hAnsi="Calibri"/>
+                <w:color w:val="0B2545"/>
+                <w:sz w:val="18"/>
+              </w:rPr>
+              <w:t>2023</w:t>
+            </w:r>
+          </w:p>
+        </w:tc>
+        <w:tc>
+          <w:tcPr>
+            <w:tcW w:type="dxa" w:w="1450"/>
+            <w:tcMar>
+              <w:top w:w="80" w:type="dxa"/>
+              <w:start w:w="120" w:type="dxa"/>
+              <w:bottom w:w="80" w:type="dxa"/>
+              <w:end w:w="120" w:type="dxa"/>
+            </w:tcMar>
+            <w:vAlign w:val="top"/>
+          </w:tcPr>
+          <w:p>
+            <w:pPr>
+              <w:pStyle w:val="TableText"/>
+            </w:pPr>
+            <w:r>
+              <w:rPr>
+                <w:rFonts w:ascii="Calibri" w:hAnsi="Calibri"/>
+                <w:color w:val="0B2545"/>
+                <w:sz w:val="18"/>
+              </w:rPr>
+              <w:t>CIKM</w:t>
+            </w:r>
+          </w:p>
+        </w:tc>
+        <w:tc>
+          <w:tcPr>
+            <w:tcW w:type="dxa" w:w="2200"/>
+            <w:tcMar>
+              <w:top w:w="80" w:type="dxa"/>
+              <w:start w:w="120" w:type="dxa"/>
+              <w:bottom w:w="80" w:type="dxa"/>
+              <w:end w:w="120" w:type="dxa"/>
+            </w:tcMar>
+            <w:vAlign w:val="top"/>
+          </w:tcPr>
+          <w:p>
+            <w:pPr>
+              <w:pStyle w:val="TableText"/>
+            </w:pPr>
+            <w:hyperlink r:id="rId21">
+              <w:r>
+                <w:rPr>
+                  <w:color w:val="0563C1"/>
+                  <w:u w:val="single"/>
+                  <w:sz w:val="18"/>
+                  <w:rFonts w:ascii="Calibri" w:hAnsi="Calibri"/>
+                </w:rPr>
+                <w:t>DOI</w:t>
+              </w:r>
+            </w:hyperlink>
+          </w:p>
+        </w:tc>
+        <w:tc>
+          <w:tcPr>
+            <w:tcW w:type="dxa" w:w="1400"/>
+            <w:tcMar>
+              <w:top w:w="80" w:type="dxa"/>
+              <w:start w:w="120" w:type="dxa"/>
+              <w:bottom w:w="80" w:type="dxa"/>
+              <w:end w:w="120" w:type="dxa"/>
+            </w:tcMar>
+            <w:vAlign w:val="top"/>
+          </w:tcPr>
+          <w:p>
+            <w:pPr>
+              <w:pStyle w:val="TableText"/>
+            </w:pPr>
+            <w:hyperlink r:id="rId22">
+              <w:r>
+                <w:rPr>
+                  <w:color w:val="0563C1"/>
+                  <w:u w:val="single"/>
+                  <w:sz w:val="18"/>
+                  <w:rFonts w:ascii="Calibri" w:hAnsi="Calibri"/>
+                </w:rPr>
+                <w:t>GitHub</w:t>
+              </w:r>
+            </w:hyperlink>
+          </w:p>
+        </w:tc>
+        <w:tc>
+          <w:tcPr>
+            <w:tcW w:type="dxa" w:w="2160"/>
+            <w:tcMar>
+              <w:top w:w="80" w:type="dxa"/>
+              <w:start w:w="120" w:type="dxa"/>
+              <w:bottom w:w="80" w:type="dxa"/>
+              <w:end w:w="120" w:type="dxa"/>
+            </w:tcMar>
+            <w:vAlign w:val="top"/>
+          </w:tcPr>
+          <w:p>
+            <w:pPr>
+              <w:pStyle w:val="TableText"/>
+            </w:pPr>
+            <w:r>
+              <w:rPr>
+                <w:rFonts w:ascii="Calibri" w:hAnsi="Calibri"/>
+                <w:color w:val="0B2545"/>
+                <w:sz w:val="18"/>
+              </w:rPr>
+              <w:t>Official code includes FDCompCN support/configuration.</w:t>
+            </w:r>
+          </w:p>
+        </w:tc>
+      </w:tr>
+      <w:tr>
+        <w:trPr>
+          <w:cantSplit/>
+        </w:trPr>
+        <w:tc>
+          <w:tcPr>
+            <w:tcW w:type="dxa" w:w="1350"/>
+            <w:tcMar>
+              <w:top w:w="80" w:type="dxa"/>
+              <w:start w:w="120" w:type="dxa"/>
+              <w:bottom w:w="80" w:type="dxa"/>
+              <w:end w:w="120" w:type="dxa"/>
+            </w:tcMar>
+            <w:vAlign w:val="top"/>
+          </w:tcPr>
+          <w:p>
+            <w:pPr>
+              <w:pStyle w:val="TableText"/>
+            </w:pPr>
+            <w:r>
+              <w:rPr>
+                <w:rFonts w:ascii="Calibri" w:hAnsi="Calibri"/>
+                <w:color w:val="0B2545"/>
+                <w:sz w:val="18"/>
+              </w:rPr>
+              <w:t>PMP</w:t>
+            </w:r>
+          </w:p>
+        </w:tc>
+        <w:tc>
+          <w:tcPr>
+            <w:tcW w:type="dxa" w:w="800"/>
+            <w:tcMar>
+              <w:top w:w="80" w:type="dxa"/>
+              <w:start w:w="120" w:type="dxa"/>
+              <w:bottom w:w="80" w:type="dxa"/>
+              <w:end w:w="120" w:type="dxa"/>
+            </w:tcMar>
+            <w:vAlign w:val="top"/>
+          </w:tcPr>
+          <w:p>
+            <w:pPr>
+              <w:pStyle w:val="TableText"/>
+            </w:pPr>
+            <w:r>
+              <w:rPr>
+                <w:rFonts w:ascii="Calibri" w:hAnsi="Calibri"/>
+                <w:color w:val="0B2545"/>
+                <w:sz w:val="18"/>
+              </w:rPr>
+              <w:t>2024</w:t>
+            </w:r>
+          </w:p>
+        </w:tc>
+        <w:tc>
+          <w:tcPr>
+            <w:tcW w:type="dxa" w:w="1450"/>
+            <w:tcMar>
+              <w:top w:w="80" w:type="dxa"/>
+              <w:start w:w="120" w:type="dxa"/>
+              <w:bottom w:w="80" w:type="dxa"/>
+              <w:end w:w="120" w:type="dxa"/>
+            </w:tcMar>
+            <w:vAlign w:val="top"/>
+          </w:tcPr>
+          <w:p>
+            <w:pPr>
+              <w:pStyle w:val="TableText"/>
+            </w:pPr>
+            <w:r>
+              <w:rPr>
+                <w:rFonts w:ascii="Calibri" w:hAnsi="Calibri"/>
+                <w:color w:val="0B2545"/>
+                <w:sz w:val="18"/>
+              </w:rPr>
+              <w:t>ICLR</w:t>
+            </w:r>
+          </w:p>
+        </w:tc>
+        <w:tc>
+          <w:tcPr>
+            <w:tcW w:type="dxa" w:w="2200"/>
+            <w:tcMar>
+              <w:top w:w="80" w:type="dxa"/>
+              <w:start w:w="120" w:type="dxa"/>
+              <w:bottom w:w="80" w:type="dxa"/>
+              <w:end w:w="120" w:type="dxa"/>
+            </w:tcMar>
+            <w:vAlign w:val="top"/>
+          </w:tcPr>
+          <w:p>
+            <w:pPr>
+              <w:pStyle w:val="TableText"/>
+            </w:pPr>
+            <w:hyperlink r:id="rId23">
+              <w:r>
+                <w:rPr>
+                  <w:color w:val="0563C1"/>
+                  <w:u w:val="single"/>
+                  <w:sz w:val="18"/>
+                  <w:rFonts w:ascii="Calibri" w:hAnsi="Calibri"/>
+                </w:rPr>
+                <w:t>OpenReview</w:t>
+              </w:r>
+            </w:hyperlink>
+          </w:p>
+        </w:tc>
+        <w:tc>
+          <w:tcPr>
+            <w:tcW w:type="dxa" w:w="1400"/>
+            <w:tcMar>
+              <w:top w:w="80" w:type="dxa"/>
+              <w:start w:w="120" w:type="dxa"/>
+              <w:bottom w:w="80" w:type="dxa"/>
+              <w:end w:w="120" w:type="dxa"/>
+            </w:tcMar>
+            <w:vAlign w:val="top"/>
+          </w:tcPr>
+          <w:p>
+            <w:pPr>
+              <w:pStyle w:val="TableText"/>
+            </w:pPr>
+            <w:hyperlink r:id="rId24">
+              <w:r>
+                <w:rPr>
+                  <w:color w:val="0563C1"/>
+                  <w:u w:val="single"/>
+                  <w:sz w:val="18"/>
+                  <w:rFonts w:ascii="Calibri" w:hAnsi="Calibri"/>
+                </w:rPr>
+                <w:t>GitHub</w:t>
+              </w:r>
+            </w:hyperlink>
+          </w:p>
+        </w:tc>
+        <w:tc>
+          <w:tcPr>
+            <w:tcW w:type="dxa" w:w="2160"/>
+            <w:tcMar>
+              <w:top w:w="80" w:type="dxa"/>
+              <w:start w:w="120" w:type="dxa"/>
+              <w:bottom w:w="80" w:type="dxa"/>
+              <w:end w:w="120" w:type="dxa"/>
+            </w:tcMar>
+            <w:vAlign w:val="top"/>
+          </w:tcPr>
+          <w:p>
+            <w:pPr>
+              <w:pStyle w:val="TableText"/>
+            </w:pPr>
+            <w:r>
+              <w:rPr>
+                <w:rFonts w:ascii="Calibri" w:hAnsi="Calibri"/>
+                <w:color w:val="0B2545"/>
+                <w:sz w:val="18"/>
+              </w:rPr>
+              <w:t>Partitioning for homo/heterophilic messages and imbalance.</w:t>
+            </w:r>
+          </w:p>
+        </w:tc>
+      </w:tr>
+      <w:tr>
+        <w:trPr>
+          <w:cantSplit/>
+        </w:trPr>
+        <w:tc>
+          <w:tcPr>
+            <w:tcW w:type="dxa" w:w="1350"/>
+            <w:tcMar>
+              <w:top w:w="80" w:type="dxa"/>
+              <w:start w:w="120" w:type="dxa"/>
+              <w:bottom w:w="80" w:type="dxa"/>
+              <w:end w:w="120" w:type="dxa"/>
+            </w:tcMar>
+            <w:vAlign w:val="top"/>
+          </w:tcPr>
+          <w:p>
+            <w:pPr>
+              <w:pStyle w:val="TableText"/>
+            </w:pPr>
+            <w:r>
+              <w:rPr>
+                <w:rFonts w:ascii="Calibri" w:hAnsi="Calibri"/>
+                <w:color w:val="0B2545"/>
+                <w:sz w:val="18"/>
+              </w:rPr>
+              <w:t>DGA-GNN</w:t>
+            </w:r>
+          </w:p>
+        </w:tc>
+        <w:tc>
+          <w:tcPr>
+            <w:tcW w:type="dxa" w:w="800"/>
+            <w:tcMar>
+              <w:top w:w="80" w:type="dxa"/>
+              <w:start w:w="120" w:type="dxa"/>
+              <w:bottom w:w="80" w:type="dxa"/>
+              <w:end w:w="120" w:type="dxa"/>
+            </w:tcMar>
+            <w:vAlign w:val="top"/>
+          </w:tcPr>
+          <w:p>
+            <w:pPr>
+              <w:pStyle w:val="TableText"/>
+            </w:pPr>
+            <w:r>
+              <w:rPr>
+                <w:rFonts w:ascii="Calibri" w:hAnsi="Calibri"/>
+                <w:color w:val="0B2545"/>
+                <w:sz w:val="18"/>
+              </w:rPr>
+              <w:t>2024</w:t>
+            </w:r>
+          </w:p>
+        </w:tc>
+        <w:tc>
+          <w:tcPr>
+            <w:tcW w:type="dxa" w:w="1450"/>
+            <w:tcMar>
+              <w:top w:w="80" w:type="dxa"/>
+              <w:start w:w="120" w:type="dxa"/>
+              <w:bottom w:w="80" w:type="dxa"/>
+              <w:end w:w="120" w:type="dxa"/>
+            </w:tcMar>
+            <w:vAlign w:val="top"/>
+          </w:tcPr>
+          <w:p>
+            <w:pPr>
+              <w:pStyle w:val="TableText"/>
+            </w:pPr>
+            <w:r>
+              <w:rPr>
+                <w:rFonts w:ascii="Calibri" w:hAnsi="Calibri"/>
+                <w:color w:val="0B2545"/>
+                <w:sz w:val="18"/>
+              </w:rPr>
+              <w:t>AAAI</w:t>
+            </w:r>
+          </w:p>
+        </w:tc>
+        <w:tc>
+          <w:tcPr>
+            <w:tcW w:type="dxa" w:w="2200"/>
+            <w:tcMar>
+              <w:top w:w="80" w:type="dxa"/>
+              <w:start w:w="120" w:type="dxa"/>
+              <w:bottom w:w="80" w:type="dxa"/>
+              <w:end w:w="120" w:type="dxa"/>
+            </w:tcMar>
+            <w:vAlign w:val="top"/>
+          </w:tcPr>
+          <w:p>
+            <w:pPr>
+              <w:pStyle w:val="TableText"/>
+            </w:pPr>
+            <w:hyperlink r:id="rId25">
+              <w:r>
+                <w:rPr>
+                  <w:color w:val="0563C1"/>
+                  <w:u w:val="single"/>
+                  <w:sz w:val="18"/>
+                  <w:rFonts w:ascii="Calibri" w:hAnsi="Calibri"/>
+                </w:rPr>
+                <w:t>DOI</w:t>
+              </w:r>
+            </w:hyperlink>
+          </w:p>
+        </w:tc>
+        <w:tc>
+          <w:tcPr>
+            <w:tcW w:type="dxa" w:w="1400"/>
+            <w:tcMar>
+              <w:top w:w="80" w:type="dxa"/>
+              <w:start w:w="120" w:type="dxa"/>
+              <w:bottom w:w="80" w:type="dxa"/>
+              <w:end w:w="120" w:type="dxa"/>
+            </w:tcMar>
+            <w:vAlign w:val="top"/>
+          </w:tcPr>
+          <w:p>
+            <w:pPr>
+              <w:pStyle w:val="TableText"/>
+            </w:pPr>
+            <w:hyperlink r:id="rId26">
+              <w:r>
+                <w:rPr>
+                  <w:color w:val="0563C1"/>
+                  <w:u w:val="single"/>
+                  <w:sz w:val="18"/>
+                  <w:rFonts w:ascii="Calibri" w:hAnsi="Calibri"/>
+                </w:rPr>
+                <w:t>GitHub</w:t>
+              </w:r>
+            </w:hyperlink>
+          </w:p>
+        </w:tc>
+        <w:tc>
+          <w:tcPr>
+            <w:tcW w:type="dxa" w:w="2160"/>
+            <w:tcMar>
+              <w:top w:w="80" w:type="dxa"/>
+              <w:start w:w="120" w:type="dxa"/>
+              <w:bottom w:w="80" w:type="dxa"/>
+              <w:end w:w="120" w:type="dxa"/>
+            </w:tcMar>
+            <w:vAlign w:val="top"/>
+          </w:tcPr>
+          <w:p>
+            <w:pPr>
+              <w:pStyle w:val="TableText"/>
+            </w:pPr>
+            <w:r>
+              <w:rPr>
+                <w:rFonts w:ascii="Calibri" w:hAnsi="Calibri"/>
+                <w:color w:val="0B2545"/>
+                <w:sz w:val="18"/>
+              </w:rPr>
+              <w:t>Venue corrected to AAAI 2024; official code covers five current datasets.</w:t>
             </w:r>
           </w:p>
         </w:tc>
@@ -283,203 +1651,458 @@
     </w:tbl>
     <w:p>
       <w:pPr>
-        <w:spacing w:after="0"/>
+        <w:spacing w:before="80" w:after="80"/>
       </w:pPr>
+      <w:r>
+        <w:rPr>
+          <w:rFonts w:ascii="Calibri" w:hAnsi="Calibri"/>
+          <w:i/>
+          <w:color w:val="5F6B7A"/>
+          <w:sz w:val="17"/>
+        </w:rPr>
+        <w:t>Paper links resolve to publisher or conference records. Code links point to the repositories identified by the papers or author project pages.</w:t>
+      </w:r>
     </w:p>
     <w:p>
       <w:pPr>
-        <w:pStyle w:val="Heading2"/>
+        <w:pStyle w:val="Heading1"/>
       </w:pPr>
       <w:r>
-        <w:t>2. FRAUDRE - Zhang et al., ICDM 2021</w:t>
+        <w:t>2. Methodology references — not benchmark models</w:t>
       </w:r>
     </w:p>
     <w:tbl>
       <w:tblPr>
-        <w:tblStyle w:val="TableGrid"/>
         <w:tblW w:type="dxa" w:w="9360"/>
         <w:jc w:val="left"/>
         <w:tblLayout w:type="fixed"/>
         <w:tblLook w:firstColumn="1" w:firstRow="1" w:lastColumn="0" w:lastRow="0" w:noHBand="0" w:noVBand="1" w:val="04A0"/>
         <w:tblInd w:w="120" w:type="dxa"/>
+        <w:tblBorders>
+          <w:top w:val="single" w:sz="6" w:space="0" w:color="B7C3D0"/>
+          <w:left w:val="single" w:sz="6" w:space="0" w:color="B7C3D0"/>
+          <w:bottom w:val="single" w:sz="6" w:space="0" w:color="B7C3D0"/>
+          <w:right w:val="single" w:sz="6" w:space="0" w:color="B7C3D0"/>
+          <w:insideH w:val="single" w:sz="6" w:space="0" w:color="B7C3D0"/>
+          <w:insideV w:val="single" w:sz="6" w:space="0" w:color="B7C3D0"/>
+        </w:tblBorders>
       </w:tblPr>
       <w:tblGrid>
+        <w:gridCol w:w="1500"/>
+        <w:gridCol w:w="1500"/>
+        <w:gridCol w:w="2760"/>
+        <w:gridCol w:w="1500"/>
         <w:gridCol w:w="2100"/>
-        <w:gridCol w:w="7260"/>
       </w:tblGrid>
       <w:tr>
+        <w:trPr>
+          <w:cantSplit/>
+          <w:tblHeader w:val="true"/>
+        </w:trPr>
         <w:tc>
           <w:tcPr>
-            <w:tcW w:type="dxa" w:w="2100"/>
-            <w:vAlign w:val="center"/>
+            <w:tcW w:type="dxa" w:w="1500"/>
             <w:tcMar>
               <w:top w:w="80" w:type="dxa"/>
               <w:start w:w="120" w:type="dxa"/>
               <w:bottom w:w="80" w:type="dxa"/>
               <w:end w:w="120" w:type="dxa"/>
             </w:tcMar>
-            <w:shd w:fill="E8EEF5" w:val="clear"/>
+            <w:vAlign w:val="center"/>
+            <w:shd w:fill="E8EEF5"/>
           </w:tcPr>
           <w:p>
             <w:pPr>
-              <w:spacing w:before="0" w:after="0" w:line="259" w:lineRule="auto"/>
-              <w:jc w:val="left"/>
+              <w:pStyle w:val="TableText"/>
             </w:pPr>
-            <w:r/>
             <w:r>
               <w:rPr>
                 <w:rFonts w:ascii="Calibri" w:hAnsi="Calibri"/>
                 <w:b/>
                 <w:color w:val="0B2545"/>
-                <w:sz w:val="19"/>
+                <w:sz w:val="18"/>
               </w:rPr>
-              <w:t>Paper/DOI</w:t>
+              <w:t>Reference</w:t>
             </w:r>
           </w:p>
         </w:tc>
         <w:tc>
           <w:tcPr>
-            <w:tcW w:type="dxa" w:w="7260"/>
-            <w:vAlign w:val="center"/>
+            <w:tcW w:type="dxa" w:w="1500"/>
             <w:tcMar>
               <w:top w:w="80" w:type="dxa"/>
               <w:start w:w="120" w:type="dxa"/>
               <w:bottom w:w="80" w:type="dxa"/>
               <w:end w:w="120" w:type="dxa"/>
             </w:tcMar>
+            <w:vAlign w:val="center"/>
+            <w:shd w:fill="E8EEF5"/>
           </w:tcPr>
           <w:p>
             <w:pPr>
-              <w:spacing w:after="0"/>
+              <w:pStyle w:val="TableText"/>
             </w:pPr>
-            <w:r/>
-            <w:hyperlink r:id="rId13">
-              <w:r>
-                <w:rPr>
-                  <w:rFonts w:ascii="Calibri" w:hAnsi="Calibri"/>
-                  <w:color w:val="0563C1"/>
-                  <w:u w:val="single"/>
-                  <w:sz w:val="20"/>
-                </w:rPr>
-                <w:t>10.1109/ICDM51629.2021.00098</w:t>
-              </w:r>
-            </w:hyperlink>
+            <w:r>
+              <w:rPr>
+                <w:rFonts w:ascii="Calibri" w:hAnsi="Calibri"/>
+                <w:b/>
+                <w:color w:val="0B2545"/>
+                <w:sz w:val="18"/>
+              </w:rPr>
+              <w:t>Venue/year</w:t>
+            </w:r>
           </w:p>
         </w:tc>
-      </w:tr>
-      <w:tr>
         <w:tc>
           <w:tcPr>
-            <w:tcW w:type="dxa" w:w="2100"/>
-            <w:vAlign w:val="center"/>
+            <w:tcW w:type="dxa" w:w="2760"/>
             <w:tcMar>
               <w:top w:w="80" w:type="dxa"/>
               <w:start w:w="120" w:type="dxa"/>
               <w:bottom w:w="80" w:type="dxa"/>
               <w:end w:w="120" w:type="dxa"/>
             </w:tcMar>
-            <w:shd w:fill="E8EEF5" w:val="clear"/>
+            <w:vAlign w:val="center"/>
+            <w:shd w:fill="E8EEF5"/>
           </w:tcPr>
           <w:p>
             <w:pPr>
-              <w:spacing w:before="0" w:after="0" w:line="259" w:lineRule="auto"/>
-              <w:jc w:val="left"/>
+              <w:pStyle w:val="TableText"/>
             </w:pPr>
-            <w:r/>
             <w:r>
               <w:rPr>
                 <w:rFonts w:ascii="Calibri" w:hAnsi="Calibri"/>
                 <w:b/>
                 <w:color w:val="0B2545"/>
-                <w:sz w:val="19"/>
+                <w:sz w:val="18"/>
               </w:rPr>
-              <w:t>Official code</w:t>
+              <w:t>Paper</w:t>
             </w:r>
           </w:p>
         </w:tc>
         <w:tc>
           <w:tcPr>
-            <w:tcW w:type="dxa" w:w="7260"/>
-            <w:vAlign w:val="center"/>
+            <w:tcW w:type="dxa" w:w="1500"/>
             <w:tcMar>
               <w:top w:w="80" w:type="dxa"/>
               <w:start w:w="120" w:type="dxa"/>
               <w:bottom w:w="80" w:type="dxa"/>
               <w:end w:w="120" w:type="dxa"/>
             </w:tcMar>
+            <w:vAlign w:val="center"/>
+            <w:shd w:fill="E8EEF5"/>
           </w:tcPr>
           <w:p>
             <w:pPr>
-              <w:spacing w:after="0"/>
+              <w:pStyle w:val="TableText"/>
             </w:pPr>
-            <w:r/>
-            <w:hyperlink r:id="rId14">
-              <w:r>
-                <w:rPr>
-                  <w:rFonts w:ascii="Calibri" w:hAnsi="Calibri"/>
-                  <w:color w:val="0563C1"/>
-                  <w:u w:val="single"/>
-                  <w:sz w:val="20"/>
-                </w:rPr>
-                <w:t>FraudDetection/FRAUDRE</w:t>
-              </w:r>
-            </w:hyperlink>
+            <w:r>
+              <w:rPr>
+                <w:rFonts w:ascii="Calibri" w:hAnsi="Calibri"/>
+                <w:b/>
+                <w:color w:val="0B2545"/>
+                <w:sz w:val="18"/>
+              </w:rPr>
+              <w:t>Code</w:t>
+            </w:r>
           </w:p>
         </w:tc>
-      </w:tr>
-      <w:tr>
         <w:tc>
           <w:tcPr>
             <w:tcW w:type="dxa" w:w="2100"/>
-            <w:vAlign w:val="center"/>
             <w:tcMar>
               <w:top w:w="80" w:type="dxa"/>
               <w:start w:w="120" w:type="dxa"/>
               <w:bottom w:w="80" w:type="dxa"/>
               <w:end w:w="120" w:type="dxa"/>
             </w:tcMar>
-            <w:shd w:fill="E8EEF5" w:val="clear"/>
+            <w:vAlign w:val="center"/>
+            <w:shd w:fill="E8EEF5"/>
           </w:tcPr>
           <w:p>
             <w:pPr>
-              <w:spacing w:before="0" w:after="0" w:line="259" w:lineRule="auto"/>
-              <w:jc w:val="left"/>
+              <w:pStyle w:val="TableText"/>
             </w:pPr>
-            <w:r/>
             <w:r>
               <w:rPr>
                 <w:rFonts w:ascii="Calibri" w:hAnsi="Calibri"/>
                 <w:b/>
                 <w:color w:val="0B2545"/>
-                <w:sz w:val="19"/>
+                <w:sz w:val="18"/>
               </w:rPr>
-              <w:t>Project role</w:t>
+              <w:t>Use in this project</w:t>
             </w:r>
           </w:p>
         </w:tc>
+      </w:tr>
+      <w:tr>
+        <w:trPr>
+          <w:cantSplit/>
+        </w:trPr>
         <w:tc>
           <w:tcPr>
-            <w:tcW w:type="dxa" w:w="7260"/>
-            <w:vAlign w:val="center"/>
+            <w:tcW w:type="dxa" w:w="1500"/>
             <w:tcMar>
               <w:top w:w="80" w:type="dxa"/>
               <w:start w:w="120" w:type="dxa"/>
               <w:bottom w:w="80" w:type="dxa"/>
               <w:end w:w="120" w:type="dxa"/>
             </w:tcMar>
+            <w:vAlign w:val="top"/>
           </w:tcPr>
           <w:p>
             <w:pPr>
-              <w:spacing w:after="0"/>
+              <w:pStyle w:val="TableText"/>
             </w:pPr>
-            <w:r/>
             <w:r>
               <w:rPr>
                 <w:rFonts w:ascii="Calibri" w:hAnsi="Calibri"/>
                 <w:color w:val="0B2545"/>
-                <w:sz w:val="19"/>
+                <w:sz w:val="18"/>
               </w:rPr>
-              <w:t>Early dual inconsistency-and-imbalance detector; YelpChi and Amazon.</w:t>
+              <w:t>GADBench</w:t>
+            </w:r>
+          </w:p>
+        </w:tc>
+        <w:tc>
+          <w:tcPr>
+            <w:tcW w:type="dxa" w:w="1500"/>
+            <w:tcMar>
+              <w:top w:w="80" w:type="dxa"/>
+              <w:start w:w="120" w:type="dxa"/>
+              <w:bottom w:w="80" w:type="dxa"/>
+              <w:end w:w="120" w:type="dxa"/>
+            </w:tcMar>
+            <w:vAlign w:val="top"/>
+          </w:tcPr>
+          <w:p>
+            <w:pPr>
+              <w:pStyle w:val="TableText"/>
+            </w:pPr>
+            <w:r>
+              <w:rPr>
+                <w:rFonts w:ascii="Calibri" w:hAnsi="Calibri"/>
+                <w:color w:val="0B2545"/>
+                <w:sz w:val="18"/>
+              </w:rPr>
+              <w:t>NeurIPS 2023</w:t>
+            </w:r>
+          </w:p>
+        </w:tc>
+        <w:tc>
+          <w:tcPr>
+            <w:tcW w:type="dxa" w:w="2760"/>
+            <w:tcMar>
+              <w:top w:w="80" w:type="dxa"/>
+              <w:start w:w="120" w:type="dxa"/>
+              <w:bottom w:w="80" w:type="dxa"/>
+              <w:end w:w="120" w:type="dxa"/>
+            </w:tcMar>
+            <w:vAlign w:val="top"/>
+          </w:tcPr>
+          <w:p>
+            <w:pPr>
+              <w:pStyle w:val="TableText"/>
+            </w:pPr>
+            <w:hyperlink r:id="rId27">
+              <w:r>
+                <w:rPr>
+                  <w:color w:val="0563C1"/>
+                  <w:u w:val="single"/>
+                  <w:sz w:val="18"/>
+                  <w:rFonts w:ascii="Calibri" w:hAnsi="Calibri"/>
+                </w:rPr>
+                <w:t>Paper</w:t>
+              </w:r>
+            </w:hyperlink>
+          </w:p>
+        </w:tc>
+        <w:tc>
+          <w:tcPr>
+            <w:tcW w:type="dxa" w:w="1500"/>
+            <w:tcMar>
+              <w:top w:w="80" w:type="dxa"/>
+              <w:start w:w="120" w:type="dxa"/>
+              <w:bottom w:w="80" w:type="dxa"/>
+              <w:end w:w="120" w:type="dxa"/>
+            </w:tcMar>
+            <w:vAlign w:val="top"/>
+          </w:tcPr>
+          <w:p>
+            <w:pPr>
+              <w:pStyle w:val="TableText"/>
+            </w:pPr>
+            <w:hyperlink r:id="rId28">
+              <w:r>
+                <w:rPr>
+                  <w:color w:val="0563C1"/>
+                  <w:u w:val="single"/>
+                  <w:sz w:val="18"/>
+                  <w:rFonts w:ascii="Calibri" w:hAnsi="Calibri"/>
+                </w:rPr>
+                <w:t>GitHub</w:t>
+              </w:r>
+            </w:hyperlink>
+          </w:p>
+        </w:tc>
+        <w:tc>
+          <w:tcPr>
+            <w:tcW w:type="dxa" w:w="2100"/>
+            <w:tcMar>
+              <w:top w:w="80" w:type="dxa"/>
+              <w:start w:w="120" w:type="dxa"/>
+              <w:bottom w:w="80" w:type="dxa"/>
+              <w:end w:w="120" w:type="dxa"/>
+            </w:tcMar>
+            <w:vAlign w:val="top"/>
+          </w:tcPr>
+          <w:p>
+            <w:pPr>
+              <w:pStyle w:val="TableText"/>
+            </w:pPr>
+            <w:r>
+              <w:rPr>
+                <w:rFonts w:ascii="Calibri" w:hAnsi="Calibri"/>
+                <w:color w:val="0B2545"/>
+                <w:sz w:val="18"/>
+              </w:rPr>
+              <w:t>Supervised graph-anomaly benchmark discipline: repeated trials, shared evaluation, tuning and runtime reporting.</w:t>
+            </w:r>
+          </w:p>
+        </w:tc>
+      </w:tr>
+      <w:tr>
+        <w:trPr>
+          <w:cantSplit/>
+        </w:trPr>
+        <w:tc>
+          <w:tcPr>
+            <w:tcW w:type="dxa" w:w="1500"/>
+            <w:tcMar>
+              <w:top w:w="80" w:type="dxa"/>
+              <w:start w:w="120" w:type="dxa"/>
+              <w:bottom w:w="80" w:type="dxa"/>
+              <w:end w:w="120" w:type="dxa"/>
+            </w:tcMar>
+            <w:vAlign w:val="top"/>
+          </w:tcPr>
+          <w:p>
+            <w:pPr>
+              <w:pStyle w:val="TableText"/>
+            </w:pPr>
+            <w:r>
+              <w:rPr>
+                <w:rFonts w:ascii="Calibri" w:hAnsi="Calibri"/>
+                <w:color w:val="0B2545"/>
+                <w:sz w:val="18"/>
+              </w:rPr>
+              <w:t>BOND</w:t>
+            </w:r>
+          </w:p>
+        </w:tc>
+        <w:tc>
+          <w:tcPr>
+            <w:tcW w:type="dxa" w:w="1500"/>
+            <w:tcMar>
+              <w:top w:w="80" w:type="dxa"/>
+              <w:start w:w="120" w:type="dxa"/>
+              <w:bottom w:w="80" w:type="dxa"/>
+              <w:end w:w="120" w:type="dxa"/>
+            </w:tcMar>
+            <w:vAlign w:val="top"/>
+          </w:tcPr>
+          <w:p>
+            <w:pPr>
+              <w:pStyle w:val="TableText"/>
+            </w:pPr>
+            <w:r>
+              <w:rPr>
+                <w:rFonts w:ascii="Calibri" w:hAnsi="Calibri"/>
+                <w:color w:val="0B2545"/>
+                <w:sz w:val="18"/>
+              </w:rPr>
+              <w:t>NeurIPS 2022</w:t>
+            </w:r>
+          </w:p>
+        </w:tc>
+        <w:tc>
+          <w:tcPr>
+            <w:tcW w:type="dxa" w:w="2760"/>
+            <w:tcMar>
+              <w:top w:w="80" w:type="dxa"/>
+              <w:start w:w="120" w:type="dxa"/>
+              <w:bottom w:w="80" w:type="dxa"/>
+              <w:end w:w="120" w:type="dxa"/>
+            </w:tcMar>
+            <w:vAlign w:val="top"/>
+          </w:tcPr>
+          <w:p>
+            <w:pPr>
+              <w:pStyle w:val="TableText"/>
+            </w:pPr>
+            <w:hyperlink r:id="rId29">
+              <w:r>
+                <w:rPr>
+                  <w:color w:val="0563C1"/>
+                  <w:u w:val="single"/>
+                  <w:sz w:val="18"/>
+                  <w:rFonts w:ascii="Calibri" w:hAnsi="Calibri"/>
+                </w:rPr>
+                <w:t>Paper</w:t>
+              </w:r>
+            </w:hyperlink>
+          </w:p>
+        </w:tc>
+        <w:tc>
+          <w:tcPr>
+            <w:tcW w:type="dxa" w:w="1500"/>
+            <w:tcMar>
+              <w:top w:w="80" w:type="dxa"/>
+              <w:start w:w="120" w:type="dxa"/>
+              <w:bottom w:w="80" w:type="dxa"/>
+              <w:end w:w="120" w:type="dxa"/>
+            </w:tcMar>
+            <w:vAlign w:val="top"/>
+          </w:tcPr>
+          <w:p>
+            <w:pPr>
+              <w:pStyle w:val="TableText"/>
+            </w:pPr>
+            <w:hyperlink r:id="rId30">
+              <w:r>
+                <w:rPr>
+                  <w:color w:val="0563C1"/>
+                  <w:u w:val="single"/>
+                  <w:sz w:val="18"/>
+                  <w:rFonts w:ascii="Calibri" w:hAnsi="Calibri"/>
+                </w:rPr>
+                <w:t>Code</w:t>
+              </w:r>
+            </w:hyperlink>
+          </w:p>
+        </w:tc>
+        <w:tc>
+          <w:tcPr>
+            <w:tcW w:type="dxa" w:w="2100"/>
+            <w:tcMar>
+              <w:top w:w="80" w:type="dxa"/>
+              <w:start w:w="120" w:type="dxa"/>
+              <w:bottom w:w="80" w:type="dxa"/>
+              <w:end w:w="120" w:type="dxa"/>
+            </w:tcMar>
+            <w:vAlign w:val="top"/>
+          </w:tcPr>
+          <w:p>
+            <w:pPr>
+              <w:pStyle w:val="TableText"/>
+            </w:pPr>
+            <w:r>
+              <w:rPr>
+                <w:rFonts w:ascii="Calibri" w:hAnsi="Calibri"/>
+                <w:color w:val="0B2545"/>
+                <w:sz w:val="18"/>
+              </w:rPr>
+              <w:t>Unsupervised outlier-node benchmark; use for runtime, memory and reproducibility practices, not task equivalence.</w:t>
             </w:r>
           </w:p>
         </w:tc>
@@ -487,203 +2110,308 @@
     </w:tbl>
     <w:p>
       <w:pPr>
-        <w:spacing w:after="0"/>
-      </w:pPr>
-    </w:p>
-    <w:p>
-      <w:pPr>
-        <w:pStyle w:val="Heading2"/>
+        <w:pStyle w:val="Heading1"/>
       </w:pPr>
       <w:r>
-        <w:t>3. PC-GNN - Liu et al., The Web Conference 2021</w:t>
+        <w:t>3. Heterophily-method reference</w:t>
       </w:r>
     </w:p>
     <w:tbl>
       <w:tblPr>
-        <w:tblStyle w:val="TableGrid"/>
         <w:tblW w:type="dxa" w:w="9360"/>
         <w:jc w:val="left"/>
         <w:tblLayout w:type="fixed"/>
         <w:tblLook w:firstColumn="1" w:firstRow="1" w:lastColumn="0" w:lastRow="0" w:noHBand="0" w:noVBand="1" w:val="04A0"/>
         <w:tblInd w:w="120" w:type="dxa"/>
+        <w:tblBorders>
+          <w:top w:val="single" w:sz="6" w:space="0" w:color="B7C3D0"/>
+          <w:left w:val="single" w:sz="6" w:space="0" w:color="B7C3D0"/>
+          <w:bottom w:val="single" w:sz="6" w:space="0" w:color="B7C3D0"/>
+          <w:right w:val="single" w:sz="6" w:space="0" w:color="B7C3D0"/>
+          <w:insideH w:val="single" w:sz="6" w:space="0" w:color="B7C3D0"/>
+          <w:insideV w:val="single" w:sz="6" w:space="0" w:color="B7C3D0"/>
+        </w:tblBorders>
       </w:tblPr>
       <w:tblGrid>
+        <w:gridCol w:w="1500"/>
+        <w:gridCol w:w="1500"/>
+        <w:gridCol w:w="2760"/>
+        <w:gridCol w:w="1500"/>
         <w:gridCol w:w="2100"/>
-        <w:gridCol w:w="7260"/>
       </w:tblGrid>
       <w:tr>
+        <w:trPr>
+          <w:cantSplit/>
+          <w:tblHeader w:val="true"/>
+        </w:trPr>
         <w:tc>
           <w:tcPr>
-            <w:tcW w:type="dxa" w:w="2100"/>
-            <w:vAlign w:val="center"/>
+            <w:tcW w:type="dxa" w:w="1500"/>
             <w:tcMar>
               <w:top w:w="80" w:type="dxa"/>
               <w:start w:w="120" w:type="dxa"/>
               <w:bottom w:w="80" w:type="dxa"/>
               <w:end w:w="120" w:type="dxa"/>
             </w:tcMar>
-            <w:shd w:fill="E8EEF5" w:val="clear"/>
+            <w:vAlign w:val="center"/>
+            <w:shd w:fill="E8EEF5"/>
           </w:tcPr>
           <w:p>
             <w:pPr>
-              <w:spacing w:before="0" w:after="0" w:line="259" w:lineRule="auto"/>
-              <w:jc w:val="left"/>
+              <w:pStyle w:val="TableText"/>
             </w:pPr>
-            <w:r/>
             <w:r>
               <w:rPr>
                 <w:rFonts w:ascii="Calibri" w:hAnsi="Calibri"/>
                 <w:b/>
                 <w:color w:val="0B2545"/>
-                <w:sz w:val="19"/>
+                <w:sz w:val="18"/>
               </w:rPr>
-              <w:t>Paper/DOI</w:t>
+              <w:t>Reference</w:t>
             </w:r>
           </w:p>
         </w:tc>
         <w:tc>
           <w:tcPr>
-            <w:tcW w:type="dxa" w:w="7260"/>
-            <w:vAlign w:val="center"/>
+            <w:tcW w:type="dxa" w:w="1500"/>
             <w:tcMar>
               <w:top w:w="80" w:type="dxa"/>
               <w:start w:w="120" w:type="dxa"/>
               <w:bottom w:w="80" w:type="dxa"/>
               <w:end w:w="120" w:type="dxa"/>
             </w:tcMar>
+            <w:vAlign w:val="center"/>
+            <w:shd w:fill="E8EEF5"/>
           </w:tcPr>
           <w:p>
             <w:pPr>
-              <w:spacing w:after="0"/>
+              <w:pStyle w:val="TableText"/>
             </w:pPr>
-            <w:r/>
-            <w:hyperlink r:id="rId15">
-              <w:r>
-                <w:rPr>
-                  <w:rFonts w:ascii="Calibri" w:hAnsi="Calibri"/>
-                  <w:color w:val="0563C1"/>
-                  <w:u w:val="single"/>
-                  <w:sz w:val="20"/>
-                </w:rPr>
-                <w:t>10.1145/3442381.3449989</w:t>
-              </w:r>
-            </w:hyperlink>
+            <w:r>
+              <w:rPr>
+                <w:rFonts w:ascii="Calibri" w:hAnsi="Calibri"/>
+                <w:b/>
+                <w:color w:val="0B2545"/>
+                <w:sz w:val="18"/>
+              </w:rPr>
+              <w:t>Venue/year</w:t>
+            </w:r>
           </w:p>
         </w:tc>
-      </w:tr>
-      <w:tr>
         <w:tc>
           <w:tcPr>
-            <w:tcW w:type="dxa" w:w="2100"/>
-            <w:vAlign w:val="center"/>
+            <w:tcW w:type="dxa" w:w="2760"/>
             <w:tcMar>
               <w:top w:w="80" w:type="dxa"/>
               <w:start w:w="120" w:type="dxa"/>
               <w:bottom w:w="80" w:type="dxa"/>
               <w:end w:w="120" w:type="dxa"/>
             </w:tcMar>
-            <w:shd w:fill="E8EEF5" w:val="clear"/>
+            <w:vAlign w:val="center"/>
+            <w:shd w:fill="E8EEF5"/>
           </w:tcPr>
           <w:p>
             <w:pPr>
-              <w:spacing w:before="0" w:after="0" w:line="259" w:lineRule="auto"/>
-              <w:jc w:val="left"/>
+              <w:pStyle w:val="TableText"/>
             </w:pPr>
-            <w:r/>
             <w:r>
               <w:rPr>
                 <w:rFonts w:ascii="Calibri" w:hAnsi="Calibri"/>
                 <w:b/>
                 <w:color w:val="0B2545"/>
-                <w:sz w:val="19"/>
+                <w:sz w:val="18"/>
               </w:rPr>
-              <w:t>Official code</w:t>
+              <w:t>Paper</w:t>
             </w:r>
           </w:p>
         </w:tc>
         <w:tc>
           <w:tcPr>
-            <w:tcW w:type="dxa" w:w="7260"/>
-            <w:vAlign w:val="center"/>
+            <w:tcW w:type="dxa" w:w="1500"/>
             <w:tcMar>
               <w:top w:w="80" w:type="dxa"/>
               <w:start w:w="120" w:type="dxa"/>
               <w:bottom w:w="80" w:type="dxa"/>
               <w:end w:w="120" w:type="dxa"/>
             </w:tcMar>
+            <w:vAlign w:val="center"/>
+            <w:shd w:fill="E8EEF5"/>
           </w:tcPr>
           <w:p>
             <w:pPr>
-              <w:spacing w:after="0"/>
+              <w:pStyle w:val="TableText"/>
             </w:pPr>
-            <w:r/>
-            <w:hyperlink r:id="rId16">
-              <w:r>
-                <w:rPr>
-                  <w:rFonts w:ascii="Calibri" w:hAnsi="Calibri"/>
-                  <w:color w:val="0563C1"/>
-                  <w:u w:val="single"/>
-                  <w:sz w:val="20"/>
-                </w:rPr>
-                <w:t>PonderLY/PC-GNN</w:t>
-              </w:r>
-            </w:hyperlink>
+            <w:r>
+              <w:rPr>
+                <w:rFonts w:ascii="Calibri" w:hAnsi="Calibri"/>
+                <w:b/>
+                <w:color w:val="0B2545"/>
+                <w:sz w:val="18"/>
+              </w:rPr>
+              <w:t>Code</w:t>
+            </w:r>
           </w:p>
         </w:tc>
-      </w:tr>
-      <w:tr>
         <w:tc>
           <w:tcPr>
             <w:tcW w:type="dxa" w:w="2100"/>
-            <w:vAlign w:val="center"/>
             <w:tcMar>
               <w:top w:w="80" w:type="dxa"/>
               <w:start w:w="120" w:type="dxa"/>
               <w:bottom w:w="80" w:type="dxa"/>
               <w:end w:w="120" w:type="dxa"/>
             </w:tcMar>
-            <w:shd w:fill="E8EEF5" w:val="clear"/>
+            <w:vAlign w:val="center"/>
+            <w:shd w:fill="E8EEF5"/>
           </w:tcPr>
           <w:p>
             <w:pPr>
-              <w:spacing w:before="0" w:after="0" w:line="259" w:lineRule="auto"/>
-              <w:jc w:val="left"/>
+              <w:pStyle w:val="TableText"/>
             </w:pPr>
-            <w:r/>
             <w:r>
               <w:rPr>
                 <w:rFonts w:ascii="Calibri" w:hAnsi="Calibri"/>
                 <w:b/>
                 <w:color w:val="0B2545"/>
-                <w:sz w:val="19"/>
+                <w:sz w:val="18"/>
               </w:rPr>
-              <w:t>Project role</w:t>
+              <w:t>Use in this project</w:t>
             </w:r>
           </w:p>
         </w:tc>
+      </w:tr>
+      <w:tr>
+        <w:trPr>
+          <w:cantSplit/>
+        </w:trPr>
         <w:tc>
           <w:tcPr>
-            <w:tcW w:type="dxa" w:w="7260"/>
-            <w:vAlign w:val="center"/>
+            <w:tcW w:type="dxa" w:w="1500"/>
             <w:tcMar>
               <w:top w:w="80" w:type="dxa"/>
               <w:start w:w="120" w:type="dxa"/>
               <w:bottom w:w="80" w:type="dxa"/>
               <w:end w:w="120" w:type="dxa"/>
             </w:tcMar>
+            <w:vAlign w:val="top"/>
           </w:tcPr>
           <w:p>
             <w:pPr>
-              <w:spacing w:after="0"/>
+              <w:pStyle w:val="TableText"/>
             </w:pPr>
-            <w:r/>
             <w:r>
               <w:rPr>
                 <w:rFonts w:ascii="Calibri" w:hAnsi="Calibri"/>
                 <w:color w:val="0B2545"/>
-                <w:sz w:val="19"/>
+                <w:sz w:val="18"/>
               </w:rPr>
-              <w:t>Label-balanced sampling and neighbour selection; YelpChi and Amazon.</w:t>
+              <w:t>TROPICAL</w:t>
+            </w:r>
+          </w:p>
+        </w:tc>
+        <w:tc>
+          <w:tcPr>
+            <w:tcW w:type="dxa" w:w="1500"/>
+            <w:tcMar>
+              <w:top w:w="80" w:type="dxa"/>
+              <w:start w:w="120" w:type="dxa"/>
+              <w:bottom w:w="80" w:type="dxa"/>
+              <w:end w:w="120" w:type="dxa"/>
+            </w:tcMar>
+            <w:vAlign w:val="top"/>
+          </w:tcPr>
+          <w:p>
+            <w:pPr>
+              <w:pStyle w:val="TableText"/>
+            </w:pPr>
+            <w:r>
+              <w:rPr>
+                <w:rFonts w:ascii="Calibri" w:hAnsi="Calibri"/>
+                <w:color w:val="0B2545"/>
+                <w:sz w:val="18"/>
+              </w:rPr>
+              <w:t>ICDM 2024</w:t>
+            </w:r>
+          </w:p>
+        </w:tc>
+        <w:tc>
+          <w:tcPr>
+            <w:tcW w:type="dxa" w:w="2760"/>
+            <w:tcMar>
+              <w:top w:w="80" w:type="dxa"/>
+              <w:start w:w="120" w:type="dxa"/>
+              <w:bottom w:w="80" w:type="dxa"/>
+              <w:end w:w="120" w:type="dxa"/>
+            </w:tcMar>
+            <w:vAlign w:val="top"/>
+          </w:tcPr>
+          <w:p>
+            <w:pPr>
+              <w:pStyle w:val="TableText"/>
+            </w:pPr>
+            <w:hyperlink r:id="rId31">
+              <w:r>
+                <w:rPr>
+                  <w:color w:val="0563C1"/>
+                  <w:u w:val="single"/>
+                  <w:sz w:val="18"/>
+                  <w:rFonts w:ascii="Calibri" w:hAnsi="Calibri"/>
+                </w:rPr>
+                <w:t>IEEE</w:t>
+              </w:r>
+            </w:hyperlink>
+          </w:p>
+        </w:tc>
+        <w:tc>
+          <w:tcPr>
+            <w:tcW w:type="dxa" w:w="1500"/>
+            <w:tcMar>
+              <w:top w:w="80" w:type="dxa"/>
+              <w:start w:w="120" w:type="dxa"/>
+              <w:bottom w:w="80" w:type="dxa"/>
+              <w:end w:w="120" w:type="dxa"/>
+            </w:tcMar>
+            <w:vAlign w:val="top"/>
+          </w:tcPr>
+          <w:p>
+            <w:pPr>
+              <w:pStyle w:val="TableText"/>
+            </w:pPr>
+            <w:hyperlink r:id="rId32">
+              <w:r>
+                <w:rPr>
+                  <w:color w:val="0563C1"/>
+                  <w:u w:val="single"/>
+                  <w:sz w:val="18"/>
+                  <w:rFonts w:ascii="Calibri" w:hAnsi="Calibri"/>
+                </w:rPr>
+                <w:t>GitHub</w:t>
+              </w:r>
+            </w:hyperlink>
+          </w:p>
+        </w:tc>
+        <w:tc>
+          <w:tcPr>
+            <w:tcW w:type="dxa" w:w="2100"/>
+            <w:tcMar>
+              <w:top w:w="80" w:type="dxa"/>
+              <w:start w:w="120" w:type="dxa"/>
+              <w:bottom w:w="80" w:type="dxa"/>
+              <w:end w:w="120" w:type="dxa"/>
+            </w:tcMar>
+            <w:vAlign w:val="top"/>
+          </w:tcPr>
+          <w:p>
+            <w:pPr>
+              <w:pStyle w:val="TableText"/>
+            </w:pPr>
+            <w:r>
+              <w:rPr>
+                <w:rFonts w:ascii="Calibri" w:hAnsi="Calibri"/>
+                <w:color w:val="0B2545"/>
+                <w:sz w:val="18"/>
+              </w:rPr>
+              <w:t>Methodological reference for local/global heterophily, one-hop fraud-node interpretation, relation-level analysis and camouflage.</w:t>
             </w:r>
           </w:p>
         </w:tc>
@@ -691,1152 +2419,16 @@
     </w:tbl>
     <w:p>
       <w:pPr>
-        <w:spacing w:after="0"/>
-      </w:pPr>
-    </w:p>
-    <w:p>
-      <w:pPr>
-        <w:pStyle w:val="Heading2"/>
+        <w:spacing w:before="80" w:after="80"/>
       </w:pPr>
       <w:r>
-        <w:t>4. BWGNN - Tang et al., ICML 2022</w:t>
-      </w:r>
-    </w:p>
-    <w:tbl>
-      <w:tblPr>
-        <w:tblStyle w:val="TableGrid"/>
-        <w:tblW w:type="dxa" w:w="9360"/>
-        <w:jc w:val="left"/>
-        <w:tblLayout w:type="fixed"/>
-        <w:tblLook w:firstColumn="1" w:firstRow="1" w:lastColumn="0" w:lastRow="0" w:noHBand="0" w:noVBand="1" w:val="04A0"/>
-        <w:tblInd w:w="120" w:type="dxa"/>
-      </w:tblPr>
-      <w:tblGrid>
-        <w:gridCol w:w="2100"/>
-        <w:gridCol w:w="7260"/>
-      </w:tblGrid>
-      <w:tr>
-        <w:tc>
-          <w:tcPr>
-            <w:tcW w:type="dxa" w:w="2100"/>
-            <w:vAlign w:val="center"/>
-            <w:tcMar>
-              <w:top w:w="80" w:type="dxa"/>
-              <w:start w:w="120" w:type="dxa"/>
-              <w:bottom w:w="80" w:type="dxa"/>
-              <w:end w:w="120" w:type="dxa"/>
-            </w:tcMar>
-            <w:shd w:fill="E8EEF5" w:val="clear"/>
-          </w:tcPr>
-          <w:p>
-            <w:pPr>
-              <w:spacing w:before="0" w:after="0" w:line="259" w:lineRule="auto"/>
-              <w:jc w:val="left"/>
-            </w:pPr>
-            <w:r/>
-            <w:r>
-              <w:rPr>
-                <w:rFonts w:ascii="Calibri" w:hAnsi="Calibri"/>
-                <w:b/>
-                <w:color w:val="0B2545"/>
-                <w:sz w:val="19"/>
-              </w:rPr>
-              <w:t>Official paper</w:t>
-            </w:r>
-          </w:p>
-        </w:tc>
-        <w:tc>
-          <w:tcPr>
-            <w:tcW w:type="dxa" w:w="7260"/>
-            <w:vAlign w:val="center"/>
-            <w:tcMar>
-              <w:top w:w="80" w:type="dxa"/>
-              <w:start w:w="120" w:type="dxa"/>
-              <w:bottom w:w="80" w:type="dxa"/>
-              <w:end w:w="120" w:type="dxa"/>
-            </w:tcMar>
-          </w:tcPr>
-          <w:p>
-            <w:pPr>
-              <w:spacing w:after="0"/>
-            </w:pPr>
-            <w:r/>
-            <w:hyperlink r:id="rId17">
-              <w:r>
-                <w:rPr>
-                  <w:rFonts w:ascii="Calibri" w:hAnsi="Calibri"/>
-                  <w:color w:val="0563C1"/>
-                  <w:u w:val="single"/>
-                  <w:sz w:val="20"/>
-                </w:rPr>
-                <w:t>PMLR volume 162</w:t>
-              </w:r>
-            </w:hyperlink>
-          </w:p>
-        </w:tc>
-      </w:tr>
-      <w:tr>
-        <w:tc>
-          <w:tcPr>
-            <w:tcW w:type="dxa" w:w="2100"/>
-            <w:vAlign w:val="center"/>
-            <w:tcMar>
-              <w:top w:w="80" w:type="dxa"/>
-              <w:start w:w="120" w:type="dxa"/>
-              <w:bottom w:w="80" w:type="dxa"/>
-              <w:end w:w="120" w:type="dxa"/>
-            </w:tcMar>
-            <w:shd w:fill="E8EEF5" w:val="clear"/>
-          </w:tcPr>
-          <w:p>
-            <w:pPr>
-              <w:spacing w:before="0" w:after="0" w:line="259" w:lineRule="auto"/>
-              <w:jc w:val="left"/>
-            </w:pPr>
-            <w:r/>
-            <w:r>
-              <w:rPr>
-                <w:rFonts w:ascii="Calibri" w:hAnsi="Calibri"/>
-                <w:b/>
-                <w:color w:val="0B2545"/>
-                <w:sz w:val="19"/>
-              </w:rPr>
-              <w:t>arXiv DOI</w:t>
-            </w:r>
-          </w:p>
-        </w:tc>
-        <w:tc>
-          <w:tcPr>
-            <w:tcW w:type="dxa" w:w="7260"/>
-            <w:vAlign w:val="center"/>
-            <w:tcMar>
-              <w:top w:w="80" w:type="dxa"/>
-              <w:start w:w="120" w:type="dxa"/>
-              <w:bottom w:w="80" w:type="dxa"/>
-              <w:end w:w="120" w:type="dxa"/>
-            </w:tcMar>
-          </w:tcPr>
-          <w:p>
-            <w:pPr>
-              <w:spacing w:after="0"/>
-            </w:pPr>
-            <w:r/>
-            <w:hyperlink r:id="rId18">
-              <w:r>
-                <w:rPr>
-                  <w:rFonts w:ascii="Calibri" w:hAnsi="Calibri"/>
-                  <w:color w:val="0563C1"/>
-                  <w:u w:val="single"/>
-                  <w:sz w:val="20"/>
-                </w:rPr>
-                <w:t>10.48550/arXiv.2205.15508</w:t>
-              </w:r>
-            </w:hyperlink>
-          </w:p>
-        </w:tc>
-      </w:tr>
-      <w:tr>
-        <w:tc>
-          <w:tcPr>
-            <w:tcW w:type="dxa" w:w="2100"/>
-            <w:vAlign w:val="center"/>
-            <w:tcMar>
-              <w:top w:w="80" w:type="dxa"/>
-              <w:start w:w="120" w:type="dxa"/>
-              <w:bottom w:w="80" w:type="dxa"/>
-              <w:end w:w="120" w:type="dxa"/>
-            </w:tcMar>
-            <w:shd w:fill="E8EEF5" w:val="clear"/>
-          </w:tcPr>
-          <w:p>
-            <w:pPr>
-              <w:spacing w:before="0" w:after="0" w:line="259" w:lineRule="auto"/>
-              <w:jc w:val="left"/>
-            </w:pPr>
-            <w:r/>
-            <w:r>
-              <w:rPr>
-                <w:rFonts w:ascii="Calibri" w:hAnsi="Calibri"/>
-                <w:b/>
-                <w:color w:val="0B2545"/>
-                <w:sz w:val="19"/>
-              </w:rPr>
-              <w:t>Official code</w:t>
-            </w:r>
-          </w:p>
-        </w:tc>
-        <w:tc>
-          <w:tcPr>
-            <w:tcW w:type="dxa" w:w="7260"/>
-            <w:vAlign w:val="center"/>
-            <w:tcMar>
-              <w:top w:w="80" w:type="dxa"/>
-              <w:start w:w="120" w:type="dxa"/>
-              <w:bottom w:w="80" w:type="dxa"/>
-              <w:end w:w="120" w:type="dxa"/>
-            </w:tcMar>
-          </w:tcPr>
-          <w:p>
-            <w:pPr>
-              <w:spacing w:after="0"/>
-            </w:pPr>
-            <w:r/>
-            <w:hyperlink r:id="rId19">
-              <w:r>
-                <w:rPr>
-                  <w:rFonts w:ascii="Calibri" w:hAnsi="Calibri"/>
-                  <w:color w:val="0563C1"/>
-                  <w:u w:val="single"/>
-                  <w:sz w:val="20"/>
-                </w:rPr>
-                <w:t>squareRoot3/Rethinking-Anomaly-Detection</w:t>
-              </w:r>
-            </w:hyperlink>
-          </w:p>
-        </w:tc>
-      </w:tr>
-      <w:tr>
-        <w:tc>
-          <w:tcPr>
-            <w:tcW w:type="dxa" w:w="2100"/>
-            <w:vAlign w:val="center"/>
-            <w:tcMar>
-              <w:top w:w="80" w:type="dxa"/>
-              <w:start w:w="120" w:type="dxa"/>
-              <w:bottom w:w="80" w:type="dxa"/>
-              <w:end w:w="120" w:type="dxa"/>
-            </w:tcMar>
-            <w:shd w:fill="E8EEF5" w:val="clear"/>
-          </w:tcPr>
-          <w:p>
-            <w:pPr>
-              <w:spacing w:before="0" w:after="0" w:line="259" w:lineRule="auto"/>
-              <w:jc w:val="left"/>
-            </w:pPr>
-            <w:r/>
-            <w:r>
-              <w:rPr>
-                <w:rFonts w:ascii="Calibri" w:hAnsi="Calibri"/>
-                <w:b/>
-                <w:color w:val="0B2545"/>
-                <w:sz w:val="19"/>
-              </w:rPr>
-              <w:t>Project role</w:t>
-            </w:r>
-          </w:p>
-        </w:tc>
-        <w:tc>
-          <w:tcPr>
-            <w:tcW w:type="dxa" w:w="7260"/>
-            <w:vAlign w:val="center"/>
-            <w:tcMar>
-              <w:top w:w="80" w:type="dxa"/>
-              <w:start w:w="120" w:type="dxa"/>
-              <w:bottom w:w="80" w:type="dxa"/>
-              <w:end w:w="120" w:type="dxa"/>
-            </w:tcMar>
-          </w:tcPr>
-          <w:p>
-            <w:pPr>
-              <w:spacing w:after="0"/>
-            </w:pPr>
-            <w:r/>
-            <w:r>
-              <w:rPr>
-                <w:rFonts w:ascii="Calibri" w:hAnsi="Calibri"/>
-                <w:color w:val="0B2545"/>
-                <w:sz w:val="19"/>
-              </w:rPr>
-              <w:t>Beta-wavelet spectral anchor; YelpChi, Amazon, T-Finance and T-Social.</w:t>
-            </w:r>
-          </w:p>
-        </w:tc>
-      </w:tr>
-    </w:tbl>
-    <w:p>
-      <w:pPr>
-        <w:spacing w:after="0"/>
-      </w:pPr>
-    </w:p>
-    <w:p>
-      <w:pPr>
-        <w:pStyle w:val="Heading2"/>
-      </w:pPr>
-      <w:r>
-        <w:t>5. GHRN - Gao et al., The Web Conference 2023</w:t>
-      </w:r>
-    </w:p>
-    <w:tbl>
-      <w:tblPr>
-        <w:tblStyle w:val="TableGrid"/>
-        <w:tblW w:type="dxa" w:w="9360"/>
-        <w:jc w:val="left"/>
-        <w:tblLayout w:type="fixed"/>
-        <w:tblLook w:firstColumn="1" w:firstRow="1" w:lastColumn="0" w:lastRow="0" w:noHBand="0" w:noVBand="1" w:val="04A0"/>
-        <w:tblInd w:w="120" w:type="dxa"/>
-      </w:tblPr>
-      <w:tblGrid>
-        <w:gridCol w:w="2100"/>
-        <w:gridCol w:w="7260"/>
-      </w:tblGrid>
-      <w:tr>
-        <w:tc>
-          <w:tcPr>
-            <w:tcW w:type="dxa" w:w="2100"/>
-            <w:vAlign w:val="center"/>
-            <w:tcMar>
-              <w:top w:w="80" w:type="dxa"/>
-              <w:start w:w="120" w:type="dxa"/>
-              <w:bottom w:w="80" w:type="dxa"/>
-              <w:end w:w="120" w:type="dxa"/>
-            </w:tcMar>
-            <w:shd w:fill="E8EEF5" w:val="clear"/>
-          </w:tcPr>
-          <w:p>
-            <w:pPr>
-              <w:spacing w:before="0" w:after="0" w:line="259" w:lineRule="auto"/>
-              <w:jc w:val="left"/>
-            </w:pPr>
-            <w:r/>
-            <w:r>
-              <w:rPr>
-                <w:rFonts w:ascii="Calibri" w:hAnsi="Calibri"/>
-                <w:b/>
-                <w:color w:val="0B2545"/>
-                <w:sz w:val="19"/>
-              </w:rPr>
-              <w:t>Paper/DOI</w:t>
-            </w:r>
-          </w:p>
-        </w:tc>
-        <w:tc>
-          <w:tcPr>
-            <w:tcW w:type="dxa" w:w="7260"/>
-            <w:vAlign w:val="center"/>
-            <w:tcMar>
-              <w:top w:w="80" w:type="dxa"/>
-              <w:start w:w="120" w:type="dxa"/>
-              <w:bottom w:w="80" w:type="dxa"/>
-              <w:end w:w="120" w:type="dxa"/>
-            </w:tcMar>
-          </w:tcPr>
-          <w:p>
-            <w:pPr>
-              <w:spacing w:after="0"/>
-            </w:pPr>
-            <w:r/>
-            <w:hyperlink r:id="rId20">
-              <w:r>
-                <w:rPr>
-                  <w:rFonts w:ascii="Calibri" w:hAnsi="Calibri"/>
-                  <w:color w:val="0563C1"/>
-                  <w:u w:val="single"/>
-                  <w:sz w:val="20"/>
-                </w:rPr>
-                <w:t>10.1145/3543507.3583268</w:t>
-              </w:r>
-            </w:hyperlink>
-          </w:p>
-        </w:tc>
-      </w:tr>
-      <w:tr>
-        <w:tc>
-          <w:tcPr>
-            <w:tcW w:type="dxa" w:w="2100"/>
-            <w:vAlign w:val="center"/>
-            <w:tcMar>
-              <w:top w:w="80" w:type="dxa"/>
-              <w:start w:w="120" w:type="dxa"/>
-              <w:bottom w:w="80" w:type="dxa"/>
-              <w:end w:w="120" w:type="dxa"/>
-            </w:tcMar>
-            <w:shd w:fill="E8EEF5" w:val="clear"/>
-          </w:tcPr>
-          <w:p>
-            <w:pPr>
-              <w:spacing w:before="0" w:after="0" w:line="259" w:lineRule="auto"/>
-              <w:jc w:val="left"/>
-            </w:pPr>
-            <w:r/>
-            <w:r>
-              <w:rPr>
-                <w:rFonts w:ascii="Calibri" w:hAnsi="Calibri"/>
-                <w:b/>
-                <w:color w:val="0B2545"/>
-                <w:sz w:val="19"/>
-              </w:rPr>
-              <w:t>Official code</w:t>
-            </w:r>
-          </w:p>
-        </w:tc>
-        <w:tc>
-          <w:tcPr>
-            <w:tcW w:type="dxa" w:w="7260"/>
-            <w:vAlign w:val="center"/>
-            <w:tcMar>
-              <w:top w:w="80" w:type="dxa"/>
-              <w:start w:w="120" w:type="dxa"/>
-              <w:bottom w:w="80" w:type="dxa"/>
-              <w:end w:w="120" w:type="dxa"/>
-            </w:tcMar>
-          </w:tcPr>
-          <w:p>
-            <w:pPr>
-              <w:spacing w:after="0"/>
-            </w:pPr>
-            <w:r/>
-            <w:hyperlink r:id="rId21">
-              <w:r>
-                <w:rPr>
-                  <w:rFonts w:ascii="Calibri" w:hAnsi="Calibri"/>
-                  <w:color w:val="0563C1"/>
-                  <w:u w:val="single"/>
-                  <w:sz w:val="20"/>
-                </w:rPr>
-                <w:t>blacksingular/GHRN</w:t>
-              </w:r>
-            </w:hyperlink>
-          </w:p>
-        </w:tc>
-      </w:tr>
-      <w:tr>
-        <w:tc>
-          <w:tcPr>
-            <w:tcW w:type="dxa" w:w="2100"/>
-            <w:vAlign w:val="center"/>
-            <w:tcMar>
-              <w:top w:w="80" w:type="dxa"/>
-              <w:start w:w="120" w:type="dxa"/>
-              <w:bottom w:w="80" w:type="dxa"/>
-              <w:end w:w="120" w:type="dxa"/>
-            </w:tcMar>
-            <w:shd w:fill="E8EEF5" w:val="clear"/>
-          </w:tcPr>
-          <w:p>
-            <w:pPr>
-              <w:spacing w:before="0" w:after="0" w:line="259" w:lineRule="auto"/>
-              <w:jc w:val="left"/>
-            </w:pPr>
-            <w:r/>
-            <w:r>
-              <w:rPr>
-                <w:rFonts w:ascii="Calibri" w:hAnsi="Calibri"/>
-                <w:b/>
-                <w:color w:val="0B2545"/>
-                <w:sz w:val="19"/>
-              </w:rPr>
-              <w:t>Project role</w:t>
-            </w:r>
-          </w:p>
-        </w:tc>
-        <w:tc>
-          <w:tcPr>
-            <w:tcW w:type="dxa" w:w="7260"/>
-            <w:vAlign w:val="center"/>
-            <w:tcMar>
-              <w:top w:w="80" w:type="dxa"/>
-              <w:start w:w="120" w:type="dxa"/>
-              <w:bottom w:w="80" w:type="dxa"/>
-              <w:end w:w="120" w:type="dxa"/>
-            </w:tcMar>
-          </w:tcPr>
-          <w:p>
-            <w:pPr>
-              <w:spacing w:after="0"/>
-            </w:pPr>
-            <w:r/>
-            <w:r>
-              <w:rPr>
-                <w:rFonts w:ascii="Calibri" w:hAnsi="Calibri"/>
-                <w:color w:val="0B2545"/>
-                <w:sz w:val="19"/>
-              </w:rPr>
-              <w:t>Graph-heterophily-resistant spectral method; same four datasets as BWGNN.</w:t>
-            </w:r>
-          </w:p>
-        </w:tc>
-      </w:tr>
-    </w:tbl>
-    <w:p>
-      <w:pPr>
-        <w:spacing w:after="0"/>
-      </w:pPr>
-    </w:p>
-    <w:p>
-      <w:pPr>
-        <w:pStyle w:val="Heading2"/>
-      </w:pPr>
-      <w:r>
-        <w:t>6. SplitGNN - Wu et al., CIKM 2023</w:t>
-      </w:r>
-    </w:p>
-    <w:tbl>
-      <w:tblPr>
-        <w:tblStyle w:val="TableGrid"/>
-        <w:tblW w:type="dxa" w:w="9360"/>
-        <w:jc w:val="left"/>
-        <w:tblLayout w:type="fixed"/>
-        <w:tblLook w:firstColumn="1" w:firstRow="1" w:lastColumn="0" w:lastRow="0" w:noHBand="0" w:noVBand="1" w:val="04A0"/>
-        <w:tblInd w:w="120" w:type="dxa"/>
-      </w:tblPr>
-      <w:tblGrid>
-        <w:gridCol w:w="2100"/>
-        <w:gridCol w:w="7260"/>
-      </w:tblGrid>
-      <w:tr>
-        <w:tc>
-          <w:tcPr>
-            <w:tcW w:type="dxa" w:w="2100"/>
-            <w:vAlign w:val="center"/>
-            <w:tcMar>
-              <w:top w:w="80" w:type="dxa"/>
-              <w:start w:w="120" w:type="dxa"/>
-              <w:bottom w:w="80" w:type="dxa"/>
-              <w:end w:w="120" w:type="dxa"/>
-            </w:tcMar>
-            <w:shd w:fill="E8EEF5" w:val="clear"/>
-          </w:tcPr>
-          <w:p>
-            <w:pPr>
-              <w:spacing w:before="0" w:after="0" w:line="259" w:lineRule="auto"/>
-              <w:jc w:val="left"/>
-            </w:pPr>
-            <w:r/>
-            <w:r>
-              <w:rPr>
-                <w:rFonts w:ascii="Calibri" w:hAnsi="Calibri"/>
-                <w:b/>
-                <w:color w:val="0B2545"/>
-                <w:sz w:val="19"/>
-              </w:rPr>
-              <w:t>Paper/DOI</w:t>
-            </w:r>
-          </w:p>
-        </w:tc>
-        <w:tc>
-          <w:tcPr>
-            <w:tcW w:type="dxa" w:w="7260"/>
-            <w:vAlign w:val="center"/>
-            <w:tcMar>
-              <w:top w:w="80" w:type="dxa"/>
-              <w:start w:w="120" w:type="dxa"/>
-              <w:bottom w:w="80" w:type="dxa"/>
-              <w:end w:w="120" w:type="dxa"/>
-            </w:tcMar>
-          </w:tcPr>
-          <w:p>
-            <w:pPr>
-              <w:spacing w:after="0"/>
-            </w:pPr>
-            <w:r/>
-            <w:hyperlink r:id="rId22">
-              <w:r>
-                <w:rPr>
-                  <w:rFonts w:ascii="Calibri" w:hAnsi="Calibri"/>
-                  <w:color w:val="0563C1"/>
-                  <w:u w:val="single"/>
-                  <w:sz w:val="20"/>
-                </w:rPr>
-                <w:t>10.1145/3583780.3615067</w:t>
-              </w:r>
-            </w:hyperlink>
-          </w:p>
-        </w:tc>
-      </w:tr>
-      <w:tr>
-        <w:tc>
-          <w:tcPr>
-            <w:tcW w:type="dxa" w:w="2100"/>
-            <w:vAlign w:val="center"/>
-            <w:tcMar>
-              <w:top w:w="80" w:type="dxa"/>
-              <w:start w:w="120" w:type="dxa"/>
-              <w:bottom w:w="80" w:type="dxa"/>
-              <w:end w:w="120" w:type="dxa"/>
-            </w:tcMar>
-            <w:shd w:fill="E8EEF5" w:val="clear"/>
-          </w:tcPr>
-          <w:p>
-            <w:pPr>
-              <w:spacing w:before="0" w:after="0" w:line="259" w:lineRule="auto"/>
-              <w:jc w:val="left"/>
-            </w:pPr>
-            <w:r/>
-            <w:r>
-              <w:rPr>
-                <w:rFonts w:ascii="Calibri" w:hAnsi="Calibri"/>
-                <w:b/>
-                <w:color w:val="0B2545"/>
-                <w:sz w:val="19"/>
-              </w:rPr>
-              <w:t>Official code</w:t>
-            </w:r>
-          </w:p>
-        </w:tc>
-        <w:tc>
-          <w:tcPr>
-            <w:tcW w:type="dxa" w:w="7260"/>
-            <w:vAlign w:val="center"/>
-            <w:tcMar>
-              <w:top w:w="80" w:type="dxa"/>
-              <w:start w:w="120" w:type="dxa"/>
-              <w:bottom w:w="80" w:type="dxa"/>
-              <w:end w:w="120" w:type="dxa"/>
-            </w:tcMar>
-          </w:tcPr>
-          <w:p>
-            <w:pPr>
-              <w:spacing w:after="0"/>
-            </w:pPr>
-            <w:r/>
-            <w:hyperlink r:id="rId23">
-              <w:r>
-                <w:rPr>
-                  <w:rFonts w:ascii="Calibri" w:hAnsi="Calibri"/>
-                  <w:color w:val="0563C1"/>
-                  <w:u w:val="single"/>
-                  <w:sz w:val="20"/>
-                </w:rPr>
-                <w:t>Split-GNN/SplitGNN</w:t>
-              </w:r>
-            </w:hyperlink>
-          </w:p>
-        </w:tc>
-      </w:tr>
-      <w:tr>
-        <w:tc>
-          <w:tcPr>
-            <w:tcW w:type="dxa" w:w="2100"/>
-            <w:vAlign w:val="center"/>
-            <w:tcMar>
-              <w:top w:w="80" w:type="dxa"/>
-              <w:start w:w="120" w:type="dxa"/>
-              <w:bottom w:w="80" w:type="dxa"/>
-              <w:end w:w="120" w:type="dxa"/>
-            </w:tcMar>
-            <w:shd w:fill="E8EEF5" w:val="clear"/>
-          </w:tcPr>
-          <w:p>
-            <w:pPr>
-              <w:spacing w:before="0" w:after="0" w:line="259" w:lineRule="auto"/>
-              <w:jc w:val="left"/>
-            </w:pPr>
-            <w:r/>
-            <w:r>
-              <w:rPr>
-                <w:rFonts w:ascii="Calibri" w:hAnsi="Calibri"/>
-                <w:b/>
-                <w:color w:val="0B2545"/>
-                <w:sz w:val="19"/>
-              </w:rPr>
-              <w:t>Project role</w:t>
-            </w:r>
-          </w:p>
-        </w:tc>
-        <w:tc>
-          <w:tcPr>
-            <w:tcW w:type="dxa" w:w="7260"/>
-            <w:vAlign w:val="center"/>
-            <w:tcMar>
-              <w:top w:w="80" w:type="dxa"/>
-              <w:start w:w="120" w:type="dxa"/>
-              <w:bottom w:w="80" w:type="dxa"/>
-              <w:end w:w="120" w:type="dxa"/>
-            </w:tcMar>
-          </w:tcPr>
-          <w:p>
-            <w:pPr>
-              <w:spacing w:after="0"/>
-            </w:pPr>
-            <w:r/>
-            <w:r>
-              <w:rPr>
-                <w:rFonts w:ascii="Calibri" w:hAnsi="Calibri"/>
-                <w:color w:val="0B2545"/>
-                <w:sz w:val="19"/>
-              </w:rPr>
-              <w:t>Fraud-specific spectral heterophily detector; YelpChi, Amazon and FDCompCN.</w:t>
-            </w:r>
-          </w:p>
-        </w:tc>
-      </w:tr>
-    </w:tbl>
-    <w:p>
-      <w:pPr>
-        <w:spacing w:after="0"/>
-      </w:pPr>
-    </w:p>
-    <w:p>
-      <w:pPr>
-        <w:pStyle w:val="Heading2"/>
-      </w:pPr>
-      <w:r>
-        <w:t>7. PMP - Zhuo et al., ICLR 2024</w:t>
-      </w:r>
-    </w:p>
-    <w:tbl>
-      <w:tblPr>
-        <w:tblStyle w:val="TableGrid"/>
-        <w:tblW w:type="dxa" w:w="9360"/>
-        <w:jc w:val="left"/>
-        <w:tblLayout w:type="fixed"/>
-        <w:tblLook w:firstColumn="1" w:firstRow="1" w:lastColumn="0" w:lastRow="0" w:noHBand="0" w:noVBand="1" w:val="04A0"/>
-        <w:tblInd w:w="120" w:type="dxa"/>
-      </w:tblPr>
-      <w:tblGrid>
-        <w:gridCol w:w="2100"/>
-        <w:gridCol w:w="7260"/>
-      </w:tblGrid>
-      <w:tr>
-        <w:tc>
-          <w:tcPr>
-            <w:tcW w:type="dxa" w:w="2100"/>
-            <w:vAlign w:val="center"/>
-            <w:tcMar>
-              <w:top w:w="80" w:type="dxa"/>
-              <w:start w:w="120" w:type="dxa"/>
-              <w:bottom w:w="80" w:type="dxa"/>
-              <w:end w:w="120" w:type="dxa"/>
-            </w:tcMar>
-            <w:shd w:fill="E8EEF5" w:val="clear"/>
-          </w:tcPr>
-          <w:p>
-            <w:pPr>
-              <w:spacing w:before="0" w:after="0" w:line="259" w:lineRule="auto"/>
-              <w:jc w:val="left"/>
-            </w:pPr>
-            <w:r/>
-            <w:r>
-              <w:rPr>
-                <w:rFonts w:ascii="Calibri" w:hAnsi="Calibri"/>
-                <w:b/>
-                <w:color w:val="0B2545"/>
-                <w:sz w:val="19"/>
-              </w:rPr>
-              <w:t>Official paper</w:t>
-            </w:r>
-          </w:p>
-        </w:tc>
-        <w:tc>
-          <w:tcPr>
-            <w:tcW w:type="dxa" w:w="7260"/>
-            <w:vAlign w:val="center"/>
-            <w:tcMar>
-              <w:top w:w="80" w:type="dxa"/>
-              <w:start w:w="120" w:type="dxa"/>
-              <w:bottom w:w="80" w:type="dxa"/>
-              <w:end w:w="120" w:type="dxa"/>
-            </w:tcMar>
-          </w:tcPr>
-          <w:p>
-            <w:pPr>
-              <w:spacing w:after="0"/>
-            </w:pPr>
-            <w:r/>
-            <w:hyperlink r:id="rId24">
-              <w:r>
-                <w:rPr>
-                  <w:rFonts w:ascii="Calibri" w:hAnsi="Calibri"/>
-                  <w:color w:val="0563C1"/>
-                  <w:u w:val="single"/>
-                  <w:sz w:val="20"/>
-                </w:rPr>
-                <w:t>ICLR OpenReview</w:t>
-              </w:r>
-            </w:hyperlink>
-          </w:p>
-        </w:tc>
-      </w:tr>
-      <w:tr>
-        <w:tc>
-          <w:tcPr>
-            <w:tcW w:type="dxa" w:w="2100"/>
-            <w:vAlign w:val="center"/>
-            <w:tcMar>
-              <w:top w:w="80" w:type="dxa"/>
-              <w:start w:w="120" w:type="dxa"/>
-              <w:bottom w:w="80" w:type="dxa"/>
-              <w:end w:w="120" w:type="dxa"/>
-            </w:tcMar>
-            <w:shd w:fill="E8EEF5" w:val="clear"/>
-          </w:tcPr>
-          <w:p>
-            <w:pPr>
-              <w:spacing w:before="0" w:after="0" w:line="259" w:lineRule="auto"/>
-              <w:jc w:val="left"/>
-            </w:pPr>
-            <w:r/>
-            <w:r>
-              <w:rPr>
-                <w:rFonts w:ascii="Calibri" w:hAnsi="Calibri"/>
-                <w:b/>
-                <w:color w:val="0B2545"/>
-                <w:sz w:val="19"/>
-              </w:rPr>
-              <w:t>arXiv DOI</w:t>
-            </w:r>
-          </w:p>
-        </w:tc>
-        <w:tc>
-          <w:tcPr>
-            <w:tcW w:type="dxa" w:w="7260"/>
-            <w:vAlign w:val="center"/>
-            <w:tcMar>
-              <w:top w:w="80" w:type="dxa"/>
-              <w:start w:w="120" w:type="dxa"/>
-              <w:bottom w:w="80" w:type="dxa"/>
-              <w:end w:w="120" w:type="dxa"/>
-            </w:tcMar>
-          </w:tcPr>
-          <w:p>
-            <w:pPr>
-              <w:spacing w:after="0"/>
-            </w:pPr>
-            <w:r/>
-            <w:hyperlink r:id="rId25">
-              <w:r>
-                <w:rPr>
-                  <w:rFonts w:ascii="Calibri" w:hAnsi="Calibri"/>
-                  <w:color w:val="0563C1"/>
-                  <w:u w:val="single"/>
-                  <w:sz w:val="20"/>
-                </w:rPr>
-                <w:t>10.48550/arXiv.2412.00020</w:t>
-              </w:r>
-            </w:hyperlink>
-          </w:p>
-        </w:tc>
-      </w:tr>
-      <w:tr>
-        <w:tc>
-          <w:tcPr>
-            <w:tcW w:type="dxa" w:w="2100"/>
-            <w:vAlign w:val="center"/>
-            <w:tcMar>
-              <w:top w:w="80" w:type="dxa"/>
-              <w:start w:w="120" w:type="dxa"/>
-              <w:bottom w:w="80" w:type="dxa"/>
-              <w:end w:w="120" w:type="dxa"/>
-            </w:tcMar>
-            <w:shd w:fill="E8EEF5" w:val="clear"/>
-          </w:tcPr>
-          <w:p>
-            <w:pPr>
-              <w:spacing w:before="0" w:after="0" w:line="259" w:lineRule="auto"/>
-              <w:jc w:val="left"/>
-            </w:pPr>
-            <w:r/>
-            <w:r>
-              <w:rPr>
-                <w:rFonts w:ascii="Calibri" w:hAnsi="Calibri"/>
-                <w:b/>
-                <w:color w:val="0B2545"/>
-                <w:sz w:val="19"/>
-              </w:rPr>
-              <w:t>Official code</w:t>
-            </w:r>
-          </w:p>
-        </w:tc>
-        <w:tc>
-          <w:tcPr>
-            <w:tcW w:type="dxa" w:w="7260"/>
-            <w:vAlign w:val="center"/>
-            <w:tcMar>
-              <w:top w:w="80" w:type="dxa"/>
-              <w:start w:w="120" w:type="dxa"/>
-              <w:bottom w:w="80" w:type="dxa"/>
-              <w:end w:w="120" w:type="dxa"/>
-            </w:tcMar>
-          </w:tcPr>
-          <w:p>
-            <w:pPr>
-              <w:spacing w:after="0"/>
-            </w:pPr>
-            <w:r/>
-            <w:hyperlink r:id="rId26">
-              <w:r>
-                <w:rPr>
-                  <w:rFonts w:ascii="Calibri" w:hAnsi="Calibri"/>
-                  <w:color w:val="0563C1"/>
-                  <w:u w:val="single"/>
-                  <w:sz w:val="20"/>
-                </w:rPr>
-                <w:t>Xtra-Computing/PMP</w:t>
-              </w:r>
-            </w:hyperlink>
-          </w:p>
-        </w:tc>
-      </w:tr>
-      <w:tr>
-        <w:tc>
-          <w:tcPr>
-            <w:tcW w:type="dxa" w:w="2100"/>
-            <w:vAlign w:val="center"/>
-            <w:tcMar>
-              <w:top w:w="80" w:type="dxa"/>
-              <w:start w:w="120" w:type="dxa"/>
-              <w:bottom w:w="80" w:type="dxa"/>
-              <w:end w:w="120" w:type="dxa"/>
-            </w:tcMar>
-            <w:shd w:fill="E8EEF5" w:val="clear"/>
-          </w:tcPr>
-          <w:p>
-            <w:pPr>
-              <w:spacing w:before="0" w:after="0" w:line="259" w:lineRule="auto"/>
-              <w:jc w:val="left"/>
-            </w:pPr>
-            <w:r/>
-            <w:r>
-              <w:rPr>
-                <w:rFonts w:ascii="Calibri" w:hAnsi="Calibri"/>
-                <w:b/>
-                <w:color w:val="0B2545"/>
-                <w:sz w:val="19"/>
-              </w:rPr>
-              <w:t>Project role</w:t>
-            </w:r>
-          </w:p>
-        </w:tc>
-        <w:tc>
-          <w:tcPr>
-            <w:tcW w:type="dxa" w:w="7260"/>
-            <w:vAlign w:val="center"/>
-            <w:tcMar>
-              <w:top w:w="80" w:type="dxa"/>
-              <w:start w:w="120" w:type="dxa"/>
-              <w:bottom w:w="80" w:type="dxa"/>
-              <w:end w:w="120" w:type="dxa"/>
-            </w:tcMar>
-          </w:tcPr>
-          <w:p>
-            <w:pPr>
-              <w:spacing w:after="0"/>
-            </w:pPr>
-            <w:r/>
-            <w:r>
-              <w:rPr>
-                <w:rFonts w:ascii="Calibri" w:hAnsi="Calibri"/>
-                <w:color w:val="0B2545"/>
-                <w:sz w:val="19"/>
-              </w:rPr>
-              <w:t>Partitioned homophilic/heterophilic message passing under label imbalance.</w:t>
-            </w:r>
-          </w:p>
-        </w:tc>
-      </w:tr>
-    </w:tbl>
-    <w:p>
-      <w:pPr>
-        <w:spacing w:after="0"/>
-      </w:pPr>
-    </w:p>
-    <w:p>
-      <w:pPr>
-        <w:pStyle w:val="Heading2"/>
-      </w:pPr>
-      <w:r>
-        <w:t>8. DGA-GNN - Duan et al., AAAI 2024</w:t>
-      </w:r>
-    </w:p>
-    <w:tbl>
-      <w:tblPr>
-        <w:tblStyle w:val="TableGrid"/>
-        <w:tblW w:type="dxa" w:w="9360"/>
-        <w:jc w:val="left"/>
-        <w:tblLayout w:type="fixed"/>
-        <w:tblLook w:firstColumn="1" w:firstRow="1" w:lastColumn="0" w:lastRow="0" w:noHBand="0" w:noVBand="1" w:val="04A0"/>
-        <w:tblInd w:w="120" w:type="dxa"/>
-      </w:tblPr>
-      <w:tblGrid>
-        <w:gridCol w:w="2100"/>
-        <w:gridCol w:w="7260"/>
-      </w:tblGrid>
-      <w:tr>
-        <w:tc>
-          <w:tcPr>
-            <w:tcW w:type="dxa" w:w="2100"/>
-            <w:vAlign w:val="center"/>
-            <w:tcMar>
-              <w:top w:w="80" w:type="dxa"/>
-              <w:start w:w="120" w:type="dxa"/>
-              <w:bottom w:w="80" w:type="dxa"/>
-              <w:end w:w="120" w:type="dxa"/>
-            </w:tcMar>
-            <w:shd w:fill="E8EEF5" w:val="clear"/>
-          </w:tcPr>
-          <w:p>
-            <w:pPr>
-              <w:spacing w:before="0" w:after="0" w:line="259" w:lineRule="auto"/>
-              <w:jc w:val="left"/>
-            </w:pPr>
-            <w:r/>
-            <w:r>
-              <w:rPr>
-                <w:rFonts w:ascii="Calibri" w:hAnsi="Calibri"/>
-                <w:b/>
-                <w:color w:val="0B2545"/>
-                <w:sz w:val="19"/>
-              </w:rPr>
-              <w:t>Paper/DOI</w:t>
-            </w:r>
-          </w:p>
-        </w:tc>
-        <w:tc>
-          <w:tcPr>
-            <w:tcW w:type="dxa" w:w="7260"/>
-            <w:vAlign w:val="center"/>
-            <w:tcMar>
-              <w:top w:w="80" w:type="dxa"/>
-              <w:start w:w="120" w:type="dxa"/>
-              <w:bottom w:w="80" w:type="dxa"/>
-              <w:end w:w="120" w:type="dxa"/>
-            </w:tcMar>
-          </w:tcPr>
-          <w:p>
-            <w:pPr>
-              <w:spacing w:after="0"/>
-            </w:pPr>
-            <w:r/>
-            <w:hyperlink r:id="rId27">
-              <w:r>
-                <w:rPr>
-                  <w:rFonts w:ascii="Calibri" w:hAnsi="Calibri"/>
-                  <w:color w:val="0563C1"/>
-                  <w:u w:val="single"/>
-                  <w:sz w:val="20"/>
-                </w:rPr>
-                <w:t>10.1609/aaai.v38i10.29067</w:t>
-              </w:r>
-            </w:hyperlink>
-          </w:p>
-        </w:tc>
-      </w:tr>
-      <w:tr>
-        <w:tc>
-          <w:tcPr>
-            <w:tcW w:type="dxa" w:w="2100"/>
-            <w:vAlign w:val="center"/>
-            <w:tcMar>
-              <w:top w:w="80" w:type="dxa"/>
-              <w:start w:w="120" w:type="dxa"/>
-              <w:bottom w:w="80" w:type="dxa"/>
-              <w:end w:w="120" w:type="dxa"/>
-            </w:tcMar>
-            <w:shd w:fill="E8EEF5" w:val="clear"/>
-          </w:tcPr>
-          <w:p>
-            <w:pPr>
-              <w:spacing w:before="0" w:after="0" w:line="259" w:lineRule="auto"/>
-              <w:jc w:val="left"/>
-            </w:pPr>
-            <w:r/>
-            <w:r>
-              <w:rPr>
-                <w:rFonts w:ascii="Calibri" w:hAnsi="Calibri"/>
-                <w:b/>
-                <w:color w:val="0B2545"/>
-                <w:sz w:val="19"/>
-              </w:rPr>
-              <w:t>Official code</w:t>
-            </w:r>
-          </w:p>
-        </w:tc>
-        <w:tc>
-          <w:tcPr>
-            <w:tcW w:type="dxa" w:w="7260"/>
-            <w:vAlign w:val="center"/>
-            <w:tcMar>
-              <w:top w:w="80" w:type="dxa"/>
-              <w:start w:w="120" w:type="dxa"/>
-              <w:bottom w:w="80" w:type="dxa"/>
-              <w:end w:w="120" w:type="dxa"/>
-            </w:tcMar>
-          </w:tcPr>
-          <w:p>
-            <w:pPr>
-              <w:spacing w:after="0"/>
-            </w:pPr>
-            <w:r/>
-            <w:hyperlink r:id="rId28">
-              <w:r>
-                <w:rPr>
-                  <w:rFonts w:ascii="Calibri" w:hAnsi="Calibri"/>
-                  <w:color w:val="0563C1"/>
-                  <w:u w:val="single"/>
-                  <w:sz w:val="20"/>
-                </w:rPr>
-                <w:t>AtwoodDuan/DGA-GNN</w:t>
-              </w:r>
-            </w:hyperlink>
-          </w:p>
-        </w:tc>
-      </w:tr>
-      <w:tr>
-        <w:tc>
-          <w:tcPr>
-            <w:tcW w:type="dxa" w:w="2100"/>
-            <w:vAlign w:val="center"/>
-            <w:tcMar>
-              <w:top w:w="80" w:type="dxa"/>
-              <w:start w:w="120" w:type="dxa"/>
-              <w:bottom w:w="80" w:type="dxa"/>
-              <w:end w:w="120" w:type="dxa"/>
-            </w:tcMar>
-            <w:shd w:fill="E8EEF5" w:val="clear"/>
-          </w:tcPr>
-          <w:p>
-            <w:pPr>
-              <w:spacing w:before="0" w:after="0" w:line="259" w:lineRule="auto"/>
-              <w:jc w:val="left"/>
-            </w:pPr>
-            <w:r/>
-            <w:r>
-              <w:rPr>
-                <w:rFonts w:ascii="Calibri" w:hAnsi="Calibri"/>
-                <w:b/>
-                <w:color w:val="0B2545"/>
-                <w:sz w:val="19"/>
-              </w:rPr>
-              <w:t>Project role</w:t>
-            </w:r>
-          </w:p>
-        </w:tc>
-        <w:tc>
-          <w:tcPr>
-            <w:tcW w:type="dxa" w:w="7260"/>
-            <w:vAlign w:val="center"/>
-            <w:tcMar>
-              <w:top w:w="80" w:type="dxa"/>
-              <w:start w:w="120" w:type="dxa"/>
-              <w:bottom w:w="80" w:type="dxa"/>
-              <w:end w:w="120" w:type="dxa"/>
-            </w:tcMar>
-          </w:tcPr>
-          <w:p>
-            <w:pPr>
-              <w:spacing w:after="0"/>
-            </w:pPr>
-            <w:r/>
-            <w:r>
-              <w:rPr>
-                <w:rFonts w:ascii="Calibri" w:hAnsi="Calibri"/>
-                <w:color w:val="0B2545"/>
-                <w:sz w:val="19"/>
-              </w:rPr>
-              <w:t>Dynamic grouping and binning; official paths for YelpChi, Amazon, T-Finance, T-Social and Elliptic.</w:t>
-            </w:r>
-          </w:p>
-        </w:tc>
-      </w:tr>
-    </w:tbl>
-    <w:p>
-      <w:pPr>
-        <w:spacing w:after="0"/>
-      </w:pPr>
-    </w:p>
-    <w:p>
-      <w:r>
-        <w:br w:type="page"/>
+        <w:rPr>
+          <w:rFonts w:ascii="Calibri" w:hAnsi="Calibri"/>
+          <w:i/>
+          <w:color w:val="5F6B7A"/>
+          <w:sz w:val="17"/>
+        </w:rPr>
+        <w:t>TROPICAL DOI: 10.1109/ICDM59182.2024.00019. The supplied ICDM-Venus-2024 PDF is the paper identified in the meeting discussion.</w:t>
       </w:r>
     </w:p>
     <w:p>
@@ -1844,1059 +2436,50 @@
         <w:pStyle w:val="Heading1"/>
       </w:pPr>
       <w:r>
-        <w:t>Methodology references - not detector entries</w:t>
-      </w:r>
-    </w:p>
-    <w:p>
-      <w:pPr>
-        <w:pStyle w:val="Heading2"/>
-      </w:pPr>
-      <w:r>
-        <w:t>GADBench - Tang et al., NeurIPS 2023</w:t>
+        <w:t>4. Repository and execution identity</w:t>
       </w:r>
     </w:p>
     <w:tbl>
       <w:tblPr>
-        <w:tblStyle w:val="TableGrid"/>
         <w:tblW w:type="dxa" w:w="9360"/>
         <w:jc w:val="left"/>
         <w:tblLayout w:type="fixed"/>
         <w:tblLook w:firstColumn="1" w:firstRow="1" w:lastColumn="0" w:lastRow="0" w:noHBand="0" w:noVBand="1" w:val="04A0"/>
         <w:tblInd w:w="120" w:type="dxa"/>
+        <w:tblBorders>
+          <w:top w:val="single" w:sz="6" w:space="0" w:color="B7C3D0"/>
+          <w:left w:val="single" w:sz="6" w:space="0" w:color="B7C3D0"/>
+          <w:bottom w:val="single" w:sz="6" w:space="0" w:color="B7C3D0"/>
+          <w:right w:val="single" w:sz="6" w:space="0" w:color="B7C3D0"/>
+          <w:insideH w:val="single" w:sz="6" w:space="0" w:color="B7C3D0"/>
+          <w:insideV w:val="single" w:sz="6" w:space="0" w:color="B7C3D0"/>
+        </w:tblBorders>
       </w:tblPr>
       <w:tblGrid>
-        <w:gridCol w:w="2100"/>
-        <w:gridCol w:w="7260"/>
+        <w:gridCol w:w="2600"/>
+        <w:gridCol w:w="6760"/>
       </w:tblGrid>
       <w:tr>
+        <w:trPr>
+          <w:cantSplit/>
+          <w:tblHeader w:val="true"/>
+        </w:trPr>
         <w:tc>
           <w:tcPr>
-            <w:tcW w:type="dxa" w:w="2100"/>
-            <w:vAlign w:val="center"/>
+            <w:tcW w:type="dxa" w:w="2600"/>
             <w:tcMar>
               <w:top w:w="80" w:type="dxa"/>
               <w:start w:w="120" w:type="dxa"/>
               <w:bottom w:w="80" w:type="dxa"/>
               <w:end w:w="120" w:type="dxa"/>
             </w:tcMar>
-            <w:shd w:fill="E8EEF5" w:val="clear"/>
+            <w:vAlign w:val="center"/>
+            <w:shd w:fill="E8EEF5"/>
           </w:tcPr>
           <w:p>
             <w:pPr>
-              <w:spacing w:before="0" w:after="0" w:line="259" w:lineRule="auto"/>
-              <w:jc w:val="left"/>
+              <w:pStyle w:val="TableText"/>
             </w:pPr>
-            <w:r/>
-            <w:r>
-              <w:rPr>
-                <w:rFonts w:ascii="Calibri" w:hAnsi="Calibri"/>
-                <w:b/>
-                <w:color w:val="0B2545"/>
-                <w:sz w:val="19"/>
-              </w:rPr>
-              <w:t>Paper</w:t>
-            </w:r>
-          </w:p>
-        </w:tc>
-        <w:tc>
-          <w:tcPr>
-            <w:tcW w:type="dxa" w:w="7260"/>
-            <w:vAlign w:val="center"/>
-            <w:tcMar>
-              <w:top w:w="80" w:type="dxa"/>
-              <w:start w:w="120" w:type="dxa"/>
-              <w:bottom w:w="80" w:type="dxa"/>
-              <w:end w:w="120" w:type="dxa"/>
-            </w:tcMar>
-          </w:tcPr>
-          <w:p>
-            <w:pPr>
-              <w:spacing w:after="0"/>
-            </w:pPr>
-            <w:r/>
-            <w:hyperlink r:id="rId29">
-              <w:r>
-                <w:rPr>
-                  <w:rFonts w:ascii="Calibri" w:hAnsi="Calibri"/>
-                  <w:color w:val="0563C1"/>
-                  <w:u w:val="single"/>
-                  <w:sz w:val="20"/>
-                </w:rPr>
-                <w:t>Official NeurIPS page</w:t>
-              </w:r>
-            </w:hyperlink>
-          </w:p>
-        </w:tc>
-      </w:tr>
-      <w:tr>
-        <w:tc>
-          <w:tcPr>
-            <w:tcW w:type="dxa" w:w="2100"/>
-            <w:vAlign w:val="center"/>
-            <w:tcMar>
-              <w:top w:w="80" w:type="dxa"/>
-              <w:start w:w="120" w:type="dxa"/>
-              <w:bottom w:w="80" w:type="dxa"/>
-              <w:end w:w="120" w:type="dxa"/>
-            </w:tcMar>
-            <w:shd w:fill="E8EEF5" w:val="clear"/>
-          </w:tcPr>
-          <w:p>
-            <w:pPr>
-              <w:spacing w:before="0" w:after="0" w:line="259" w:lineRule="auto"/>
-              <w:jc w:val="left"/>
-            </w:pPr>
-            <w:r/>
-            <w:r>
-              <w:rPr>
-                <w:rFonts w:ascii="Calibri" w:hAnsi="Calibri"/>
-                <w:b/>
-                <w:color w:val="0B2545"/>
-                <w:sz w:val="19"/>
-              </w:rPr>
-              <w:t>Proceedings DOI</w:t>
-            </w:r>
-          </w:p>
-        </w:tc>
-        <w:tc>
-          <w:tcPr>
-            <w:tcW w:type="dxa" w:w="7260"/>
-            <w:vAlign w:val="center"/>
-            <w:tcMar>
-              <w:top w:w="80" w:type="dxa"/>
-              <w:start w:w="120" w:type="dxa"/>
-              <w:bottom w:w="80" w:type="dxa"/>
-              <w:end w:w="120" w:type="dxa"/>
-            </w:tcMar>
-          </w:tcPr>
-          <w:p>
-            <w:pPr>
-              <w:spacing w:after="0"/>
-            </w:pPr>
-            <w:r/>
-            <w:hyperlink r:id="rId30">
-              <w:r>
-                <w:rPr>
-                  <w:rFonts w:ascii="Calibri" w:hAnsi="Calibri"/>
-                  <w:color w:val="0563C1"/>
-                  <w:u w:val="single"/>
-                  <w:sz w:val="20"/>
-                </w:rPr>
-                <w:t>10.52202/075280-1289</w:t>
-              </w:r>
-            </w:hyperlink>
-          </w:p>
-        </w:tc>
-      </w:tr>
-      <w:tr>
-        <w:tc>
-          <w:tcPr>
-            <w:tcW w:type="dxa" w:w="2100"/>
-            <w:vAlign w:val="center"/>
-            <w:tcMar>
-              <w:top w:w="80" w:type="dxa"/>
-              <w:start w:w="120" w:type="dxa"/>
-              <w:bottom w:w="80" w:type="dxa"/>
-              <w:end w:w="120" w:type="dxa"/>
-            </w:tcMar>
-            <w:shd w:fill="E8EEF5" w:val="clear"/>
-          </w:tcPr>
-          <w:p>
-            <w:pPr>
-              <w:spacing w:before="0" w:after="0" w:line="259" w:lineRule="auto"/>
-              <w:jc w:val="left"/>
-            </w:pPr>
-            <w:r/>
-            <w:r>
-              <w:rPr>
-                <w:rFonts w:ascii="Calibri" w:hAnsi="Calibri"/>
-                <w:b/>
-                <w:color w:val="0B2545"/>
-                <w:sz w:val="19"/>
-              </w:rPr>
-              <w:t>Official code</w:t>
-            </w:r>
-          </w:p>
-        </w:tc>
-        <w:tc>
-          <w:tcPr>
-            <w:tcW w:type="dxa" w:w="7260"/>
-            <w:vAlign w:val="center"/>
-            <w:tcMar>
-              <w:top w:w="80" w:type="dxa"/>
-              <w:start w:w="120" w:type="dxa"/>
-              <w:bottom w:w="80" w:type="dxa"/>
-              <w:end w:w="120" w:type="dxa"/>
-            </w:tcMar>
-          </w:tcPr>
-          <w:p>
-            <w:pPr>
-              <w:spacing w:after="0"/>
-            </w:pPr>
-            <w:r/>
-            <w:hyperlink r:id="rId31">
-              <w:r>
-                <w:rPr>
-                  <w:rFonts w:ascii="Calibri" w:hAnsi="Calibri"/>
-                  <w:color w:val="0563C1"/>
-                  <w:u w:val="single"/>
-                  <w:sz w:val="20"/>
-                </w:rPr>
-                <w:t>squareRoot3/GADBench</w:t>
-              </w:r>
-            </w:hyperlink>
-          </w:p>
-        </w:tc>
-      </w:tr>
-      <w:tr>
-        <w:tc>
-          <w:tcPr>
-            <w:tcW w:type="dxa" w:w="2100"/>
-            <w:vAlign w:val="center"/>
-            <w:tcMar>
-              <w:top w:w="80" w:type="dxa"/>
-              <w:start w:w="120" w:type="dxa"/>
-              <w:bottom w:w="80" w:type="dxa"/>
-              <w:end w:w="120" w:type="dxa"/>
-            </w:tcMar>
-            <w:shd w:fill="E8EEF5" w:val="clear"/>
-          </w:tcPr>
-          <w:p>
-            <w:pPr>
-              <w:spacing w:before="0" w:after="0" w:line="259" w:lineRule="auto"/>
-              <w:jc w:val="left"/>
-            </w:pPr>
-            <w:r/>
-            <w:r>
-              <w:rPr>
-                <w:rFonts w:ascii="Calibri" w:hAnsi="Calibri"/>
-                <w:b/>
-                <w:color w:val="0B2545"/>
-                <w:sz w:val="19"/>
-              </w:rPr>
-              <w:t>Use</w:t>
-            </w:r>
-          </w:p>
-        </w:tc>
-        <w:tc>
-          <w:tcPr>
-            <w:tcW w:type="dxa" w:w="7260"/>
-            <w:vAlign w:val="center"/>
-            <w:tcMar>
-              <w:top w:w="80" w:type="dxa"/>
-              <w:start w:w="120" w:type="dxa"/>
-              <w:bottom w:w="80" w:type="dxa"/>
-              <w:end w:w="120" w:type="dxa"/>
-            </w:tcMar>
-          </w:tcPr>
-          <w:p>
-            <w:pPr>
-              <w:spacing w:after="0"/>
-            </w:pPr>
-            <w:r/>
-            <w:r>
-              <w:rPr>
-                <w:rFonts w:ascii="Calibri" w:hAnsi="Calibri"/>
-                <w:color w:val="0B2545"/>
-                <w:sz w:val="19"/>
-              </w:rPr>
-              <w:t>Supervised benchmark structure, repeated trials, evaluator, tuning-budget and efficiency-reporting precedent.</w:t>
-            </w:r>
-          </w:p>
-        </w:tc>
-      </w:tr>
-    </w:tbl>
-    <w:p>
-      <w:pPr>
-        <w:spacing w:after="0"/>
-      </w:pPr>
-    </w:p>
-    <w:p>
-      <w:pPr>
-        <w:pStyle w:val="Heading2"/>
-      </w:pPr>
-      <w:r>
-        <w:t>BOND - Liu et al., NeurIPS 2022</w:t>
-      </w:r>
-    </w:p>
-    <w:tbl>
-      <w:tblPr>
-        <w:tblStyle w:val="TableGrid"/>
-        <w:tblW w:type="dxa" w:w="9360"/>
-        <w:jc w:val="left"/>
-        <w:tblLayout w:type="fixed"/>
-        <w:tblLook w:firstColumn="1" w:firstRow="1" w:lastColumn="0" w:lastRow="0" w:noHBand="0" w:noVBand="1" w:val="04A0"/>
-        <w:tblInd w:w="120" w:type="dxa"/>
-      </w:tblPr>
-      <w:tblGrid>
-        <w:gridCol w:w="2100"/>
-        <w:gridCol w:w="7260"/>
-      </w:tblGrid>
-      <w:tr>
-        <w:tc>
-          <w:tcPr>
-            <w:tcW w:type="dxa" w:w="2100"/>
-            <w:vAlign w:val="center"/>
-            <w:tcMar>
-              <w:top w:w="80" w:type="dxa"/>
-              <w:start w:w="120" w:type="dxa"/>
-              <w:bottom w:w="80" w:type="dxa"/>
-              <w:end w:w="120" w:type="dxa"/>
-            </w:tcMar>
-            <w:shd w:fill="E8EEF5" w:val="clear"/>
-          </w:tcPr>
-          <w:p>
-            <w:pPr>
-              <w:spacing w:before="0" w:after="0" w:line="259" w:lineRule="auto"/>
-              <w:jc w:val="left"/>
-            </w:pPr>
-            <w:r/>
-            <w:r>
-              <w:rPr>
-                <w:rFonts w:ascii="Calibri" w:hAnsi="Calibri"/>
-                <w:b/>
-                <w:color w:val="0B2545"/>
-                <w:sz w:val="19"/>
-              </w:rPr>
-              <w:t>Paper</w:t>
-            </w:r>
-          </w:p>
-        </w:tc>
-        <w:tc>
-          <w:tcPr>
-            <w:tcW w:type="dxa" w:w="7260"/>
-            <w:vAlign w:val="center"/>
-            <w:tcMar>
-              <w:top w:w="80" w:type="dxa"/>
-              <w:start w:w="120" w:type="dxa"/>
-              <w:bottom w:w="80" w:type="dxa"/>
-              <w:end w:w="120" w:type="dxa"/>
-            </w:tcMar>
-          </w:tcPr>
-          <w:p>
-            <w:pPr>
-              <w:spacing w:after="0"/>
-            </w:pPr>
-            <w:r/>
-            <w:hyperlink r:id="rId32">
-              <w:r>
-                <w:rPr>
-                  <w:rFonts w:ascii="Calibri" w:hAnsi="Calibri"/>
-                  <w:color w:val="0563C1"/>
-                  <w:u w:val="single"/>
-                  <w:sz w:val="20"/>
-                </w:rPr>
-                <w:t>Official NeurIPS page</w:t>
-              </w:r>
-            </w:hyperlink>
-          </w:p>
-        </w:tc>
-      </w:tr>
-      <w:tr>
-        <w:tc>
-          <w:tcPr>
-            <w:tcW w:type="dxa" w:w="2100"/>
-            <w:vAlign w:val="center"/>
-            <w:tcMar>
-              <w:top w:w="80" w:type="dxa"/>
-              <w:start w:w="120" w:type="dxa"/>
-              <w:bottom w:w="80" w:type="dxa"/>
-              <w:end w:w="120" w:type="dxa"/>
-            </w:tcMar>
-            <w:shd w:fill="E8EEF5" w:val="clear"/>
-          </w:tcPr>
-          <w:p>
-            <w:pPr>
-              <w:spacing w:before="0" w:after="0" w:line="259" w:lineRule="auto"/>
-              <w:jc w:val="left"/>
-            </w:pPr>
-            <w:r/>
-            <w:r>
-              <w:rPr>
-                <w:rFonts w:ascii="Calibri" w:hAnsi="Calibri"/>
-                <w:b/>
-                <w:color w:val="0B2545"/>
-                <w:sz w:val="19"/>
-              </w:rPr>
-              <w:t>Proceedings DOI</w:t>
-            </w:r>
-          </w:p>
-        </w:tc>
-        <w:tc>
-          <w:tcPr>
-            <w:tcW w:type="dxa" w:w="7260"/>
-            <w:vAlign w:val="center"/>
-            <w:tcMar>
-              <w:top w:w="80" w:type="dxa"/>
-              <w:start w:w="120" w:type="dxa"/>
-              <w:bottom w:w="80" w:type="dxa"/>
-              <w:end w:w="120" w:type="dxa"/>
-            </w:tcMar>
-          </w:tcPr>
-          <w:p>
-            <w:pPr>
-              <w:spacing w:after="0"/>
-            </w:pPr>
-            <w:r/>
-            <w:hyperlink r:id="rId33">
-              <w:r>
-                <w:rPr>
-                  <w:rFonts w:ascii="Calibri" w:hAnsi="Calibri"/>
-                  <w:color w:val="0563C1"/>
-                  <w:u w:val="single"/>
-                  <w:sz w:val="20"/>
-                </w:rPr>
-                <w:t>10.52202/068431-1959</w:t>
-              </w:r>
-            </w:hyperlink>
-          </w:p>
-        </w:tc>
-      </w:tr>
-      <w:tr>
-        <w:tc>
-          <w:tcPr>
-            <w:tcW w:type="dxa" w:w="2100"/>
-            <w:vAlign w:val="center"/>
-            <w:tcMar>
-              <w:top w:w="80" w:type="dxa"/>
-              <w:start w:w="120" w:type="dxa"/>
-              <w:bottom w:w="80" w:type="dxa"/>
-              <w:end w:w="120" w:type="dxa"/>
-            </w:tcMar>
-            <w:shd w:fill="E8EEF5" w:val="clear"/>
-          </w:tcPr>
-          <w:p>
-            <w:pPr>
-              <w:spacing w:before="0" w:after="0" w:line="259" w:lineRule="auto"/>
-              <w:jc w:val="left"/>
-            </w:pPr>
-            <w:r/>
-            <w:r>
-              <w:rPr>
-                <w:rFonts w:ascii="Calibri" w:hAnsi="Calibri"/>
-                <w:b/>
-                <w:color w:val="0B2545"/>
-                <w:sz w:val="19"/>
-              </w:rPr>
-              <w:t>Official code</w:t>
-            </w:r>
-          </w:p>
-        </w:tc>
-        <w:tc>
-          <w:tcPr>
-            <w:tcW w:type="dxa" w:w="7260"/>
-            <w:vAlign w:val="center"/>
-            <w:tcMar>
-              <w:top w:w="80" w:type="dxa"/>
-              <w:start w:w="120" w:type="dxa"/>
-              <w:bottom w:w="80" w:type="dxa"/>
-              <w:end w:w="120" w:type="dxa"/>
-            </w:tcMar>
-          </w:tcPr>
-          <w:p>
-            <w:pPr>
-              <w:spacing w:after="0"/>
-            </w:pPr>
-            <w:r/>
-            <w:hyperlink r:id="rId34">
-              <w:r>
-                <w:rPr>
-                  <w:rFonts w:ascii="Calibri" w:hAnsi="Calibri"/>
-                  <w:color w:val="0563C1"/>
-                  <w:u w:val="single"/>
-                  <w:sz w:val="20"/>
-                </w:rPr>
-                <w:t>PyGOD BOND benchmark</w:t>
-              </w:r>
-            </w:hyperlink>
-          </w:p>
-        </w:tc>
-      </w:tr>
-      <w:tr>
-        <w:tc>
-          <w:tcPr>
-            <w:tcW w:type="dxa" w:w="2100"/>
-            <w:vAlign w:val="center"/>
-            <w:tcMar>
-              <w:top w:w="80" w:type="dxa"/>
-              <w:start w:w="120" w:type="dxa"/>
-              <w:bottom w:w="80" w:type="dxa"/>
-              <w:end w:w="120" w:type="dxa"/>
-            </w:tcMar>
-            <w:shd w:fill="E8EEF5" w:val="clear"/>
-          </w:tcPr>
-          <w:p>
-            <w:pPr>
-              <w:spacing w:before="0" w:after="0" w:line="259" w:lineRule="auto"/>
-              <w:jc w:val="left"/>
-            </w:pPr>
-            <w:r/>
-            <w:r>
-              <w:rPr>
-                <w:rFonts w:ascii="Calibri" w:hAnsi="Calibri"/>
-                <w:b/>
-                <w:color w:val="0B2545"/>
-                <w:sz w:val="19"/>
-              </w:rPr>
-              <w:t>Use</w:t>
-            </w:r>
-          </w:p>
-        </w:tc>
-        <w:tc>
-          <w:tcPr>
-            <w:tcW w:type="dxa" w:w="7260"/>
-            <w:vAlign w:val="center"/>
-            <w:tcMar>
-              <w:top w:w="80" w:type="dxa"/>
-              <w:start w:w="120" w:type="dxa"/>
-              <w:bottom w:w="80" w:type="dxa"/>
-              <w:end w:w="120" w:type="dxa"/>
-            </w:tcMar>
-          </w:tcPr>
-          <w:p>
-            <w:pPr>
-              <w:spacing w:after="0"/>
-            </w:pPr>
-            <w:r/>
-            <w:r>
-              <w:rPr>
-                <w:rFonts w:ascii="Calibri" w:hAnsi="Calibri"/>
-                <w:color w:val="0B2545"/>
-                <w:sz w:val="19"/>
-              </w:rPr>
-              <w:t>Unsupervised benchmark design and resource-reporting precedent only.</w:t>
-            </w:r>
-          </w:p>
-        </w:tc>
-      </w:tr>
-    </w:tbl>
-    <w:p>
-      <w:pPr>
-        <w:spacing w:after="0"/>
-      </w:pPr>
-    </w:p>
-    <w:p>
-      <w:pPr>
-        <w:pStyle w:val="Heading2"/>
-      </w:pPr>
-      <w:r>
-        <w:t>TROPICAL - Haghighi et al., ICDM 2024</w:t>
-      </w:r>
-    </w:p>
-    <w:tbl>
-      <w:tblPr>
-        <w:tblStyle w:val="TableGrid"/>
-        <w:tblW w:type="dxa" w:w="9360"/>
-        <w:jc w:val="left"/>
-        <w:tblLayout w:type="fixed"/>
-        <w:tblLook w:firstColumn="1" w:firstRow="1" w:lastColumn="0" w:lastRow="0" w:noHBand="0" w:noVBand="1" w:val="04A0"/>
-        <w:tblInd w:w="120" w:type="dxa"/>
-      </w:tblPr>
-      <w:tblGrid>
-        <w:gridCol w:w="2100"/>
-        <w:gridCol w:w="7260"/>
-      </w:tblGrid>
-      <w:tr>
-        <w:tc>
-          <w:tcPr>
-            <w:tcW w:type="dxa" w:w="2100"/>
-            <w:vAlign w:val="center"/>
-            <w:tcMar>
-              <w:top w:w="80" w:type="dxa"/>
-              <w:start w:w="120" w:type="dxa"/>
-              <w:bottom w:w="80" w:type="dxa"/>
-              <w:end w:w="120" w:type="dxa"/>
-            </w:tcMar>
-            <w:shd w:fill="E8EEF5" w:val="clear"/>
-          </w:tcPr>
-          <w:p>
-            <w:pPr>
-              <w:spacing w:before="0" w:after="0" w:line="259" w:lineRule="auto"/>
-              <w:jc w:val="left"/>
-            </w:pPr>
-            <w:r/>
-            <w:r>
-              <w:rPr>
-                <w:rFonts w:ascii="Calibri" w:hAnsi="Calibri"/>
-                <w:b/>
-                <w:color w:val="0B2545"/>
-                <w:sz w:val="19"/>
-              </w:rPr>
-              <w:t>Paper/DOI</w:t>
-            </w:r>
-          </w:p>
-        </w:tc>
-        <w:tc>
-          <w:tcPr>
-            <w:tcW w:type="dxa" w:w="7260"/>
-            <w:vAlign w:val="center"/>
-            <w:tcMar>
-              <w:top w:w="80" w:type="dxa"/>
-              <w:start w:w="120" w:type="dxa"/>
-              <w:bottom w:w="80" w:type="dxa"/>
-              <w:end w:w="120" w:type="dxa"/>
-            </w:tcMar>
-          </w:tcPr>
-          <w:p>
-            <w:pPr>
-              <w:spacing w:after="0"/>
-            </w:pPr>
-            <w:r/>
-            <w:hyperlink r:id="rId35">
-              <w:r>
-                <w:rPr>
-                  <w:rFonts w:ascii="Calibri" w:hAnsi="Calibri"/>
-                  <w:color w:val="0563C1"/>
-                  <w:u w:val="single"/>
-                  <w:sz w:val="20"/>
-                </w:rPr>
-                <w:t>10.1109/ICDM59182.2024.00019</w:t>
-              </w:r>
-            </w:hyperlink>
-          </w:p>
-        </w:tc>
-      </w:tr>
-      <w:tr>
-        <w:tc>
-          <w:tcPr>
-            <w:tcW w:type="dxa" w:w="2100"/>
-            <w:vAlign w:val="center"/>
-            <w:tcMar>
-              <w:top w:w="80" w:type="dxa"/>
-              <w:start w:w="120" w:type="dxa"/>
-              <w:bottom w:w="80" w:type="dxa"/>
-              <w:end w:w="120" w:type="dxa"/>
-            </w:tcMar>
-            <w:shd w:fill="E8EEF5" w:val="clear"/>
-          </w:tcPr>
-          <w:p>
-            <w:pPr>
-              <w:spacing w:before="0" w:after="0" w:line="259" w:lineRule="auto"/>
-              <w:jc w:val="left"/>
-            </w:pPr>
-            <w:r/>
-            <w:r>
-              <w:rPr>
-                <w:rFonts w:ascii="Calibri" w:hAnsi="Calibri"/>
-                <w:b/>
-                <w:color w:val="0B2545"/>
-                <w:sz w:val="19"/>
-              </w:rPr>
-              <w:t>Official code</w:t>
-            </w:r>
-          </w:p>
-        </w:tc>
-        <w:tc>
-          <w:tcPr>
-            <w:tcW w:type="dxa" w:w="7260"/>
-            <w:vAlign w:val="center"/>
-            <w:tcMar>
-              <w:top w:w="80" w:type="dxa"/>
-              <w:start w:w="120" w:type="dxa"/>
-              <w:bottom w:w="80" w:type="dxa"/>
-              <w:end w:w="120" w:type="dxa"/>
-            </w:tcMar>
-          </w:tcPr>
-          <w:p>
-            <w:pPr>
-              <w:spacing w:after="0"/>
-            </w:pPr>
-            <w:r/>
-            <w:hyperlink r:id="rId36">
-              <w:r>
-                <w:rPr>
-                  <w:rFonts w:ascii="Calibri" w:hAnsi="Calibri"/>
-                  <w:color w:val="0563C1"/>
-                  <w:u w:val="single"/>
-                  <w:sz w:val="20"/>
-                </w:rPr>
-                <w:t>VenusHaghighi/TROPICAL</w:t>
-              </w:r>
-            </w:hyperlink>
-          </w:p>
-        </w:tc>
-      </w:tr>
-      <w:tr>
-        <w:tc>
-          <w:tcPr>
-            <w:tcW w:type="dxa" w:w="2100"/>
-            <w:vAlign w:val="center"/>
-            <w:tcMar>
-              <w:top w:w="80" w:type="dxa"/>
-              <w:start w:w="120" w:type="dxa"/>
-              <w:bottom w:w="80" w:type="dxa"/>
-              <w:end w:w="120" w:type="dxa"/>
-            </w:tcMar>
-            <w:shd w:fill="E8EEF5" w:val="clear"/>
-          </w:tcPr>
-          <w:p>
-            <w:pPr>
-              <w:spacing w:before="0" w:after="0" w:line="259" w:lineRule="auto"/>
-              <w:jc w:val="left"/>
-            </w:pPr>
-            <w:r/>
-            <w:r>
-              <w:rPr>
-                <w:rFonts w:ascii="Calibri" w:hAnsi="Calibri"/>
-                <w:b/>
-                <w:color w:val="0B2545"/>
-                <w:sz w:val="19"/>
-              </w:rPr>
-              <w:t>Use</w:t>
-            </w:r>
-          </w:p>
-        </w:tc>
-        <w:tc>
-          <w:tcPr>
-            <w:tcW w:type="dxa" w:w="7260"/>
-            <w:vAlign w:val="center"/>
-            <w:tcMar>
-              <w:top w:w="80" w:type="dxa"/>
-              <w:start w:w="120" w:type="dxa"/>
-              <w:bottom w:w="80" w:type="dxa"/>
-              <w:end w:w="120" w:type="dxa"/>
-            </w:tcMar>
-          </w:tcPr>
-          <w:p>
-            <w:pPr>
-              <w:spacing w:after="0"/>
-            </w:pPr>
-            <w:r/>
-            <w:r>
-              <w:rPr>
-                <w:rFonts w:ascii="Calibri" w:hAnsi="Calibri"/>
-                <w:color w:val="0B2545"/>
-                <w:sz w:val="19"/>
-              </w:rPr>
-              <w:t>Primary methodological reference for one-hop fraud-node local heterophily and relation-specific heterophily.</w:t>
-            </w:r>
-          </w:p>
-        </w:tc>
-      </w:tr>
-    </w:tbl>
-    <w:p>
-      <w:pPr>
-        <w:spacing w:after="0"/>
-      </w:pPr>
-    </w:p>
-    <w:p>
-      <w:r>
-        <w:br w:type="page"/>
-      </w:r>
-    </w:p>
-    <w:p>
-      <w:pPr>
-        <w:pStyle w:val="Heading1"/>
-      </w:pPr>
-      <w:r>
-        <w:t>First reserve</w:t>
-      </w:r>
-    </w:p>
-    <w:p>
-      <w:pPr>
-        <w:pStyle w:val="Heading2"/>
-      </w:pPr>
-      <w:r>
-        <w:t>SEC-GFD - Xu et al., AAAI 2024</w:t>
-      </w:r>
-    </w:p>
-    <w:tbl>
-      <w:tblPr>
-        <w:tblStyle w:val="TableGrid"/>
-        <w:tblW w:type="dxa" w:w="9360"/>
-        <w:jc w:val="left"/>
-        <w:tblLayout w:type="fixed"/>
-        <w:tblLook w:firstColumn="1" w:firstRow="1" w:lastColumn="0" w:lastRow="0" w:noHBand="0" w:noVBand="1" w:val="04A0"/>
-        <w:tblInd w:w="120" w:type="dxa"/>
-      </w:tblPr>
-      <w:tblGrid>
-        <w:gridCol w:w="2100"/>
-        <w:gridCol w:w="7260"/>
-      </w:tblGrid>
-      <w:tr>
-        <w:tc>
-          <w:tcPr>
-            <w:tcW w:type="dxa" w:w="2100"/>
-            <w:vAlign w:val="center"/>
-            <w:tcMar>
-              <w:top w:w="80" w:type="dxa"/>
-              <w:start w:w="120" w:type="dxa"/>
-              <w:bottom w:w="80" w:type="dxa"/>
-              <w:end w:w="120" w:type="dxa"/>
-            </w:tcMar>
-            <w:shd w:fill="E8EEF5" w:val="clear"/>
-          </w:tcPr>
-          <w:p>
-            <w:pPr>
-              <w:spacing w:before="0" w:after="0" w:line="259" w:lineRule="auto"/>
-              <w:jc w:val="left"/>
-            </w:pPr>
-            <w:r/>
-            <w:r>
-              <w:rPr>
-                <w:rFonts w:ascii="Calibri" w:hAnsi="Calibri"/>
-                <w:b/>
-                <w:color w:val="0B2545"/>
-                <w:sz w:val="19"/>
-              </w:rPr>
-              <w:t>Paper/DOI</w:t>
-            </w:r>
-          </w:p>
-        </w:tc>
-        <w:tc>
-          <w:tcPr>
-            <w:tcW w:type="dxa" w:w="7260"/>
-            <w:vAlign w:val="center"/>
-            <w:tcMar>
-              <w:top w:w="80" w:type="dxa"/>
-              <w:start w:w="120" w:type="dxa"/>
-              <w:bottom w:w="80" w:type="dxa"/>
-              <w:end w:w="120" w:type="dxa"/>
-            </w:tcMar>
-          </w:tcPr>
-          <w:p>
-            <w:pPr>
-              <w:spacing w:after="0"/>
-            </w:pPr>
-            <w:r/>
-            <w:hyperlink r:id="rId37">
-              <w:r>
-                <w:rPr>
-                  <w:rFonts w:ascii="Calibri" w:hAnsi="Calibri"/>
-                  <w:color w:val="0563C1"/>
-                  <w:u w:val="single"/>
-                  <w:sz w:val="20"/>
-                </w:rPr>
-                <w:t>10.1609/aaai.v38i8.28773</w:t>
-              </w:r>
-            </w:hyperlink>
-          </w:p>
-        </w:tc>
-      </w:tr>
-      <w:tr>
-        <w:tc>
-          <w:tcPr>
-            <w:tcW w:type="dxa" w:w="2100"/>
-            <w:vAlign w:val="center"/>
-            <w:tcMar>
-              <w:top w:w="80" w:type="dxa"/>
-              <w:start w:w="120" w:type="dxa"/>
-              <w:bottom w:w="80" w:type="dxa"/>
-              <w:end w:w="120" w:type="dxa"/>
-            </w:tcMar>
-            <w:shd w:fill="E8EEF5" w:val="clear"/>
-          </w:tcPr>
-          <w:p>
-            <w:pPr>
-              <w:spacing w:before="0" w:after="0" w:line="259" w:lineRule="auto"/>
-              <w:jc w:val="left"/>
-            </w:pPr>
-            <w:r/>
-            <w:r>
-              <w:rPr>
-                <w:rFonts w:ascii="Calibri" w:hAnsi="Calibri"/>
-                <w:b/>
-                <w:color w:val="0B2545"/>
-                <w:sz w:val="19"/>
-              </w:rPr>
-              <w:t>Official code</w:t>
-            </w:r>
-          </w:p>
-        </w:tc>
-        <w:tc>
-          <w:tcPr>
-            <w:tcW w:type="dxa" w:w="7260"/>
-            <w:vAlign w:val="center"/>
-            <w:tcMar>
-              <w:top w:w="80" w:type="dxa"/>
-              <w:start w:w="120" w:type="dxa"/>
-              <w:bottom w:w="80" w:type="dxa"/>
-              <w:end w:w="120" w:type="dxa"/>
-            </w:tcMar>
-          </w:tcPr>
-          <w:p>
-            <w:pPr>
-              <w:spacing w:after="0"/>
-            </w:pPr>
-            <w:r/>
-            <w:hyperlink r:id="rId38">
-              <w:r>
-                <w:rPr>
-                  <w:rFonts w:ascii="Calibri" w:hAnsi="Calibri"/>
-                  <w:color w:val="0563C1"/>
-                  <w:u w:val="single"/>
-                  <w:sz w:val="20"/>
-                </w:rPr>
-                <w:t>Sunxkissed/SEC-GFD</w:t>
-              </w:r>
-            </w:hyperlink>
-          </w:p>
-        </w:tc>
-      </w:tr>
-      <w:tr>
-        <w:tc>
-          <w:tcPr>
-            <w:tcW w:type="dxa" w:w="2100"/>
-            <w:vAlign w:val="center"/>
-            <w:tcMar>
-              <w:top w:w="80" w:type="dxa"/>
-              <w:start w:w="120" w:type="dxa"/>
-              <w:bottom w:w="80" w:type="dxa"/>
-              <w:end w:w="120" w:type="dxa"/>
-            </w:tcMar>
-            <w:shd w:fill="E8EEF5" w:val="clear"/>
-          </w:tcPr>
-          <w:p>
-            <w:pPr>
-              <w:spacing w:before="0" w:after="0" w:line="259" w:lineRule="auto"/>
-              <w:jc w:val="left"/>
-            </w:pPr>
-            <w:r/>
-            <w:r>
-              <w:rPr>
-                <w:rFonts w:ascii="Calibri" w:hAnsi="Calibri"/>
-                <w:b/>
-                <w:color w:val="0B2545"/>
-                <w:sz w:val="19"/>
-              </w:rPr>
-              <w:t>Reason</w:t>
-            </w:r>
-          </w:p>
-        </w:tc>
-        <w:tc>
-          <w:tcPr>
-            <w:tcW w:type="dxa" w:w="7260"/>
-            <w:vAlign w:val="center"/>
-            <w:tcMar>
-              <w:top w:w="80" w:type="dxa"/>
-              <w:start w:w="120" w:type="dxa"/>
-              <w:bottom w:w="80" w:type="dxa"/>
-              <w:end w:w="120" w:type="dxa"/>
-            </w:tcMar>
-          </w:tcPr>
-          <w:p>
-            <w:pPr>
-              <w:spacing w:after="0"/>
-            </w:pPr>
-            <w:r/>
-            <w:r>
-              <w:rPr>
-                <w:rFonts w:ascii="Calibri" w:hAnsi="Calibri"/>
-                <w:color w:val="0B2545"/>
-                <w:sz w:val="19"/>
-              </w:rPr>
-              <w:t>Strong heterophily/spectrum implementation, but currently reserve because the selected roster already contains BWGNN, GHRN and SplitGNN in the spectral/heterophily family.</w:t>
-            </w:r>
-          </w:p>
-        </w:tc>
-      </w:tr>
-      <w:tr>
-        <w:tc>
-          <w:tcPr>
-            <w:tcW w:type="dxa" w:w="2100"/>
-            <w:vAlign w:val="center"/>
-            <w:tcMar>
-              <w:top w:w="80" w:type="dxa"/>
-              <w:start w:w="120" w:type="dxa"/>
-              <w:bottom w:w="80" w:type="dxa"/>
-              <w:end w:w="120" w:type="dxa"/>
-            </w:tcMar>
-            <w:shd w:fill="E8EEF5" w:val="clear"/>
-          </w:tcPr>
-          <w:p>
-            <w:pPr>
-              <w:spacing w:before="0" w:after="0" w:line="259" w:lineRule="auto"/>
-              <w:jc w:val="left"/>
-            </w:pPr>
-            <w:r/>
-            <w:r>
-              <w:rPr>
-                <w:rFonts w:ascii="Calibri" w:hAnsi="Calibri"/>
-                <w:b/>
-                <w:color w:val="0B2545"/>
-                <w:sz w:val="19"/>
-              </w:rPr>
-              <w:t>Critical code note</w:t>
-            </w:r>
-          </w:p>
-        </w:tc>
-        <w:tc>
-          <w:tcPr>
-            <w:tcW w:type="dxa" w:w="7260"/>
-            <w:vAlign w:val="center"/>
-            <w:tcMar>
-              <w:top w:w="80" w:type="dxa"/>
-              <w:start w:w="120" w:type="dxa"/>
-              <w:bottom w:w="80" w:type="dxa"/>
-              <w:end w:w="120" w:type="dxa"/>
-            </w:tcMar>
-          </w:tcPr>
-          <w:p>
-            <w:pPr>
-              <w:spacing w:after="0"/>
-            </w:pPr>
-            <w:r/>
-            <w:r>
-              <w:rPr>
-                <w:rFonts w:ascii="Calibri" w:hAnsi="Calibri"/>
-                <w:color w:val="0B2545"/>
-                <w:sz w:val="19"/>
-              </w:rPr>
-              <w:t>The released main.py selects thresholds and tracks best values using the test mask. Keep that behaviour only when reproducing the original repository; unified runs must use validation-only selection.</w:t>
-            </w:r>
-          </w:p>
-        </w:tc>
-      </w:tr>
-    </w:tbl>
-    <w:p>
-      <w:pPr>
-        <w:spacing w:after="0"/>
-      </w:pPr>
-    </w:p>
-    <w:p>
-      <w:pPr>
-        <w:pStyle w:val="Heading1"/>
-      </w:pPr>
-      <w:r>
-        <w:t>Removed from the core roster</w:t>
-      </w:r>
-    </w:p>
-    <w:tbl>
-      <w:tblPr>
-        <w:tblStyle w:val="TableGrid"/>
-        <w:tblW w:type="dxa" w:w="9360"/>
-        <w:jc w:val="left"/>
-        <w:tblLayout w:type="fixed"/>
-        <w:tblLook w:firstColumn="1" w:firstRow="1" w:lastColumn="0" w:lastRow="0" w:noHBand="0" w:noVBand="1" w:val="04A0"/>
-        <w:tblInd w:w="120" w:type="dxa"/>
-      </w:tblPr>
-      <w:tblGrid>
-        <w:gridCol w:w="2200"/>
-        <w:gridCol w:w="7160"/>
-      </w:tblGrid>
-      <w:tr>
-        <w:trPr>
-          <w:tblHeader w:val="true"/>
-          <w:cantSplit/>
-        </w:trPr>
-        <w:tc>
-          <w:tcPr>
-            <w:tcW w:type="dxa" w:w="2200"/>
-            <w:vAlign w:val="center"/>
-            <w:tcMar>
-              <w:top w:w="80" w:type="dxa"/>
-              <w:start w:w="120" w:type="dxa"/>
-              <w:bottom w:w="80" w:type="dxa"/>
-              <w:end w:w="120" w:type="dxa"/>
-            </w:tcMar>
-            <w:shd w:fill="E8EEF5" w:val="clear"/>
-          </w:tcPr>
-          <w:p>
-            <w:pPr>
-              <w:spacing w:before="0" w:after="0" w:line="259" w:lineRule="auto"/>
-              <w:jc w:val="center"/>
-            </w:pPr>
-            <w:r/>
             <w:r>
               <w:rPr>
                 <w:rFonts w:ascii="Calibri" w:hAnsi="Calibri"/>
@@ -2910,22 +2493,20 @@
         </w:tc>
         <w:tc>
           <w:tcPr>
-            <w:tcW w:type="dxa" w:w="7160"/>
-            <w:vAlign w:val="center"/>
+            <w:tcW w:type="dxa" w:w="6760"/>
             <w:tcMar>
               <w:top w:w="80" w:type="dxa"/>
               <w:start w:w="120" w:type="dxa"/>
               <w:bottom w:w="80" w:type="dxa"/>
               <w:end w:w="120" w:type="dxa"/>
             </w:tcMar>
-            <w:shd w:fill="E8EEF5" w:val="clear"/>
+            <w:vAlign w:val="center"/>
+            <w:shd w:fill="E8EEF5"/>
           </w:tcPr>
           <w:p>
             <w:pPr>
-              <w:spacing w:before="0" w:after="0" w:line="259" w:lineRule="auto"/>
-              <w:jc w:val="center"/>
+              <w:pStyle w:val="TableText"/>
             </w:pPr>
-            <w:r/>
             <w:r>
               <w:rPr>
                 <w:rFonts w:ascii="Calibri" w:hAnsi="Calibri"/>
@@ -2933,7 +2514,7 @@
                 <w:color w:val="0B2545"/>
                 <w:sz w:val="18"/>
               </w:rPr>
-              <w:t>Decision</w:t>
+              <w:t>Verified rule</w:t>
             </w:r>
           </w:p>
         </w:tc>
@@ -2944,43 +2525,109 @@
         </w:trPr>
         <w:tc>
           <w:tcPr>
-            <w:tcW w:type="dxa" w:w="2200"/>
+            <w:tcW w:type="dxa" w:w="2600"/>
+            <w:tcMar>
+              <w:top w:w="80" w:type="dxa"/>
+              <w:start w:w="120" w:type="dxa"/>
+              <w:bottom w:w="80" w:type="dxa"/>
+              <w:end w:w="120" w:type="dxa"/>
+            </w:tcMar>
+            <w:vAlign w:val="top"/>
           </w:tcPr>
           <w:p>
             <w:pPr>
-              <w:spacing w:before="0" w:after="0" w:line="259" w:lineRule="auto"/>
-              <w:jc w:val="left"/>
+              <w:pStyle w:val="TableText"/>
             </w:pPr>
-            <w:r/>
             <w:r>
               <w:rPr>
                 <w:rFonts w:ascii="Calibri" w:hAnsi="Calibri"/>
-                <w:b w:val="0"/>
                 <w:color w:val="0B2545"/>
                 <w:sz w:val="18"/>
               </w:rPr>
-              <w:t>RioGNN</w:t>
+              <w:t>Team repository</w:t>
             </w:r>
           </w:p>
         </w:tc>
         <w:tc>
           <w:tcPr>
-            <w:tcW w:type="dxa" w:w="7160"/>
+            <w:tcW w:type="dxa" w:w="6760"/>
+            <w:tcMar>
+              <w:top w:w="80" w:type="dxa"/>
+              <w:start w:w="120" w:type="dxa"/>
+              <w:bottom w:w="80" w:type="dxa"/>
+              <w:end w:w="120" w:type="dxa"/>
+            </w:tcMar>
+            <w:vAlign w:val="top"/>
           </w:tcPr>
           <w:p>
             <w:pPr>
-              <w:spacing w:before="0" w:after="0" w:line="259" w:lineRule="auto"/>
-              <w:jc w:val="left"/>
+              <w:pStyle w:val="TableText"/>
             </w:pPr>
-            <w:r/>
+            <w:hyperlink r:id="rId33">
+              <w:r>
+                <w:rPr>
+                  <w:color w:val="0563C1"/>
+                  <w:u w:val="single"/>
+                  <w:sz w:val="18"/>
+                  <w:rFonts w:ascii="Calibri" w:hAnsi="Calibri"/>
+                </w:rPr>
+                <w:t>https://github.com/marufkhan09/COMP8851-fraud-dataset-analysis</w:t>
+              </w:r>
+            </w:hyperlink>
+          </w:p>
+        </w:tc>
+      </w:tr>
+      <w:tr>
+        <w:trPr>
+          <w:cantSplit/>
+        </w:trPr>
+        <w:tc>
+          <w:tcPr>
+            <w:tcW w:type="dxa" w:w="2600"/>
+            <w:tcMar>
+              <w:top w:w="80" w:type="dxa"/>
+              <w:start w:w="120" w:type="dxa"/>
+              <w:bottom w:w="80" w:type="dxa"/>
+              <w:end w:w="120" w:type="dxa"/>
+            </w:tcMar>
+            <w:vAlign w:val="top"/>
+          </w:tcPr>
+          <w:p>
+            <w:pPr>
+              <w:pStyle w:val="TableText"/>
+            </w:pPr>
             <w:r>
               <w:rPr>
                 <w:rFonts w:ascii="Calibri" w:hAnsi="Calibri"/>
-                <w:b w:val="0"/>
                 <w:color w:val="0B2545"/>
                 <w:sz w:val="18"/>
               </w:rPr>
-              <w:t>Useful model with public code, but absent from the supplied 24-model list and adds complexity without improving six-dataset coverage.</w:t>
+              <w:t>Upstream commit</w:t>
+            </w:r>
+          </w:p>
+        </w:tc>
+        <w:tc>
+          <w:tcPr>
+            <w:tcW w:type="dxa" w:w="6760"/>
+            <w:tcMar>
+              <w:top w:w="80" w:type="dxa"/>
+              <w:start w:w="120" w:type="dxa"/>
+              <w:bottom w:w="80" w:type="dxa"/>
+              <w:end w:w="120" w:type="dxa"/>
+            </w:tcMar>
+            <w:vAlign w:val="top"/>
+          </w:tcPr>
+          <w:p>
+            <w:pPr>
+              <w:pStyle w:val="TableText"/>
+            </w:pPr>
+            <w:r>
+              <w:rPr>
+                <w:rFonts w:ascii="Calibri" w:hAnsi="Calibri"/>
+                <w:color w:val="0B2545"/>
+                <w:sz w:val="18"/>
+              </w:rPr>
+              <w:t>Record a full 40-character commit hash before any code change.</w:t>
             </w:r>
           </w:p>
         </w:tc>
@@ -2991,45 +2638,51 @@
         </w:trPr>
         <w:tc>
           <w:tcPr>
-            <w:tcW w:type="dxa" w:w="2200"/>
-            <w:shd w:fill="F2F4F7" w:val="clear"/>
+            <w:tcW w:type="dxa" w:w="2600"/>
+            <w:tcMar>
+              <w:top w:w="80" w:type="dxa"/>
+              <w:start w:w="120" w:type="dxa"/>
+              <w:bottom w:w="80" w:type="dxa"/>
+              <w:end w:w="120" w:type="dxa"/>
+            </w:tcMar>
+            <w:vAlign w:val="top"/>
           </w:tcPr>
           <w:p>
             <w:pPr>
-              <w:spacing w:before="0" w:after="0" w:line="259" w:lineRule="auto"/>
-              <w:jc w:val="left"/>
+              <w:pStyle w:val="TableText"/>
             </w:pPr>
-            <w:r/>
             <w:r>
               <w:rPr>
                 <w:rFonts w:ascii="Calibri" w:hAnsi="Calibri"/>
-                <w:b w:val="0"/>
                 <w:color w:val="0B2545"/>
                 <w:sz w:val="18"/>
               </w:rPr>
-              <w:t>GAT-COBO</w:t>
+              <w:t>Local patch</w:t>
             </w:r>
           </w:p>
         </w:tc>
         <w:tc>
           <w:tcPr>
-            <w:tcW w:type="dxa" w:w="7160"/>
-            <w:shd w:fill="F2F4F7" w:val="clear"/>
+            <w:tcW w:type="dxa" w:w="6760"/>
+            <w:tcMar>
+              <w:top w:w="80" w:type="dxa"/>
+              <w:start w:w="120" w:type="dxa"/>
+              <w:bottom w:w="80" w:type="dxa"/>
+              <w:end w:w="120" w:type="dxa"/>
+            </w:tcMar>
+            <w:vAlign w:val="top"/>
           </w:tcPr>
           <w:p>
             <w:pPr>
-              <w:spacing w:before="0" w:after="0" w:line="259" w:lineRule="auto"/>
-              <w:jc w:val="left"/>
+              <w:pStyle w:val="TableText"/>
             </w:pPr>
-            <w:r/>
             <w:r>
               <w:rPr>
                 <w:rFonts w:ascii="Calibri" w:hAnsi="Calibri"/>
-                <w:b w:val="0"/>
                 <w:color w:val="0B2545"/>
                 <w:sz w:val="18"/>
               </w:rPr>
-              <w:t>Official code centres on BUPT/Sichuan telecom-fraud data; task/data mismatch makes it a poor fit for the six current datasets.</w:t>
+              <w:t>Save git diff or a patch file; explain every change and whether it affects architecture, data, evaluation or only instrumentation.</w:t>
             </w:r>
           </w:p>
         </w:tc>
@@ -3040,43 +2693,51 @@
         </w:trPr>
         <w:tc>
           <w:tcPr>
-            <w:tcW w:type="dxa" w:w="2200"/>
+            <w:tcW w:type="dxa" w:w="2600"/>
+            <w:tcMar>
+              <w:top w:w="80" w:type="dxa"/>
+              <w:start w:w="120" w:type="dxa"/>
+              <w:bottom w:w="80" w:type="dxa"/>
+              <w:end w:w="120" w:type="dxa"/>
+            </w:tcMar>
+            <w:vAlign w:val="top"/>
           </w:tcPr>
           <w:p>
             <w:pPr>
-              <w:spacing w:before="0" w:after="0" w:line="259" w:lineRule="auto"/>
-              <w:jc w:val="left"/>
+              <w:pStyle w:val="TableText"/>
             </w:pPr>
-            <w:r/>
             <w:r>
               <w:rPr>
                 <w:rFonts w:ascii="Calibri" w:hAnsi="Calibri"/>
-                <w:b w:val="0"/>
                 <w:color w:val="0B2545"/>
                 <w:sz w:val="18"/>
               </w:rPr>
-              <w:t>GraphConsis</w:t>
+              <w:t>Model folder</w:t>
             </w:r>
           </w:p>
         </w:tc>
         <w:tc>
           <w:tcPr>
-            <w:tcW w:type="dxa" w:w="7160"/>
+            <w:tcW w:type="dxa" w:w="6760"/>
+            <w:tcMar>
+              <w:top w:w="80" w:type="dxa"/>
+              <w:start w:w="120" w:type="dxa"/>
+              <w:bottom w:w="80" w:type="dxa"/>
+              <w:end w:w="120" w:type="dxa"/>
+            </w:tcMar>
+            <w:vAlign w:val="top"/>
           </w:tcPr>
           <w:p>
             <w:pPr>
-              <w:spacing w:before="0" w:after="0" w:line="259" w:lineRule="auto"/>
-              <w:jc w:val="left"/>
+              <w:pStyle w:val="TableText"/>
             </w:pPr>
-            <w:r/>
             <w:r>
               <w:rPr>
                 <w:rFonts w:ascii="Calibri" w:hAnsi="Calibri"/>
-                <w:b w:val="0"/>
                 <w:color w:val="0B2545"/>
                 <w:sz w:val="18"/>
               </w:rPr>
-              <w:t>Relevant literature, but legacy TensorFlow environment creates disproportionate five-day feasibility risk. Keep as a later reserve only if required.</w:t>
+              <w:t>A folder name does not establish provenance. README must name the official paper, official upstream repository and commit.</w:t>
             </w:r>
           </w:p>
         </w:tc>
@@ -3087,45 +2748,106 @@
         </w:trPr>
         <w:tc>
           <w:tcPr>
-            <w:tcW w:type="dxa" w:w="2200"/>
-            <w:shd w:fill="F2F4F7" w:val="clear"/>
+            <w:tcW w:type="dxa" w:w="2600"/>
+            <w:tcMar>
+              <w:top w:w="80" w:type="dxa"/>
+              <w:start w:w="120" w:type="dxa"/>
+              <w:bottom w:w="80" w:type="dxa"/>
+              <w:end w:w="120" w:type="dxa"/>
+            </w:tcMar>
+            <w:vAlign w:val="top"/>
           </w:tcPr>
           <w:p>
             <w:pPr>
-              <w:spacing w:before="0" w:after="0" w:line="259" w:lineRule="auto"/>
-              <w:jc w:val="left"/>
+              <w:pStyle w:val="TableText"/>
             </w:pPr>
-            <w:r/>
             <w:r>
               <w:rPr>
                 <w:rFonts w:ascii="Calibri" w:hAnsi="Calibri"/>
-                <w:b w:val="0"/>
                 <w:color w:val="0B2545"/>
                 <w:sz w:val="18"/>
               </w:rPr>
-              <w:t>GAD in the Wild</w:t>
+              <w:t>Literature review</w:t>
             </w:r>
           </w:p>
         </w:tc>
         <w:tc>
           <w:tcPr>
-            <w:tcW w:type="dxa" w:w="7160"/>
-            <w:shd w:fill="F2F4F7" w:val="clear"/>
+            <w:tcW w:type="dxa" w:w="6760"/>
+            <w:tcMar>
+              <w:top w:w="80" w:type="dxa"/>
+              <w:start w:w="120" w:type="dxa"/>
+              <w:bottom w:w="80" w:type="dxa"/>
+              <w:end w:w="120" w:type="dxa"/>
+            </w:tcMar>
+            <w:vAlign w:val="top"/>
           </w:tcPr>
           <w:p>
             <w:pPr>
-              <w:spacing w:before="0" w:after="0" w:line="259" w:lineRule="auto"/>
-              <w:jc w:val="left"/>
+              <w:pStyle w:val="TableText"/>
             </w:pPr>
-            <w:r/>
             <w:r>
               <w:rPr>
                 <w:rFonts w:ascii="Calibri" w:hAnsi="Calibri"/>
-                <w:b w:val="0"/>
                 <w:color w:val="0B2545"/>
                 <w:sz w:val="18"/>
               </w:rPr>
-              <w:t>Benchmark/deployment literature rather than one of the eight current fraud-detector implementations.</w:t>
+              <w:t>2020–26_Relevant_Papers_Combined.pdf remains background. It is broader than the active eight-model roster.</w:t>
+            </w:r>
+          </w:p>
+        </w:tc>
+      </w:tr>
+      <w:tr>
+        <w:trPr>
+          <w:cantSplit/>
+        </w:trPr>
+        <w:tc>
+          <w:tcPr>
+            <w:tcW w:type="dxa" w:w="2600"/>
+            <w:tcMar>
+              <w:top w:w="80" w:type="dxa"/>
+              <w:start w:w="120" w:type="dxa"/>
+              <w:bottom w:w="80" w:type="dxa"/>
+              <w:end w:w="120" w:type="dxa"/>
+            </w:tcMar>
+            <w:vAlign w:val="top"/>
+          </w:tcPr>
+          <w:p>
+            <w:pPr>
+              <w:pStyle w:val="TableText"/>
+            </w:pPr>
+            <w:r>
+              <w:rPr>
+                <w:rFonts w:ascii="Calibri" w:hAnsi="Calibri"/>
+                <w:color w:val="0B2545"/>
+                <w:sz w:val="18"/>
+              </w:rPr>
+              <w:t>Old candidate lists</w:t>
+            </w:r>
+          </w:p>
+        </w:tc>
+        <w:tc>
+          <w:tcPr>
+            <w:tcW w:type="dxa" w:w="6760"/>
+            <w:tcMar>
+              <w:top w:w="80" w:type="dxa"/>
+              <w:start w:w="120" w:type="dxa"/>
+              <w:bottom w:w="80" w:type="dxa"/>
+              <w:end w:w="120" w:type="dxa"/>
+            </w:tcMar>
+            <w:vAlign w:val="top"/>
+          </w:tcPr>
+          <w:p>
+            <w:pPr>
+              <w:pStyle w:val="TableText"/>
+            </w:pPr>
+            <w:r>
+              <w:rPr>
+                <w:rFonts w:ascii="Calibri" w:hAnsi="Calibri"/>
+                <w:color w:val="0B2545"/>
+                <w:sz w:val="18"/>
+              </w:rPr>
+              <w:t>RioGNN, GAT-COBO, GraphConsis and other candidates do not belong in the current run guide unless formally activated as reserves.</w:t>
             </w:r>
           </w:p>
         </w:tc>
@@ -3133,14 +2855,751 @@
     </w:tbl>
     <w:p>
       <w:pPr>
-        <w:spacing w:after="0"/>
+        <w:pStyle w:val="Heading1"/>
       </w:pPr>
+      <w:r>
+        <w:t>5. Model identity checklist</w:t>
+      </w:r>
+    </w:p>
+    <w:p>
+      <w:pPr>
+        <w:numPr>
+          <w:ilvl w:val="0"/>
+          <w:numId w:val="10"/>
+        </w:numPr>
+      </w:pPr>
+      <w:r>
+        <w:rPr>
+          <w:rFonts w:ascii="Calibri" w:hAnsi="Calibri"/>
+        </w:rPr>
+        <w:t>Paper title and proposed model acronym match.</w:t>
+      </w:r>
+    </w:p>
+    <w:p>
+      <w:pPr>
+        <w:numPr>
+          <w:ilvl w:val="0"/>
+          <w:numId w:val="10"/>
+        </w:numPr>
+      </w:pPr>
+      <w:r>
+        <w:rPr>
+          <w:rFonts w:ascii="Calibri" w:hAnsi="Calibri"/>
+        </w:rPr>
+        <w:t>Publisher/conference record and year match.</w:t>
+      </w:r>
+    </w:p>
+    <w:p>
+      <w:pPr>
+        <w:numPr>
+          <w:ilvl w:val="0"/>
+          <w:numId w:val="10"/>
+        </w:numPr>
+      </w:pPr>
+      <w:r>
+        <w:rPr>
+          <w:rFonts w:ascii="Calibri" w:hAnsi="Calibri"/>
+        </w:rPr>
+        <w:t>Repository is linked from the paper, author project page or official benchmark source.</w:t>
+      </w:r>
+    </w:p>
+    <w:p>
+      <w:pPr>
+        <w:numPr>
+          <w:ilvl w:val="0"/>
+          <w:numId w:val="10"/>
+        </w:numPr>
+      </w:pPr>
+      <w:r>
+        <w:rPr>
+          <w:rFonts w:ascii="Calibri" w:hAnsi="Calibri"/>
+        </w:rPr>
+        <w:t>Repository commit is saved before modifications.</w:t>
+      </w:r>
+    </w:p>
+    <w:p>
+      <w:pPr>
+        <w:numPr>
+          <w:ilvl w:val="0"/>
+          <w:numId w:val="10"/>
+        </w:numPr>
+      </w:pPr>
+      <w:r>
+        <w:rPr>
+          <w:rFonts w:ascii="Calibri" w:hAnsi="Calibri"/>
+        </w:rPr>
+        <w:t>Licence and dataset redistribution restrictions are reviewed.</w:t>
+      </w:r>
+    </w:p>
+    <w:p>
+      <w:pPr>
+        <w:numPr>
+          <w:ilvl w:val="0"/>
+          <w:numId w:val="10"/>
+        </w:numPr>
+      </w:pPr>
+      <w:r>
+        <w:rPr>
+          <w:rFonts w:ascii="Calibri" w:hAnsi="Calibri"/>
+        </w:rPr>
+        <w:t>Paper dataset version, feature dimension and split protocol are recorded.</w:t>
+      </w:r>
+    </w:p>
+    <w:p>
+      <w:pPr>
+        <w:numPr>
+          <w:ilvl w:val="0"/>
+          <w:numId w:val="10"/>
+        </w:numPr>
+      </w:pPr>
+      <w:r>
+        <w:rPr>
+          <w:rFonts w:ascii="Calibri" w:hAnsi="Calibri"/>
+        </w:rPr>
+        <w:t>Requested dependency versions and actually installed versions are both saved.</w:t>
+      </w:r>
+    </w:p>
+    <w:p>
+      <w:pPr>
+        <w:numPr>
+          <w:ilvl w:val="0"/>
+          <w:numId w:val="10"/>
+        </w:numPr>
+      </w:pPr>
+      <w:r>
+        <w:rPr>
+          <w:rFonts w:ascii="Calibri" w:hAnsi="Calibri"/>
+        </w:rPr>
+        <w:t>Any third-party implementation is labelled as such and never silently substituted for author code.</w:t>
+      </w:r>
+    </w:p>
+    <w:p>
+      <w:pPr>
+        <w:pStyle w:val="Heading1"/>
+      </w:pPr>
+      <w:r>
+        <w:t>6. Corrections incorporated from older files</w:t>
+      </w:r>
+    </w:p>
+    <w:tbl>
+      <w:tblPr>
+        <w:tblW w:type="dxa" w:w="9360"/>
+        <w:jc w:val="left"/>
+        <w:tblLayout w:type="fixed"/>
+        <w:tblLook w:firstColumn="1" w:firstRow="1" w:lastColumn="0" w:lastRow="0" w:noHBand="0" w:noVBand="1" w:val="04A0"/>
+        <w:tblInd w:w="120" w:type="dxa"/>
+        <w:tblBorders>
+          <w:top w:val="single" w:sz="6" w:space="0" w:color="B7C3D0"/>
+          <w:left w:val="single" w:sz="6" w:space="0" w:color="B7C3D0"/>
+          <w:bottom w:val="single" w:sz="6" w:space="0" w:color="B7C3D0"/>
+          <w:right w:val="single" w:sz="6" w:space="0" w:color="B7C3D0"/>
+          <w:insideH w:val="single" w:sz="6" w:space="0" w:color="B7C3D0"/>
+          <w:insideV w:val="single" w:sz="6" w:space="0" w:color="B7C3D0"/>
+        </w:tblBorders>
+      </w:tblPr>
+      <w:tblGrid>
+        <w:gridCol w:w="3300"/>
+        <w:gridCol w:w="6060"/>
+      </w:tblGrid>
+      <w:tr>
+        <w:trPr>
+          <w:cantSplit/>
+          <w:tblHeader w:val="true"/>
+        </w:trPr>
+        <w:tc>
+          <w:tcPr>
+            <w:tcW w:type="dxa" w:w="3300"/>
+            <w:tcMar>
+              <w:top w:w="80" w:type="dxa"/>
+              <w:start w:w="120" w:type="dxa"/>
+              <w:bottom w:w="80" w:type="dxa"/>
+              <w:end w:w="120" w:type="dxa"/>
+            </w:tcMar>
+            <w:vAlign w:val="center"/>
+            <w:shd w:fill="E8EEF5"/>
+          </w:tcPr>
+          <w:p>
+            <w:pPr>
+              <w:pStyle w:val="TableText"/>
+            </w:pPr>
+            <w:r>
+              <w:rPr>
+                <w:rFonts w:ascii="Calibri" w:hAnsi="Calibri"/>
+                <w:b/>
+                <w:color w:val="0B2545"/>
+                <w:sz w:val="18"/>
+              </w:rPr>
+              <w:t>Older statement</w:t>
+            </w:r>
+          </w:p>
+        </w:tc>
+        <w:tc>
+          <w:tcPr>
+            <w:tcW w:type="dxa" w:w="6060"/>
+            <w:tcMar>
+              <w:top w:w="80" w:type="dxa"/>
+              <w:start w:w="120" w:type="dxa"/>
+              <w:bottom w:w="80" w:type="dxa"/>
+              <w:end w:w="120" w:type="dxa"/>
+            </w:tcMar>
+            <w:vAlign w:val="center"/>
+            <w:shd w:fill="E8EEF5"/>
+          </w:tcPr>
+          <w:p>
+            <w:pPr>
+              <w:pStyle w:val="TableText"/>
+            </w:pPr>
+            <w:r>
+              <w:rPr>
+                <w:rFonts w:ascii="Calibri" w:hAnsi="Calibri"/>
+                <w:b/>
+                <w:color w:val="0B2545"/>
+                <w:sz w:val="18"/>
+              </w:rPr>
+              <w:t>Current correction</w:t>
+            </w:r>
+          </w:p>
+        </w:tc>
+      </w:tr>
+      <w:tr>
+        <w:trPr>
+          <w:cantSplit/>
+        </w:trPr>
+        <w:tc>
+          <w:tcPr>
+            <w:tcW w:type="dxa" w:w="3300"/>
+            <w:tcMar>
+              <w:top w:w="80" w:type="dxa"/>
+              <w:start w:w="120" w:type="dxa"/>
+              <w:bottom w:w="80" w:type="dxa"/>
+              <w:end w:w="120" w:type="dxa"/>
+            </w:tcMar>
+            <w:vAlign w:val="top"/>
+          </w:tcPr>
+          <w:p>
+            <w:pPr>
+              <w:pStyle w:val="TableText"/>
+            </w:pPr>
+            <w:r>
+              <w:rPr>
+                <w:rFonts w:ascii="Calibri" w:hAnsi="Calibri"/>
+                <w:color w:val="0B2545"/>
+                <w:sz w:val="18"/>
+              </w:rPr>
+              <w:t>Heterophily paper uncertain / possibly GHRN</w:t>
+            </w:r>
+          </w:p>
+        </w:tc>
+        <w:tc>
+          <w:tcPr>
+            <w:tcW w:type="dxa" w:w="6060"/>
+            <w:tcMar>
+              <w:top w:w="80" w:type="dxa"/>
+              <w:start w:w="120" w:type="dxa"/>
+              <w:bottom w:w="80" w:type="dxa"/>
+              <w:end w:w="120" w:type="dxa"/>
+            </w:tcMar>
+            <w:vAlign w:val="top"/>
+          </w:tcPr>
+          <w:p>
+            <w:pPr>
+              <w:pStyle w:val="TableText"/>
+            </w:pPr>
+            <w:r>
+              <w:rPr>
+                <w:rFonts w:ascii="Calibri" w:hAnsi="Calibri"/>
+                <w:color w:val="0B2545"/>
+                <w:sz w:val="18"/>
+              </w:rPr>
+              <w:t>The supplied paper is TROPICAL, ICDM 2024; GHRN remains one of the eight models.</w:t>
+            </w:r>
+          </w:p>
+        </w:tc>
+      </w:tr>
+      <w:tr>
+        <w:trPr>
+          <w:cantSplit/>
+        </w:trPr>
+        <w:tc>
+          <w:tcPr>
+            <w:tcW w:type="dxa" w:w="3300"/>
+            <w:tcMar>
+              <w:top w:w="80" w:type="dxa"/>
+              <w:start w:w="120" w:type="dxa"/>
+              <w:bottom w:w="80" w:type="dxa"/>
+              <w:end w:w="120" w:type="dxa"/>
+            </w:tcMar>
+            <w:vAlign w:val="top"/>
+          </w:tcPr>
+          <w:p>
+            <w:pPr>
+              <w:pStyle w:val="TableText"/>
+            </w:pPr>
+            <w:r>
+              <w:rPr>
+                <w:rFonts w:ascii="Calibri" w:hAnsi="Calibri"/>
+                <w:color w:val="0B2545"/>
+                <w:sz w:val="18"/>
+              </w:rPr>
+              <w:t>RioGNN and GAT-COBO in the eight-model allocation</w:t>
+            </w:r>
+          </w:p>
+        </w:tc>
+        <w:tc>
+          <w:tcPr>
+            <w:tcW w:type="dxa" w:w="6060"/>
+            <w:tcMar>
+              <w:top w:w="80" w:type="dxa"/>
+              <w:start w:w="120" w:type="dxa"/>
+              <w:bottom w:w="80" w:type="dxa"/>
+              <w:end w:w="120" w:type="dxa"/>
+            </w:tcMar>
+            <w:vAlign w:val="top"/>
+          </w:tcPr>
+          <w:p>
+            <w:pPr>
+              <w:pStyle w:val="TableText"/>
+            </w:pPr>
+            <w:r>
+              <w:rPr>
+                <w:rFonts w:ascii="Calibri" w:hAnsi="Calibri"/>
+                <w:color w:val="0B2545"/>
+                <w:sz w:val="18"/>
+              </w:rPr>
+              <w:t>Removed from the active eight; SplitGNN and DGA-GNN are included.</w:t>
+            </w:r>
+          </w:p>
+        </w:tc>
+      </w:tr>
+      <w:tr>
+        <w:trPr>
+          <w:cantSplit/>
+        </w:trPr>
+        <w:tc>
+          <w:tcPr>
+            <w:tcW w:type="dxa" w:w="3300"/>
+            <w:tcMar>
+              <w:top w:w="80" w:type="dxa"/>
+              <w:start w:w="120" w:type="dxa"/>
+              <w:bottom w:w="80" w:type="dxa"/>
+              <w:end w:w="120" w:type="dxa"/>
+            </w:tcMar>
+            <w:vAlign w:val="top"/>
+          </w:tcPr>
+          <w:p>
+            <w:pPr>
+              <w:pStyle w:val="TableText"/>
+            </w:pPr>
+            <w:r>
+              <w:rPr>
+                <w:rFonts w:ascii="Calibri" w:hAnsi="Calibri"/>
+                <w:color w:val="0B2545"/>
+                <w:sz w:val="18"/>
+              </w:rPr>
+              <w:t>DGA-GNN listed as SIGKDD 2024</w:t>
+            </w:r>
+          </w:p>
+        </w:tc>
+        <w:tc>
+          <w:tcPr>
+            <w:tcW w:type="dxa" w:w="6060"/>
+            <w:tcMar>
+              <w:top w:w="80" w:type="dxa"/>
+              <w:start w:w="120" w:type="dxa"/>
+              <w:bottom w:w="80" w:type="dxa"/>
+              <w:end w:w="120" w:type="dxa"/>
+            </w:tcMar>
+            <w:vAlign w:val="top"/>
+          </w:tcPr>
+          <w:p>
+            <w:pPr>
+              <w:pStyle w:val="TableText"/>
+            </w:pPr>
+            <w:r>
+              <w:rPr>
+                <w:rFonts w:ascii="Calibri" w:hAnsi="Calibri"/>
+                <w:color w:val="0B2545"/>
+                <w:sz w:val="18"/>
+              </w:rPr>
+              <w:t>Correct venue is AAAI 2024, volume 38(10), pages 11820–11828.</w:t>
+            </w:r>
+          </w:p>
+        </w:tc>
+      </w:tr>
+      <w:tr>
+        <w:trPr>
+          <w:cantSplit/>
+        </w:trPr>
+        <w:tc>
+          <w:tcPr>
+            <w:tcW w:type="dxa" w:w="3300"/>
+            <w:tcMar>
+              <w:top w:w="80" w:type="dxa"/>
+              <w:start w:w="120" w:type="dxa"/>
+              <w:bottom w:w="80" w:type="dxa"/>
+              <w:end w:w="120" w:type="dxa"/>
+            </w:tcMar>
+            <w:vAlign w:val="top"/>
+          </w:tcPr>
+          <w:p>
+            <w:pPr>
+              <w:pStyle w:val="TableText"/>
+            </w:pPr>
+            <w:r>
+              <w:rPr>
+                <w:rFonts w:ascii="Calibri" w:hAnsi="Calibri"/>
+                <w:color w:val="0B2545"/>
+                <w:sz w:val="18"/>
+              </w:rPr>
+              <w:t>GitHub repository unavailable</w:t>
+            </w:r>
+          </w:p>
+        </w:tc>
+        <w:tc>
+          <w:tcPr>
+            <w:tcW w:type="dxa" w:w="6060"/>
+            <w:tcMar>
+              <w:top w:w="80" w:type="dxa"/>
+              <w:start w:w="120" w:type="dxa"/>
+              <w:bottom w:w="80" w:type="dxa"/>
+              <w:end w:w="120" w:type="dxa"/>
+            </w:tcMar>
+            <w:vAlign w:val="top"/>
+          </w:tcPr>
+          <w:p>
+            <w:pPr>
+              <w:pStyle w:val="TableText"/>
+            </w:pPr>
+            <w:r>
+              <w:rPr>
+                <w:rFonts w:ascii="Calibri" w:hAnsi="Calibri"/>
+                <w:color w:val="0B2545"/>
+                <w:sz w:val="18"/>
+              </w:rPr>
+              <w:t>Current repository is https://github.com/marufkhan09/COMP8851-fraud-dataset-analysis.</w:t>
+            </w:r>
+          </w:p>
+        </w:tc>
+      </w:tr>
+      <w:tr>
+        <w:trPr>
+          <w:cantSplit/>
+        </w:trPr>
+        <w:tc>
+          <w:tcPr>
+            <w:tcW w:type="dxa" w:w="3300"/>
+            <w:tcMar>
+              <w:top w:w="80" w:type="dxa"/>
+              <w:start w:w="120" w:type="dxa"/>
+              <w:bottom w:w="80" w:type="dxa"/>
+              <w:end w:w="120" w:type="dxa"/>
+            </w:tcMar>
+            <w:vAlign w:val="top"/>
+          </w:tcPr>
+          <w:p>
+            <w:pPr>
+              <w:pStyle w:val="TableText"/>
+            </w:pPr>
+            <w:r>
+              <w:rPr>
+                <w:rFonts w:ascii="Calibri" w:hAnsi="Calibri"/>
+                <w:color w:val="0B2545"/>
+                <w:sz w:val="18"/>
+              </w:rPr>
+              <w:t>One common environment</w:t>
+            </w:r>
+          </w:p>
+        </w:tc>
+        <w:tc>
+          <w:tcPr>
+            <w:tcW w:type="dxa" w:w="6060"/>
+            <w:tcMar>
+              <w:top w:w="80" w:type="dxa"/>
+              <w:start w:w="120" w:type="dxa"/>
+              <w:bottom w:w="80" w:type="dxa"/>
+              <w:end w:w="120" w:type="dxa"/>
+            </w:tcMar>
+            <w:vAlign w:val="top"/>
+          </w:tcPr>
+          <w:p>
+            <w:pPr>
+              <w:pStyle w:val="TableText"/>
+            </w:pPr>
+            <w:r>
+              <w:rPr>
+                <w:rFonts w:ascii="Calibri" w:hAnsi="Calibri"/>
+                <w:color w:val="0B2545"/>
+                <w:sz w:val="18"/>
+              </w:rPr>
+              <w:t>Use model-specific isolated environments on the same controlled Kaggle T4 hardware.</w:t>
+            </w:r>
+          </w:p>
+        </w:tc>
+      </w:tr>
+      <w:tr>
+        <w:trPr>
+          <w:cantSplit/>
+        </w:trPr>
+        <w:tc>
+          <w:tcPr>
+            <w:tcW w:type="dxa" w:w="3300"/>
+            <w:tcMar>
+              <w:top w:w="80" w:type="dxa"/>
+              <w:start w:w="120" w:type="dxa"/>
+              <w:bottom w:w="80" w:type="dxa"/>
+              <w:end w:w="120" w:type="dxa"/>
+            </w:tcMar>
+            <w:vAlign w:val="top"/>
+          </w:tcPr>
+          <w:p>
+            <w:pPr>
+              <w:pStyle w:val="TableText"/>
+            </w:pPr>
+            <w:r>
+              <w:rPr>
+                <w:rFonts w:ascii="Calibri" w:hAnsi="Calibri"/>
+                <w:color w:val="0B2545"/>
+                <w:sz w:val="18"/>
+              </w:rPr>
+              <w:t>A single seed field</w:t>
+            </w:r>
+          </w:p>
+        </w:tc>
+        <w:tc>
+          <w:tcPr>
+            <w:tcW w:type="dxa" w:w="6060"/>
+            <w:tcMar>
+              <w:top w:w="80" w:type="dxa"/>
+              <w:start w:w="120" w:type="dxa"/>
+              <w:bottom w:w="80" w:type="dxa"/>
+              <w:end w:w="120" w:type="dxa"/>
+            </w:tcMar>
+            <w:vAlign w:val="top"/>
+          </w:tcPr>
+          <w:p>
+            <w:pPr>
+              <w:pStyle w:val="TableText"/>
+            </w:pPr>
+            <w:r>
+              <w:rPr>
+                <w:rFonts w:ascii="Calibri" w:hAnsi="Calibri"/>
+                <w:color w:val="0B2545"/>
+                <w:sz w:val="18"/>
+              </w:rPr>
+              <w:t>Separate split_seed from the shared repeated train_seed values.</w:t>
+            </w:r>
+          </w:p>
+        </w:tc>
+      </w:tr>
+      <w:tr>
+        <w:trPr>
+          <w:cantSplit/>
+        </w:trPr>
+        <w:tc>
+          <w:tcPr>
+            <w:tcW w:type="dxa" w:w="3300"/>
+            <w:tcMar>
+              <w:top w:w="80" w:type="dxa"/>
+              <w:start w:w="120" w:type="dxa"/>
+              <w:bottom w:w="80" w:type="dxa"/>
+              <w:end w:w="120" w:type="dxa"/>
+            </w:tcMar>
+            <w:vAlign w:val="top"/>
+          </w:tcPr>
+          <w:p>
+            <w:pPr>
+              <w:pStyle w:val="TableText"/>
+            </w:pPr>
+            <w:r>
+              <w:rPr>
+                <w:rFonts w:ascii="Calibri" w:hAnsi="Calibri"/>
+                <w:color w:val="0B2545"/>
+                <w:sz w:val="18"/>
+              </w:rPr>
+              <w:t>Provisional values treated as final</w:t>
+            </w:r>
+          </w:p>
+        </w:tc>
+        <w:tc>
+          <w:tcPr>
+            <w:tcW w:type="dxa" w:w="6060"/>
+            <w:tcMar>
+              <w:top w:w="80" w:type="dxa"/>
+              <w:start w:w="120" w:type="dxa"/>
+              <w:bottom w:w="80" w:type="dxa"/>
+              <w:end w:w="120" w:type="dxa"/>
+            </w:tcMar>
+            <w:vAlign w:val="top"/>
+          </w:tcPr>
+          <w:p>
+            <w:pPr>
+              <w:pStyle w:val="TableText"/>
+            </w:pPr>
+            <w:r>
+              <w:rPr>
+                <w:rFonts w:ascii="Calibri" w:hAnsi="Calibri"/>
+                <w:color w:val="0B2545"/>
+                <w:sz w:val="18"/>
+              </w:rPr>
+              <w:t>Optimizer, training seeds, tuning budget and threshold rule remain pending until explicitly frozen.</w:t>
+            </w:r>
+          </w:p>
+        </w:tc>
+      </w:tr>
+    </w:tbl>
+    <w:p>
+      <w:pPr>
+        <w:pStyle w:val="Heading1"/>
+      </w:pPr>
+      <w:r>
+        <w:t>7. Citation-ready references</w:t>
+      </w:r>
+    </w:p>
+    <w:p>
+      <w:pPr>
+        <w:numPr>
+          <w:ilvl w:val="0"/>
+          <w:numId w:val="10"/>
+        </w:numPr>
+      </w:pPr>
+      <w:r>
+        <w:rPr>
+          <w:rFonts w:ascii="Calibri" w:hAnsi="Calibri"/>
+        </w:rPr>
+        <w:t>Dou, Y., Liu, Z., Sun, L., Deng, Y., Peng, H., &amp; Yu, P. S. (2020). Enhancing graph neural network-based fraud detectors against camouflaged fraudsters. CIKM. https://doi.org/10.1145/3340531.3411903</w:t>
+      </w:r>
+    </w:p>
+    <w:p>
+      <w:pPr>
+        <w:numPr>
+          <w:ilvl w:val="0"/>
+          <w:numId w:val="10"/>
+        </w:numPr>
+      </w:pPr>
+      <w:r>
+        <w:rPr>
+          <w:rFonts w:ascii="Calibri" w:hAnsi="Calibri"/>
+        </w:rPr>
+        <w:t>Zhang, G., et al. (2021). FRAUDRE: Fraud detection dual-resistant to graph inconsistency and imbalance. ICDM. https://doi.org/10.1109/ICDM51629.2021.00098</w:t>
+      </w:r>
+    </w:p>
+    <w:p>
+      <w:pPr>
+        <w:numPr>
+          <w:ilvl w:val="0"/>
+          <w:numId w:val="10"/>
+        </w:numPr>
+      </w:pPr>
+      <w:r>
+        <w:rPr>
+          <w:rFonts w:ascii="Calibri" w:hAnsi="Calibri"/>
+        </w:rPr>
+        <w:t>Liu, Y., et al. (2021). Pick and choose: A GNN-based imbalanced learning approach for fraud detection. The Web Conference, 3168–3177. https://doi.org/10.1145/3442381.3449989</w:t>
+      </w:r>
+    </w:p>
+    <w:p>
+      <w:pPr>
+        <w:numPr>
+          <w:ilvl w:val="0"/>
+          <w:numId w:val="10"/>
+        </w:numPr>
+      </w:pPr>
+      <w:r>
+        <w:rPr>
+          <w:rFonts w:ascii="Calibri" w:hAnsi="Calibri"/>
+        </w:rPr>
+        <w:t>Tang, J., Li, J., Gao, Z., &amp; Li, J. (2022). Rethinking graph neural networks for anomaly detection. ICML, PMLR 162, 21076–21089.</w:t>
+      </w:r>
+    </w:p>
+    <w:p>
+      <w:pPr>
+        <w:numPr>
+          <w:ilvl w:val="0"/>
+          <w:numId w:val="10"/>
+        </w:numPr>
+      </w:pPr>
+      <w:r>
+        <w:rPr>
+          <w:rFonts w:ascii="Calibri" w:hAnsi="Calibri"/>
+        </w:rPr>
+        <w:t>Gao, Y., et al. (2023). Addressing heterophily in graph anomaly detection: A perspective of graph spectrum. The Web Conference. https://doi.org/10.1145/3543507.3583268</w:t>
+      </w:r>
+    </w:p>
+    <w:p>
+      <w:pPr>
+        <w:numPr>
+          <w:ilvl w:val="0"/>
+          <w:numId w:val="10"/>
+        </w:numPr>
+      </w:pPr>
+      <w:r>
+        <w:rPr>
+          <w:rFonts w:ascii="Calibri" w:hAnsi="Calibri"/>
+        </w:rPr>
+        <w:t>Wu, B., et al. (2023). SplitGNN: Spectral graph neural network for fraud detection against heterophily. CIKM. https://doi.org/10.1145/3583780.3615067</w:t>
+      </w:r>
+    </w:p>
+    <w:p>
+      <w:pPr>
+        <w:numPr>
+          <w:ilvl w:val="0"/>
+          <w:numId w:val="10"/>
+        </w:numPr>
+      </w:pPr>
+      <w:r>
+        <w:rPr>
+          <w:rFonts w:ascii="Calibri" w:hAnsi="Calibri"/>
+        </w:rPr>
+        <w:t>Zhuo, W., et al. (2024). Partitioning message passing for graph fraud detection. ICLR.</w:t>
+      </w:r>
+    </w:p>
+    <w:p>
+      <w:pPr>
+        <w:numPr>
+          <w:ilvl w:val="0"/>
+          <w:numId w:val="10"/>
+        </w:numPr>
+      </w:pPr>
+      <w:r>
+        <w:rPr>
+          <w:rFonts w:ascii="Calibri" w:hAnsi="Calibri"/>
+        </w:rPr>
+        <w:t>Duan, M., Zheng, T., Gao, Y., Wang, G., Feng, Z., &amp; Wang, X. (2024). DGA-GNN: Dynamic grouping aggregation GNN for fraud detection. AAAI, 38(10), 11820–11828. https://doi.org/10.1609/aaai.v38i10.29067</w:t>
+      </w:r>
+    </w:p>
+    <w:p>
+      <w:pPr>
+        <w:numPr>
+          <w:ilvl w:val="0"/>
+          <w:numId w:val="10"/>
+        </w:numPr>
+      </w:pPr>
+      <w:r>
+        <w:rPr>
+          <w:rFonts w:ascii="Calibri" w:hAnsi="Calibri"/>
+        </w:rPr>
+        <w:t>Haghighi, V., et al. (2024). TROPICAL: Transformer-based hypergraph learning for camouflaged fraudster detection. ICDM, 121–130. https://doi.org/10.1109/ICDM59182.2024.00019</w:t>
+      </w:r>
+    </w:p>
+    <w:p>
+      <w:pPr>
+        <w:spacing w:before="80" w:after="80"/>
+      </w:pPr>
+      <w:r>
+        <w:rPr>
+          <w:rFonts w:ascii="Calibri" w:hAnsi="Calibri"/>
+          <w:i/>
+          <w:color w:val="5F6B7A"/>
+          <w:sz w:val="17"/>
+        </w:rPr>
+        <w:t>Use the course-required reference style in the final report. This register primarily controls identity and links, not final bibliography styling.</w:t>
+      </w:r>
     </w:p>
     <w:sectPr>
       <w:headerReference w:type="default" r:id="rId9"/>
       <w:footerReference w:type="default" r:id="rId10"/>
       <w:pgSz w:w="12240" w:h="15840"/>
-      <w:pgMar w:top="1152" w:right="1224" w:bottom="1080" w:left="1224" w:header="504" w:footer="504" w:gutter="0"/>
+      <w:pgMar w:top="1440" w:right="1440" w:bottom="1440" w:left="1440" w:header="708" w:footer="708" w:gutter="0"/>
       <w:cols w:space="720"/>
       <w:docGrid w:linePitch="360"/>
     </w:sectPr>
@@ -3153,17 +3612,23 @@
   <w:p>
     <w:pPr>
       <w:pStyle w:val="Footer"/>
+      <w:spacing w:before="0" w:after="0"/>
       <w:jc w:val="right"/>
     </w:pPr>
     <w:r>
       <w:rPr>
         <w:rFonts w:ascii="Calibri" w:hAnsi="Calibri"/>
-        <w:color w:val="5F6B76"/>
-        <w:sz w:val="17"/>
-      </w:rPr>
-      <w:t xml:space="preserve">Updated 4 September 2026  |  Page </w:t>
+        <w:color w:val="5F6B7A"/>
+        <w:sz w:val="18"/>
+      </w:rPr>
+      <w:t xml:space="preserve">COMP8851 | Page </w:t>
     </w:r>
     <w:r>
+      <w:rPr>
+        <w:rFonts w:ascii="Calibri" w:hAnsi="Calibri"/>
+        <w:color w:val="5F6B7A"/>
+        <w:sz w:val="18"/>
+      </w:rPr>
       <w:fldChar w:fldCharType="begin"/>
       <w:instrText xml:space="preserve"> PAGE </w:instrText>
       <w:fldChar w:fldCharType="end"/>
@@ -3184,10 +3649,10 @@
       <w:rPr>
         <w:rFonts w:ascii="Calibri" w:hAnsi="Calibri"/>
         <w:b/>
-        <w:color w:val="5F6B76"/>
+        <w:color w:val="5F6B7A"/>
         <w:sz w:val="17"/>
       </w:rPr>
-      <w:t>COMP8851 | Graph Fraud Benchmark</w:t>
+      <w:t>COMP8851 | Verified paper and code register</w:t>
     </w:r>
   </w:p>
 </w:hdr>
@@ -3399,16 +3864,14 @@
       <w:start w:val="1"/>
       <w:numFmt w:val="bullet"/>
       <w:lvlText w:val="•"/>
-      <w:lvlJc w:val="left"/>
+      <w:suff w:val="tab"/>
       <w:pPr>
         <w:tabs>
           <w:tab w:val="num" w:pos="540"/>
         </w:tabs>
-        <w:ind w:left="540" w:hanging="270"/>
+        <w:ind w:left="540" w:hanging="271"/>
+        <w:spacing w:after="80" w:line="300" w:lineRule="auto"/>
       </w:pPr>
-      <w:rPr>
-        <w:rFonts w:ascii="Calibri" w:hAnsi="Calibri"/>
-      </w:rPr>
     </w:lvl>
   </w:abstractNum>
   <w:num w:numId="10">
@@ -3420,16 +3883,14 @@
       <w:start w:val="1"/>
       <w:numFmt w:val="decimal"/>
       <w:lvlText w:val="%1."/>
-      <w:lvlJc w:val="left"/>
+      <w:suff w:val="tab"/>
       <w:pPr>
         <w:tabs>
           <w:tab w:val="num" w:pos="540"/>
         </w:tabs>
-        <w:ind w:left="540" w:hanging="270"/>
+        <w:ind w:left="540" w:hanging="271"/>
+        <w:spacing w:after="80" w:line="300" w:lineRule="auto"/>
       </w:pPr>
-      <w:rPr>
-        <w:rFonts w:ascii="Calibri" w:hAnsi="Calibri"/>
-      </w:rPr>
     </w:lvl>
   </w:abstractNum>
   <w:num w:numId="11">
@@ -3599,12 +4060,12 @@
     <w:qFormat/>
     <w:rsid w:val="00FC693F"/>
     <w:pPr>
+      <w:widowControl/>
       <w:spacing w:before="0" w:after="120" w:line="300" w:lineRule="auto"/>
     </w:pPr>
     <w:rPr>
       <w:rFonts w:ascii="Calibri" w:hAnsi="Calibri"/>
-      <w:color w:val="0B2545"/>
-      <w:sz w:val="21"/>
+      <w:sz w:val="22"/>
     </w:rPr>
   </w:style>
   <w:style w:type="paragraph" w:styleId="Header">
@@ -3662,7 +4123,7 @@
     <w:pPr>
       <w:keepNext/>
       <w:keepLines/>
-      <w:spacing w:before="320" w:after="160"/>
+      <w:spacing w:before="360" w:after="200" w:line="240" w:lineRule="auto"/>
       <w:outlineLvl w:val="0"/>
     </w:pPr>
     <w:rPr>
@@ -3686,7 +4147,7 @@
     <w:pPr>
       <w:keepNext/>
       <w:keepLines/>
-      <w:spacing w:before="240" w:after="120"/>
+      <w:spacing w:before="280" w:after="140" w:line="240" w:lineRule="auto"/>
       <w:outlineLvl w:val="1"/>
     </w:pPr>
     <w:rPr>
@@ -3710,7 +4171,7 @@
     <w:pPr>
       <w:keepNext/>
       <w:keepLines/>
-      <w:spacing w:before="180" w:after="80"/>
+      <w:spacing w:before="200" w:after="100" w:line="240" w:lineRule="auto"/>
       <w:outlineLvl w:val="2"/>
     </w:pPr>
     <w:rPr>
@@ -3718,7 +4179,7 @@
       <w:b/>
       <w:bCs/>
       <w:color w:val="1F4D78"/>
-      <w:sz w:val="23"/>
+      <w:sz w:val="24"/>
     </w:rPr>
   </w:style>
   <w:style w:type="paragraph" w:styleId="Heading4">
@@ -3949,20 +4410,18 @@
     <w:qFormat/>
     <w:rsid w:val="00FC693F"/>
     <w:pPr>
-      <w:keepNext/>
       <w:pBdr>
         <w:bottom w:val="single" w:sz="8" w:space="4" w:color="4F81BD" w:themeColor="accent1"/>
       </w:pBdr>
-      <w:spacing w:after="100" w:line="240" w:lineRule="auto" w:before="0"/>
+      <w:spacing w:after="300" w:line="240" w:lineRule="auto"/>
       <w:contextualSpacing/>
     </w:pPr>
     <w:rPr>
-      <w:rFonts w:asciiTheme="majorHAnsi" w:eastAsiaTheme="majorEastAsia" w:hAnsiTheme="majorHAnsi" w:cstheme="majorBidi" w:ascii="Calibri" w:hAnsi="Calibri"/>
-      <w:b/>
-      <w:color w:val="1F4D78"/>
+      <w:rFonts w:asciiTheme="majorHAnsi" w:eastAsiaTheme="majorEastAsia" w:hAnsiTheme="majorHAnsi" w:cstheme="majorBidi"/>
+      <w:color w:val="17365D" w:themeColor="text2" w:themeShade="BF"/>
       <w:spacing w:val="5"/>
       <w:kern w:val="28"/>
-      <w:sz w:val="48"/>
+      <w:sz w:val="52"/>
       <w:szCs w:val="52"/>
     </w:rPr>
   </w:style>
@@ -3990,18 +4449,15 @@
     <w:qFormat/>
     <w:rsid w:val="00FC693F"/>
     <w:pPr>
-      <w:keepNext/>
       <w:numPr>
         <w:ilvl w:val="1"/>
       </w:numPr>
-      <w:spacing w:before="0" w:after="280"/>
     </w:pPr>
     <w:rPr>
-      <w:rFonts w:asciiTheme="majorHAnsi" w:eastAsiaTheme="majorEastAsia" w:hAnsiTheme="majorHAnsi" w:cstheme="majorBidi" w:ascii="Calibri" w:hAnsi="Calibri"/>
-      <w:b w:val="0"/>
+      <w:rFonts w:asciiTheme="majorHAnsi" w:eastAsiaTheme="majorEastAsia" w:hAnsiTheme="majorHAnsi" w:cstheme="majorBidi"/>
       <w:i/>
       <w:iCs/>
-      <w:color w:val="5F6B76"/>
+      <w:color w:val="4F81BD" w:themeColor="accent1"/>
       <w:spacing w:val="15"/>
       <w:sz w:val="24"/>
       <w:szCs w:val="24"/>
@@ -15294,6 +15750,16 @@
         <w:shd w:val="clear" w:color="auto" w:fill="FBCAA2" w:themeFill="accent6" w:themeFillTint="7F"/>
       </w:tcPr>
     </w:tblStylePr>
+  </w:style>
+  <w:style w:type="paragraph" w:customStyle="1" w:styleId="TableText">
+    <w:name w:val="Table Text"/>
+    <w:pPr>
+      <w:spacing w:before="0" w:after="40" w:line="259" w:lineRule="auto"/>
+    </w:pPr>
+    <w:rPr>
+      <w:rFonts w:ascii="Calibri" w:hAnsi="Calibri"/>
+      <w:sz w:val="18"/>
+    </w:rPr>
   </w:style>
 </w:styles>
 </file>
